--- a/docs/tien-do-1/BAO_CAO_TIEN_DO_1_PhanDucHuy_DT028.docx
+++ b/docs/tien-do-1/BAO_CAO_TIEN_DO_1_PhanDucHuy_DT028.docx
@@ -39,7 +39,7 @@
           <w:p/>
           <w:p>
             <w:pPr>
-              <w:spacing w:after="20" w:line="240" w:lineRule="auto"/>
+              <w:spacing w:after="20"/>
               <w:jc w:val="center"/>
             </w:pPr>
             <w:r>
@@ -52,7 +52,7 @@
           </w:p>
           <w:p>
             <w:pPr>
-              <w:spacing w:after="20" w:line="240" w:lineRule="auto"/>
+              <w:spacing w:after="20"/>
               <w:jc w:val="center"/>
             </w:pPr>
             <w:r>
@@ -65,7 +65,7 @@
           </w:p>
           <w:p>
             <w:pPr>
-              <w:spacing w:after="20" w:line="240" w:lineRule="auto"/>
+              <w:spacing w:after="20"/>
               <w:jc w:val="center"/>
             </w:pPr>
             <w:r>
@@ -78,7 +78,7 @@
           </w:p>
           <w:p>
             <w:pPr>
-              <w:spacing w:after="20" w:line="240" w:lineRule="auto"/>
+              <w:spacing w:after="20"/>
               <w:jc w:val="center"/>
             </w:pPr>
             <w:r>
@@ -91,7 +91,7 @@
           </w:p>
           <w:p>
             <w:pPr>
-              <w:spacing w:after="400" w:line="240" w:lineRule="auto"/>
+              <w:spacing w:after="400"/>
               <w:jc w:val="center"/>
             </w:pPr>
             <w:r>
@@ -112,10 +112,10 @@
                 <w:noProof/>
               </w:rPr>
               <w:drawing>
-                <wp:inline distT="0" distB="0" distL="0" distR="0" wp14:anchorId="70FA6045" wp14:editId="504C1BD8">
+                <wp:inline distT="0" distB="0" distL="0" distR="0" wp14:anchorId="0DDCB503" wp14:editId="6718EBD6">
                   <wp:extent cx="972000" cy="1104192"/>
                   <wp:effectExtent l="0" t="0" r="0" b="0"/>
-                  <wp:docPr id="4" name="Picture 4"/>
+                  <wp:docPr id="10" name="Picture 10"/>
                   <wp:cNvGraphicFramePr>
                     <a:graphicFrameLocks xmlns:a="http://schemas.openxmlformats.org/drawingml/2006/main" noChangeAspect="1"/>
                   </wp:cNvGraphicFramePr>
@@ -123,7 +123,7 @@
                     <a:graphicData uri="http://schemas.openxmlformats.org/drawingml/2006/picture">
                       <pic:pic xmlns:pic="http://schemas.openxmlformats.org/drawingml/2006/picture">
                         <pic:nvPicPr>
-                          <pic:cNvPr id="0" name="image.png"/>
+                          <pic:cNvPr id="0" name="logo_ptit.png"/>
                           <pic:cNvPicPr/>
                         </pic:nvPicPr>
                         <pic:blipFill>
@@ -150,20 +150,20 @@
           </w:p>
           <w:p>
             <w:pPr>
-              <w:spacing w:line="240" w:lineRule="auto"/>
+              <w:spacing w:after="80"/>
               <w:jc w:val="center"/>
             </w:pPr>
             <w:r>
               <w:rPr>
                 <w:b/>
-                <w:sz w:val="40"/>
+                <w:sz w:val="36"/>
               </w:rPr>
               <w:t>BÁO CÁO TIẾN ĐỘ 1</w:t>
             </w:r>
           </w:p>
           <w:p>
             <w:pPr>
-              <w:spacing w:after="160" w:line="240" w:lineRule="auto"/>
+              <w:spacing w:after="160"/>
               <w:jc w:val="center"/>
             </w:pPr>
             <w:r>
@@ -175,7 +175,7 @@
           </w:p>
           <w:p>
             <w:pPr>
-              <w:spacing w:after="60" w:line="240" w:lineRule="auto"/>
+              <w:spacing w:after="60"/>
               <w:jc w:val="center"/>
             </w:pPr>
             <w:r>
@@ -188,7 +188,7 @@
           </w:p>
           <w:p>
             <w:pPr>
-              <w:spacing w:line="240" w:lineRule="auto"/>
+              <w:spacing w:after="80"/>
               <w:jc w:val="center"/>
             </w:pPr>
             <w:r>
@@ -201,7 +201,7 @@
           </w:p>
           <w:p>
             <w:pPr>
-              <w:spacing w:after="560" w:line="240" w:lineRule="auto"/>
+              <w:spacing w:after="560"/>
               <w:jc w:val="center"/>
             </w:pPr>
             <w:r>
@@ -218,7 +218,7 @@
                 <w:tab w:val="left" w:pos="3798"/>
                 <w:tab w:val="left" w:pos="4082"/>
               </w:tabs>
-              <w:spacing w:after="60" w:line="240" w:lineRule="auto"/>
+              <w:spacing w:after="60"/>
               <w:ind w:left="907"/>
             </w:pPr>
             <w:r>
@@ -249,7 +249,7 @@
                 <w:tab w:val="left" w:pos="3798"/>
                 <w:tab w:val="left" w:pos="4082"/>
               </w:tabs>
-              <w:spacing w:after="60" w:line="240" w:lineRule="auto"/>
+              <w:spacing w:after="60"/>
               <w:ind w:left="907"/>
             </w:pPr>
             <w:r>
@@ -280,7 +280,7 @@
                 <w:tab w:val="left" w:pos="3798"/>
                 <w:tab w:val="left" w:pos="4082"/>
               </w:tabs>
-              <w:spacing w:after="60" w:line="240" w:lineRule="auto"/>
+              <w:spacing w:after="60"/>
               <w:ind w:left="907"/>
             </w:pPr>
             <w:r>
@@ -311,7 +311,7 @@
                 <w:tab w:val="left" w:pos="3798"/>
                 <w:tab w:val="left" w:pos="4082"/>
               </w:tabs>
-              <w:spacing w:after="60" w:line="240" w:lineRule="auto"/>
+              <w:spacing w:after="60"/>
               <w:ind w:left="907"/>
             </w:pPr>
             <w:r>
@@ -338,13 +338,12 @@
           </w:p>
           <w:p>
             <w:pPr>
-              <w:spacing w:after="800" w:line="240" w:lineRule="auto"/>
+              <w:spacing w:after="800"/>
               <w:jc w:val="center"/>
             </w:pPr>
           </w:p>
           <w:p>
             <w:pPr>
-              <w:spacing w:after="0" w:line="240" w:lineRule="auto"/>
               <w:jc w:val="center"/>
             </w:pPr>
             <w:r>
@@ -359,537 +358,248 @@
       </w:tr>
     </w:tbl>
     <w:p>
-      <w:r>
-        <w:br w:type="page"/>
-      </w:r>
+      <w:pPr>
+        <w:sectPr>
+          <w:footerReference w:type="default" r:id="rId9"/>
+          <w:pgSz w:w="11906" w:h="16838"/>
+          <w:pgMar w:top="1134" w:right="1134" w:bottom="1134" w:left="1701" w:header="567" w:footer="567" w:gutter="0"/>
+          <w:cols w:space="720"/>
+          <w:docGrid w:linePitch="360"/>
+        </w:sectPr>
+      </w:pPr>
     </w:p>
     <w:p>
       <w:pPr>
-        <w:spacing w:before="200"/>
-      </w:pPr>
+        <w:pStyle w:val="Heading1"/>
+        <w:keepNext w:val="0"/>
+        <w:spacing w:before="0" w:after="320"/>
+      </w:pPr>
+      <w:bookmarkStart w:id="0" w:name="_Toc243433142"/>
       <w:r>
-        <w:rPr>
-          <w:b/>
-          <w:sz w:val="28"/>
-        </w:rPr>
         <w:lastRenderedPageBreak/>
-        <w:t>1. THÔNG TIN ĐỀ TÀI VÀ MỤC TIÊU</w:t>
+        <w:t>PHIẾU GIAO ĐỀ TÀI</w:t>
       </w:r>
+      <w:bookmarkEnd w:id="0"/>
     </w:p>
     <w:p>
-      <w:r>
-        <w:t>Đề tài DT028 yêu cầu với một mảng số nguyên đã tăng không giảm và một khóa x, tìm vị trí xuất hiện đầu tiên, vị trí xuất hiện cuối cùng rồi suy ra tần suất. Trọng tâm là tự cài hai tìm kiếm nhị phân, theo dõi biến lo, hi, mid, kq và phân biệt vị trí chèn với một lần xuất hiện thật.</w:t>
-      </w:r>
-    </w:p>
-    <w:p>
-      <w:pPr>
-        <w:pStyle w:val="ListBullet"/>
-        <w:spacing w:after="40"/>
-      </w:pPr>
-      <w:r>
-        <w:t>Đầu vào: a::Vector{Int} tăng không giảm, 0 ≤ n ≤ 10000; x nguyên; khóa trùng hợp lệ.</w:t>
-      </w:r>
-    </w:p>
-    <w:p>
-      <w:pPr>
-        <w:pStyle w:val="ListBullet"/>
-        <w:spacing w:after="40"/>
-      </w:pPr>
-      <w:r>
-        <w:t>Đầu ra: first, last (1-based), count; nếu x vắng: first = last = count = 0.</w:t>
-      </w:r>
-    </w:p>
-    <w:p>
-      <w:pPr>
-        <w:pStyle w:val="ListBullet"/>
-        <w:spacing w:after="40"/>
-      </w:pPr>
-      <w:r>
-        <w:t>Hàm chính: vi_tri_dau(a,x), vi_tri_cuoi(a,x), tan_suat(a,x).</w:t>
-      </w:r>
-    </w:p>
-    <w:p>
-      <w:pPr>
-        <w:pStyle w:val="ListBullet"/>
-        <w:spacing w:after="40"/>
-      </w:pPr>
-      <w:r>
-        <w:t>Yêu cầu tùy chọn: dem_trong_doan(a,L,U) — đếm phần tử trong đoạn [L,U].</w:t>
-      </w:r>
-    </w:p>
-    <w:p>
+      <w:pPr>
+        <w:pStyle w:val="Nidung"/>
+        <w:spacing w:before="0" w:after="100" w:line="269" w:lineRule="auto"/>
+        <w:ind w:firstLine="0"/>
+        <w:jc w:val="left"/>
+      </w:pPr>
       <w:r>
         <w:rPr>
           <w:b/>
         </w:rPr>
-        <w:t xml:space="preserve">Mã nguồn GitHub: </w:t>
-      </w:r>
-      <w:hyperlink r:id="rId9">
-        <w:r>
-          <w:rPr>
-            <w:color w:val="0563C1"/>
-            <w:u w:val="single"/>
-          </w:rPr>
-          <w:t>https://github.com/Mildsivan/ctdl-baocao</w:t>
-        </w:r>
-      </w:hyperlink>
-    </w:p>
-    <w:p>
-      <w:pPr>
-        <w:spacing w:before="200"/>
-      </w:pPr>
-      <w:r>
-        <w:rPr>
-          <w:b/>
-          <w:sz w:val="28"/>
-        </w:rPr>
-        <w:t>2. KHỐI LƯỢNG ĐÃ THỰC HIỆN</w:t>
-      </w:r>
-    </w:p>
-    <w:p>
-      <w:pPr>
-        <w:pStyle w:val="ListBullet"/>
-        <w:spacing w:after="40"/>
-      </w:pPr>
-      <w:r>
-        <w:t>Đọc phiếu DT028, đối chiếu giáo trình Chương 2, mục 2.6.2 và mục 2.8 bài 28.</w:t>
-      </w:r>
-    </w:p>
-    <w:p>
-      <w:pPr>
-        <w:pStyle w:val="ListBullet"/>
-        <w:spacing w:after="40"/>
-      </w:pPr>
-      <w:r>
-        <w:t>Cài đặt mã nguồn Julia: kiểm tra dữ liệu vào, hai tìm kiếm biên, ghép tần suất, quét tuyến tính đối chứng.</w:t>
-      </w:r>
-    </w:p>
-    <w:p>
-      <w:pPr>
-        <w:pStyle w:val="ListBullet"/>
-        <w:spacing w:after="40"/>
-      </w:pPr>
-      <w:r>
-        <w:t>Viết bộ kiểm thử 12 ca chức năng + 01 ca lỗi; chạy thật 18.624 phép kiểm, tất cả đạt.</w:t>
-      </w:r>
-    </w:p>
-    <w:p>
-      <w:pPr>
-        <w:pStyle w:val="ListBullet"/>
-        <w:spacing w:after="40"/>
-      </w:pPr>
-      <w:r>
-        <w:t>Chạy demo 8 ca, in số lần xét mid của từng biên; lưu log và ảnh A01–A09.</w:t>
-      </w:r>
-    </w:p>
-    <w:p>
-      <w:pPr>
-        <w:pStyle w:val="ListBullet"/>
-        <w:spacing w:after="40"/>
-      </w:pPr>
-      <w:r>
-        <w:t>Hoàn thiện báo cáo Word/PDF 39 trang, chép đủ phiếu, bảng truy vết, 4 quy mô khảo sát.</w:t>
-      </w:r>
-    </w:p>
-    <w:p>
-      <w:pPr>
-        <w:pStyle w:val="ListBullet"/>
-        <w:spacing w:after="40"/>
-      </w:pPr>
-      <w:r>
-        <w:t>Làm trang mô phỏng HTML và bìa báo cáo.</w:t>
-      </w:r>
-    </w:p>
-    <w:p>
-      <w:pPr>
-        <w:spacing w:before="200"/>
-      </w:pPr>
-      <w:r>
-        <w:rPr>
-          <w:b/>
-          <w:sz w:val="28"/>
-        </w:rPr>
-        <w:t>3. KẾT QUẢ HIỆN TẠI</w:t>
-      </w:r>
-    </w:p>
-    <w:p>
-      <w:pPr>
-        <w:spacing w:before="120" w:after="60"/>
-      </w:pPr>
-      <w:r>
-        <w:rPr>
-          <w:b/>
-        </w:rPr>
-        <w:t>3.1. Năm ca kiểm trên phiếu</w:t>
+        <w:t>Học phần INT13185   Nhóm 03   Giảng viên Hồ Nhựt Minh</w:t>
       </w:r>
     </w:p>
     <w:tbl>
       <w:tblPr>
         <w:tblStyle w:val="TableGrid"/>
         <w:tblW w:w="0" w:type="auto"/>
-        <w:jc w:val="center"/>
+        <w:tblBorders>
+          <w:top w:val="single" w:sz="4" w:space="0" w:color="D9D9D9"/>
+          <w:left w:val="single" w:sz="4" w:space="0" w:color="D9D9D9"/>
+          <w:bottom w:val="single" w:sz="4" w:space="0" w:color="D9D9D9"/>
+          <w:right w:val="single" w:sz="4" w:space="0" w:color="D9D9D9"/>
+          <w:insideH w:val="single" w:sz="4" w:space="0" w:color="D9D9D9"/>
+          <w:insideV w:val="single" w:sz="4" w:space="0" w:color="D9D9D9"/>
+        </w:tblBorders>
+        <w:tblLayout w:type="fixed"/>
+        <w:tblCellMar>
+          <w:top w:w="70" w:type="dxa"/>
+          <w:left w:w="70" w:type="dxa"/>
+          <w:bottom w:w="70" w:type="dxa"/>
+          <w:right w:w="70" w:type="dxa"/>
+        </w:tblCellMar>
         <w:tblLook w:val="04A0" w:firstRow="1" w:lastRow="0" w:firstColumn="1" w:lastColumn="0" w:noHBand="0" w:noVBand="1"/>
       </w:tblPr>
       <w:tblGrid>
-        <w:gridCol w:w="680"/>
-        <w:gridCol w:w="3515"/>
-        <w:gridCol w:w="2381"/>
-        <w:gridCol w:w="1701"/>
+        <w:gridCol w:w="2835"/>
+        <w:gridCol w:w="6236"/>
       </w:tblGrid>
       <w:tr>
         <w:trPr>
-          <w:jc w:val="center"/>
+          <w:cantSplit/>
+          <w:tblHeader/>
         </w:trPr>
         <w:tc>
           <w:tcPr>
-            <w:tcW w:w="680" w:type="dxa"/>
-          </w:tcPr>
-          <w:p>
-            <w:pPr>
-              <w:jc w:val="center"/>
+            <w:tcW w:w="2835" w:type="dxa"/>
+            <w:shd w:val="clear" w:color="auto" w:fill="E8EBEF"/>
+            <w:vAlign w:val="center"/>
+          </w:tcPr>
+          <w:p>
+            <w:pPr>
+              <w:spacing w:after="40" w:line="252" w:lineRule="auto"/>
             </w:pPr>
             <w:r>
               <w:rPr>
                 <w:b/>
-                <w:sz w:val="21"/>
+                <w:sz w:val="24"/>
               </w:rPr>
-              <w:t>Ca</w:t>
-            </w:r>
-          </w:p>
-        </w:tc>
-        <w:tc>
-          <w:tcPr>
-            <w:tcW w:w="3515" w:type="dxa"/>
-          </w:tcPr>
-          <w:p>
-            <w:pPr>
-              <w:jc w:val="center"/>
-            </w:pPr>
-            <w:r>
-              <w:rPr>
-                <w:b/>
-                <w:sz w:val="21"/>
-              </w:rPr>
-              <w:t>Input</w:t>
-            </w:r>
-          </w:p>
-        </w:tc>
-        <w:tc>
-          <w:tcPr>
-            <w:tcW w:w="2381" w:type="dxa"/>
-          </w:tcPr>
-          <w:p>
-            <w:pPr>
-              <w:jc w:val="center"/>
-            </w:pPr>
-            <w:r>
-              <w:rPr>
-                <w:b/>
-                <w:sz w:val="21"/>
-              </w:rPr>
-              <w:t>Kỳ vọng</w:t>
-            </w:r>
-          </w:p>
-        </w:tc>
-        <w:tc>
-          <w:tcPr>
-            <w:tcW w:w="1701" w:type="dxa"/>
-          </w:tcPr>
-          <w:p>
-            <w:pPr>
-              <w:jc w:val="center"/>
-            </w:pPr>
-            <w:r>
-              <w:rPr>
-                <w:b/>
-                <w:sz w:val="21"/>
-              </w:rPr>
-              <w:t>Kết quả</w:t>
+              <w:t>Thông tin</w:t>
+            </w:r>
+          </w:p>
+        </w:tc>
+        <w:tc>
+          <w:tcPr>
+            <w:tcW w:w="6236" w:type="dxa"/>
+            <w:shd w:val="clear" w:color="auto" w:fill="E8EBEF"/>
+            <w:vAlign w:val="center"/>
+          </w:tcPr>
+          <w:p>
+            <w:pPr>
+              <w:spacing w:after="40" w:line="252" w:lineRule="auto"/>
+            </w:pPr>
+            <w:r>
+              <w:t>Thông tin đề tài và sinh viên</w:t>
             </w:r>
           </w:p>
         </w:tc>
       </w:tr>
       <w:tr>
         <w:trPr>
-          <w:jc w:val="center"/>
+          <w:cantSplit/>
         </w:trPr>
         <w:tc>
           <w:tcPr>
-            <w:tcW w:w="680" w:type="dxa"/>
-          </w:tcPr>
-          <w:p>
+            <w:tcW w:w="2835" w:type="dxa"/>
+            <w:vAlign w:val="center"/>
+          </w:tcPr>
+          <w:p>
+            <w:pPr>
+              <w:spacing w:after="40" w:line="252" w:lineRule="auto"/>
+            </w:pPr>
             <w:r>
               <w:rPr>
-                <w:sz w:val="21"/>
+                <w:sz w:val="24"/>
               </w:rPr>
-              <w:t>1</w:t>
-            </w:r>
-          </w:p>
-        </w:tc>
-        <w:tc>
-          <w:tcPr>
-            <w:tcW w:w="3515" w:type="dxa"/>
-          </w:tcPr>
-          <w:p>
-            <w:r>
-              <w:rPr>
-                <w:sz w:val="21"/>
-              </w:rPr>
-              <w:t>[1,2,2,2,4], x=2</w:t>
-            </w:r>
-          </w:p>
-        </w:tc>
-        <w:tc>
-          <w:tcPr>
-            <w:tcW w:w="2381" w:type="dxa"/>
-          </w:tcPr>
-          <w:p>
-            <w:r>
-              <w:rPr>
-                <w:sz w:val="21"/>
-              </w:rPr>
-              <w:t>2, 4, 3</w:t>
-            </w:r>
-          </w:p>
-        </w:tc>
-        <w:tc>
-          <w:tcPr>
-            <w:tcW w:w="1701" w:type="dxa"/>
-          </w:tcPr>
-          <w:p>
-            <w:r>
-              <w:rPr>
-                <w:sz w:val="21"/>
-              </w:rPr>
-              <w:t>PASS</w:t>
+              <w:t>Họ tên MSSV lớp</w:t>
+            </w:r>
+          </w:p>
+        </w:tc>
+        <w:tc>
+          <w:tcPr>
+            <w:tcW w:w="6236" w:type="dxa"/>
+            <w:vAlign w:val="center"/>
+          </w:tcPr>
+          <w:p>
+            <w:pPr>
+              <w:spacing w:after="40" w:line="252" w:lineRule="auto"/>
+            </w:pPr>
+            <w:r>
+              <w:t>Phan Đức Huy  —  N24DCDT034  —  D24CQDT01-N</w:t>
             </w:r>
           </w:p>
         </w:tc>
       </w:tr>
       <w:tr>
         <w:trPr>
-          <w:jc w:val="center"/>
+          <w:cantSplit/>
         </w:trPr>
         <w:tc>
           <w:tcPr>
-            <w:tcW w:w="680" w:type="dxa"/>
-          </w:tcPr>
-          <w:p>
+            <w:tcW w:w="2835" w:type="dxa"/>
+            <w:vAlign w:val="center"/>
+          </w:tcPr>
+          <w:p>
+            <w:pPr>
+              <w:spacing w:after="40" w:line="252" w:lineRule="auto"/>
+            </w:pPr>
             <w:r>
               <w:rPr>
-                <w:sz w:val="21"/>
+                <w:sz w:val="24"/>
               </w:rPr>
-              <w:t>2</w:t>
-            </w:r>
-          </w:p>
-        </w:tc>
-        <w:tc>
-          <w:tcPr>
-            <w:tcW w:w="3515" w:type="dxa"/>
-          </w:tcPr>
-          <w:p>
-            <w:r>
-              <w:rPr>
-                <w:sz w:val="21"/>
-              </w:rPr>
-              <w:t>Cùng mảng, x=3</w:t>
-            </w:r>
-          </w:p>
-        </w:tc>
-        <w:tc>
-          <w:tcPr>
-            <w:tcW w:w="2381" w:type="dxa"/>
-          </w:tcPr>
-          <w:p>
-            <w:r>
-              <w:rPr>
-                <w:sz w:val="21"/>
-              </w:rPr>
-              <w:t>0, 0, 0</w:t>
-            </w:r>
-          </w:p>
-        </w:tc>
-        <w:tc>
-          <w:tcPr>
-            <w:tcW w:w="1701" w:type="dxa"/>
-          </w:tcPr>
-          <w:p>
-            <w:r>
-              <w:rPr>
-                <w:sz w:val="21"/>
-              </w:rPr>
-              <w:t>PASS</w:t>
+              <w:t>Mã đề và tên đề</w:t>
+            </w:r>
+          </w:p>
+        </w:tc>
+        <w:tc>
+          <w:tcPr>
+            <w:tcW w:w="6236" w:type="dxa"/>
+            <w:vAlign w:val="center"/>
+          </w:tcPr>
+          <w:p>
+            <w:pPr>
+              <w:spacing w:after="40" w:line="252" w:lineRule="auto"/>
+            </w:pPr>
+            <w:r>
+              <w:t>DT028 — Tìm vị trí đầu, cuối và tần suất của x</w:t>
             </w:r>
           </w:p>
         </w:tc>
       </w:tr>
       <w:tr>
         <w:trPr>
-          <w:jc w:val="center"/>
+          <w:cantSplit/>
         </w:trPr>
         <w:tc>
           <w:tcPr>
-            <w:tcW w:w="680" w:type="dxa"/>
-          </w:tcPr>
-          <w:p>
+            <w:tcW w:w="2835" w:type="dxa"/>
+            <w:vAlign w:val="center"/>
+          </w:tcPr>
+          <w:p>
+            <w:pPr>
+              <w:spacing w:after="40" w:line="252" w:lineRule="auto"/>
+            </w:pPr>
             <w:r>
               <w:rPr>
-                <w:sz w:val="21"/>
+                <w:sz w:val="24"/>
               </w:rPr>
-              <w:t>3</w:t>
-            </w:r>
-          </w:p>
-        </w:tc>
-        <w:tc>
-          <w:tcPr>
-            <w:tcW w:w="3515" w:type="dxa"/>
-          </w:tcPr>
-          <w:p>
-            <w:r>
-              <w:rPr>
-                <w:sz w:val="21"/>
-              </w:rPr>
-              <w:t>[5,5,5], x=5</w:t>
-            </w:r>
-          </w:p>
-        </w:tc>
-        <w:tc>
-          <w:tcPr>
-            <w:tcW w:w="2381" w:type="dxa"/>
-          </w:tcPr>
-          <w:p>
-            <w:r>
-              <w:rPr>
-                <w:sz w:val="21"/>
-              </w:rPr>
-              <w:t>1, 3, 3</w:t>
-            </w:r>
-          </w:p>
-        </w:tc>
-        <w:tc>
-          <w:tcPr>
-            <w:tcW w:w="1701" w:type="dxa"/>
-          </w:tcPr>
-          <w:p>
-            <w:r>
-              <w:rPr>
-                <w:sz w:val="21"/>
-              </w:rPr>
-              <w:t>PASS</w:t>
+              <w:t>Căn cứ giáo trình</w:t>
+            </w:r>
+          </w:p>
+        </w:tc>
+        <w:tc>
+          <w:tcPr>
+            <w:tcW w:w="6236" w:type="dxa"/>
+            <w:vAlign w:val="center"/>
+          </w:tcPr>
+          <w:p>
+            <w:pPr>
+              <w:spacing w:after="40" w:line="252" w:lineRule="auto"/>
+            </w:pPr>
+            <w:r>
+              <w:t>Chương 2, Mục 2.6.2; mục 2.8 bài 28; trang in 50–52, 62; trang PDF 62–64, 74</w:t>
             </w:r>
           </w:p>
         </w:tc>
       </w:tr>
       <w:tr>
         <w:trPr>
-          <w:jc w:val="center"/>
+          <w:cantSplit/>
         </w:trPr>
         <w:tc>
           <w:tcPr>
-            <w:tcW w:w="680" w:type="dxa"/>
-          </w:tcPr>
-          <w:p>
+            <w:tcW w:w="2835" w:type="dxa"/>
+            <w:vAlign w:val="center"/>
+          </w:tcPr>
+          <w:p>
+            <w:pPr>
+              <w:spacing w:after="40" w:line="252" w:lineRule="auto"/>
+            </w:pPr>
             <w:r>
               <w:rPr>
-                <w:sz w:val="21"/>
+                <w:sz w:val="24"/>
               </w:rPr>
-              <w:t>4</w:t>
-            </w:r>
-          </w:p>
-        </w:tc>
-        <w:tc>
-          <w:tcPr>
-            <w:tcW w:w="3515" w:type="dxa"/>
-          </w:tcPr>
-          <w:p>
-            <w:r>
-              <w:rPr>
-                <w:sz w:val="21"/>
-              </w:rPr>
-              <w:t>[1,2], x=1</w:t>
-            </w:r>
-          </w:p>
-        </w:tc>
-        <w:tc>
-          <w:tcPr>
-            <w:tcW w:w="2381" w:type="dxa"/>
-          </w:tcPr>
-          <w:p>
-            <w:r>
-              <w:rPr>
-                <w:sz w:val="21"/>
-              </w:rPr>
-              <w:t>1, 1, 1</w:t>
-            </w:r>
-          </w:p>
-        </w:tc>
-        <w:tc>
-          <w:tcPr>
-            <w:tcW w:w="1701" w:type="dxa"/>
-          </w:tcPr>
-          <w:p>
-            <w:r>
-              <w:rPr>
-                <w:sz w:val="21"/>
-              </w:rPr>
-              <w:t>PASS</w:t>
-            </w:r>
-          </w:p>
-        </w:tc>
-      </w:tr>
-      <w:tr>
-        <w:trPr>
-          <w:jc w:val="center"/>
-        </w:trPr>
-        <w:tc>
-          <w:tcPr>
-            <w:tcW w:w="680" w:type="dxa"/>
-          </w:tcPr>
-          <w:p>
-            <w:r>
-              <w:rPr>
-                <w:sz w:val="21"/>
-              </w:rPr>
-              <w:t>5</w:t>
-            </w:r>
-          </w:p>
-        </w:tc>
-        <w:tc>
-          <w:tcPr>
-            <w:tcW w:w="3515" w:type="dxa"/>
-          </w:tcPr>
-          <w:p>
-            <w:r>
-              <w:rPr>
-                <w:sz w:val="21"/>
-              </w:rPr>
-              <w:t>Mảng rỗng, x=5</w:t>
-            </w:r>
-          </w:p>
-        </w:tc>
-        <w:tc>
-          <w:tcPr>
-            <w:tcW w:w="2381" w:type="dxa"/>
-          </w:tcPr>
-          <w:p>
-            <w:r>
-              <w:rPr>
-                <w:sz w:val="21"/>
-              </w:rPr>
-              <w:t>0, 0, 0</w:t>
-            </w:r>
-          </w:p>
-        </w:tc>
-        <w:tc>
-          <w:tcPr>
-            <w:tcW w:w="1701" w:type="dxa"/>
-          </w:tcPr>
-          <w:p>
-            <w:r>
-              <w:rPr>
-                <w:sz w:val="21"/>
-              </w:rPr>
-              <w:t>PASS</w:t>
+              <w:t>Ngày giao ngày nộp</w:t>
+            </w:r>
+          </w:p>
+        </w:tc>
+        <w:tc>
+          <w:tcPr>
+            <w:tcW w:w="6236" w:type="dxa"/>
+            <w:vAlign w:val="center"/>
+          </w:tcPr>
+          <w:p>
+            <w:pPr>
+              <w:spacing w:after="40" w:line="252" w:lineRule="auto"/>
+            </w:pPr>
+            <w:r>
+              <w:t>Ngày giao 17/10/2026  —  Ngày nộp 20/10/2026</w:t>
             </w:r>
           </w:p>
         </w:tc>
@@ -897,626 +607,1893 @@
     </w:tbl>
     <w:p>
       <w:pPr>
-        <w:spacing w:after="0"/>
-      </w:pPr>
-    </w:p>
-    <w:p>
-      <w:r>
-        <w:t>Bộ kiểm thử đầy đủ gồm 12 ca chức năng và 01 ca lỗi LOI01; tổng 18.624/18.624 phép kiểm đạt. Khảo sát n = 5, 50, 500, 5000 cho số lần xét mid lần lượt 5, 12, 18, 25.</w:t>
-      </w:r>
-    </w:p>
-    <w:p>
-      <w:r>
-        <w:br w:type="page"/>
-      </w:r>
-    </w:p>
-    <w:p>
-      <w:pPr>
-        <w:spacing w:before="120" w:after="60"/>
+        <w:pStyle w:val="Nidung"/>
+        <w:spacing w:after="100" w:line="300" w:lineRule="auto"/>
+        <w:jc w:val="left"/>
       </w:pPr>
       <w:r>
         <w:rPr>
           <w:b/>
         </w:rPr>
+        <w:t xml:space="preserve">Đề bài: </w:t>
+      </w:r>
+      <w:r>
+        <w:t>Cho mảng đã tăng có khóa trùng, tìm lần xuất hiện đầu tiên và cuối cùng bằng hai tìm kiếm nhị phân. Từ hai biên đếm số lần xuất hiện, phân biệt với tìm một vị trí bất kỳ và xử lý giá trị hoàn toàn vắng mặt. Trọng tâm là tự viết hàm, theo dõi biến qua từng bước và giải thích kết quả trên các trường hợp nhỏ.</w:t>
+      </w:r>
+    </w:p>
+    <w:p>
+      <w:pPr>
+        <w:pStyle w:val="Nidung"/>
+        <w:spacing w:after="100" w:line="300" w:lineRule="auto"/>
+        <w:jc w:val="left"/>
+      </w:pPr>
+      <w:r>
+        <w:rPr>
+          <w:b/>
+        </w:rPr>
+        <w:t xml:space="preserve">Dữ liệu vào: </w:t>
+      </w:r>
+      <w:r>
+        <w:t>a::Vector{Int} tăng không giảm, 0 ≤ n ≤ 10000; x nguyên; vắng trả first = last = 0, count = 0. Nhập từ bàn phím hoặc truyền trực tiếp các giá trị, mảng đã khai báo trong chương trình.</w:t>
+      </w:r>
+    </w:p>
+    <w:p>
+      <w:pPr>
+        <w:pStyle w:val="Nidung"/>
+        <w:spacing w:after="100" w:line="300" w:lineRule="auto"/>
+        <w:jc w:val="left"/>
+      </w:pPr>
+      <w:r>
+        <w:rPr>
+          <w:b/>
+        </w:rPr>
+        <w:t xml:space="preserve">Kết quả ra: </w:t>
+      </w:r>
+      <w:r>
+        <w:t>Hai chỉ số 1-based đầu/cuối và tần suất; nếu thấy, count = last − first + 1; trace hai quá trình tìm biên.</w:t>
+      </w:r>
+    </w:p>
+    <w:p>
+      <w:pPr>
+        <w:pStyle w:val="Nidung"/>
+        <w:spacing w:after="100" w:line="300" w:lineRule="auto"/>
+        <w:jc w:val="left"/>
+      </w:pPr>
+      <w:r>
+        <w:rPr>
+          <w:b/>
+        </w:rPr>
+        <w:t xml:space="preserve">Ví dụ 1: </w:t>
+      </w:r>
+      <w:r>
+        <w:t>Đoạn chỉ số 2..4 gồm đúng ba số 2.</w:t>
+      </w:r>
+    </w:p>
+    <w:p>
+      <w:pPr>
+        <w:pStyle w:val="Nidung"/>
+        <w:spacing w:after="100" w:line="300" w:lineRule="auto"/>
+        <w:jc w:val="left"/>
+      </w:pPr>
+      <w:r>
+        <w:rPr>
+          <w:b/>
+        </w:rPr>
+        <w:t xml:space="preserve">Ví dụ 2: </w:t>
+      </w:r>
+      <w:r>
+        <w:t>Không gán vị trí chèn của 3 thành một lần xuất hiện.</w:t>
+      </w:r>
+    </w:p>
+    <w:p>
+      <w:pPr>
+        <w:pStyle w:val="Nidung"/>
+        <w:spacing w:after="100" w:line="300" w:lineRule="auto"/>
+        <w:jc w:val="left"/>
+      </w:pPr>
+      <w:r>
+        <w:rPr>
+          <w:b/>
+        </w:rPr>
+        <w:t xml:space="preserve">Hướng dẫn thực hiện: </w:t>
+      </w:r>
+      <w:r>
+        <w:t>1. Đọc mục sách được chỉ dẫn; xác định điều kiện đầu vào, kết quả cần trả và giải ví dụ thứ nhất bằng tay.</w:t>
+      </w:r>
+      <w:r>
+        <w:br/>
+        <w:t>2. Lần vết khi gặp a[mid] == x: bản tìm đầu tiếp tục về trái, bản tìm cuối tiếp tục về phải; vẫn lưu vị trí hiện có.</w:t>
+      </w:r>
+      <w:r>
+        <w:br/>
+        <w:t>3. Cài hai hàm biên và hàm ghép kết quả; chỉ tính last − first + 1 khi đã xác nhận tìm thấy x.</w:t>
+      </w:r>
+      <w:r>
+        <w:br/>
+        <w:t>4. Đối chiếu quét tuyến tính trên mảng nhỏ; thử x ở hai đầu, chiếm cả mảng và không có.</w:t>
+      </w:r>
+      <w:r>
+        <w:br/>
+        <w:t>5. Chạy hai ví dụ và năm ca kiểm thử; đối chiếu kết quả mong đợi, sửa lỗi và giải thích một trường hợp biên.</w:t>
+      </w:r>
+    </w:p>
+    <w:p>
+      <w:pPr>
+        <w:pStyle w:val="Nidung"/>
+        <w:spacing w:after="100" w:line="300" w:lineRule="auto"/>
+        <w:jc w:val="left"/>
+      </w:pPr>
+      <w:r>
+        <w:rPr>
+          <w:b/>
+        </w:rPr>
+        <w:t xml:space="preserve">Các hàm nên viết: </w:t>
+      </w:r>
+      <w:r>
+        <w:t>vi_tri_dau(a,x); vi_tri_cuoi(a,x); tan_suat(a,x).</w:t>
+      </w:r>
+    </w:p>
+    <w:p>
+      <w:pPr>
+        <w:pStyle w:val="Nidung"/>
+        <w:spacing w:after="100" w:line="300" w:lineRule="auto"/>
+        <w:jc w:val="left"/>
+      </w:pPr>
+      <w:r>
+        <w:rPr>
+          <w:b/>
+        </w:rPr>
+        <w:t xml:space="preserve">Năm ca cần kiểm tra: </w:t>
+      </w:r>
+      <w:r>
+        <w:t>1. [1, 2, 2, 2, 4], x = 2 cho 2, 4, 3.</w:t>
+      </w:r>
+      <w:r>
+        <w:br/>
+        <w:t>2. Cùng mảng, x = 3 cho 0, 0, 0.</w:t>
+      </w:r>
+      <w:r>
+        <w:br/>
+        <w:t>3. [5, 5, 5], x = 5 cho 1, 3, 3.</w:t>
+      </w:r>
+      <w:r>
+        <w:br/>
+      </w:r>
+      <w:r>
         <w:lastRenderedPageBreak/>
-        <w:t>3.2. Lần vết T01 — a = [1,2,2,2,4], x = 2</w:t>
+        <w:t>4. [1, 2], x = 1 cho 1, 1, 1.</w:t>
+      </w:r>
+      <w:r>
+        <w:br/>
+        <w:t>5. Mảng rỗng cho 0, 0, 0.</w:t>
+      </w:r>
+    </w:p>
+    <w:p>
+      <w:pPr>
+        <w:pStyle w:val="Nidung"/>
+        <w:spacing w:after="100" w:line="300" w:lineRule="auto"/>
+        <w:jc w:val="left"/>
+      </w:pPr>
+      <w:r>
+        <w:rPr>
+          <w:b/>
+        </w:rPr>
+        <w:t xml:space="preserve">Phân tích và nhận xét: </w:t>
+      </w:r>
+      <w:r>
+        <w:t>Mỗi hàm O(log n), hai hàm vẫn O(log n); vùng phụ O(1). Bản quét tham chiếu O(n). Thử n = 5, 50, 500, 5000 với dãy nhiều trùng; đếm lần xét mid của từng biên riêng.</w:t>
+      </w:r>
+    </w:p>
+    <w:p>
+      <w:pPr>
+        <w:pStyle w:val="Nidung"/>
+        <w:spacing w:after="100" w:line="300" w:lineRule="auto"/>
+        <w:jc w:val="left"/>
+      </w:pPr>
+      <w:r>
+        <w:rPr>
+          <w:b/>
+        </w:rPr>
+        <w:t xml:space="preserve">Yêu cầu thêm sau khi phần cơ bản chạy đúng: </w:t>
+      </w:r>
+      <w:r>
+        <w:t>Tùy chọn: dùng hai biên để đếm số phần tử nằm trong đoạn giá trị [L, U] hợp lệ.</w:t>
+      </w:r>
+    </w:p>
+    <w:p>
+      <w:pPr>
+        <w:pStyle w:val="Nidung"/>
+        <w:spacing w:after="100" w:line="300" w:lineRule="auto"/>
+        <w:jc w:val="left"/>
+      </w:pPr>
+      <w:r>
+        <w:rPr>
+          <w:b/>
+        </w:rPr>
+        <w:t xml:space="preserve">Sản phẩm: </w:t>
+      </w:r>
+      <w:r>
+        <w:t>Mã nguồn, các kết quả chạy ví dụ và ca kiểm tra, một lần vết bằng tay, báo cáo theo mẫu môn học. Chạy từ bàn phím hoặc truyền trực tiếp các giá trị vào hàm.</w:t>
+      </w:r>
+    </w:p>
+    <w:p>
+      <w:pPr>
+        <w:pStyle w:val="Nidung"/>
+        <w:spacing w:before="0" w:line="240" w:lineRule="auto"/>
+        <w:ind w:firstLine="0"/>
+        <w:jc w:val="left"/>
+      </w:pPr>
+    </w:p>
+    <w:p>
+      <w:pPr>
+        <w:pStyle w:val="Nidung"/>
+      </w:pPr>
+    </w:p>
+    <w:p>
+      <w:pPr>
+        <w:pStyle w:val="Nidung"/>
+        <w:spacing w:before="0" w:after="100" w:line="269" w:lineRule="auto"/>
+        <w:ind w:firstLine="0"/>
+        <w:jc w:val="left"/>
+      </w:pPr>
+      <w:r>
+        <w:rPr>
+          <w:sz w:val="24"/>
+        </w:rPr>
+        <w:t>Yêu cầu bổ sung chung: ≥12 ca kiểm độc lập; 11 ảnh thực thi/kiểm thử/clone/GitHub; bảng truy vết; lập luận tính đúng; ba quy mô hoặc cấu hình hợp lệ; URL thật, SHA mã được kiểm và permalink. Nội dung thuật toán và miền dữ liệu vẫn theo phiếu cá nhân.</w:t>
       </w:r>
     </w:p>
     <w:tbl>
       <w:tblPr>
         <w:tblStyle w:val="TableGrid"/>
         <w:tblW w:w="0" w:type="auto"/>
-        <w:jc w:val="center"/>
+        <w:tblBorders>
+          <w:top w:val="single" w:sz="4" w:space="0" w:color="D9D9D9"/>
+          <w:left w:val="single" w:sz="4" w:space="0" w:color="D9D9D9"/>
+          <w:bottom w:val="single" w:sz="4" w:space="0" w:color="D9D9D9"/>
+          <w:right w:val="single" w:sz="4" w:space="0" w:color="D9D9D9"/>
+          <w:insideH w:val="single" w:sz="4" w:space="0" w:color="D9D9D9"/>
+          <w:insideV w:val="single" w:sz="4" w:space="0" w:color="D9D9D9"/>
+        </w:tblBorders>
+        <w:tblLayout w:type="fixed"/>
+        <w:tblCellMar>
+          <w:top w:w="70" w:type="dxa"/>
+          <w:left w:w="70" w:type="dxa"/>
+          <w:bottom w:w="70" w:type="dxa"/>
+          <w:right w:w="70" w:type="dxa"/>
+        </w:tblCellMar>
         <w:tblLook w:val="04A0" w:firstRow="1" w:lastRow="0" w:firstColumn="1" w:lastColumn="0" w:noHBand="0" w:noVBand="1"/>
       </w:tblPr>
       <w:tblGrid>
-        <w:gridCol w:w="1814"/>
-        <w:gridCol w:w="2608"/>
-        <w:gridCol w:w="2268"/>
-        <w:gridCol w:w="1814"/>
+        <w:gridCol w:w="4535"/>
+        <w:gridCol w:w="4535"/>
       </w:tblGrid>
       <w:tr>
         <w:trPr>
-          <w:jc w:val="center"/>
+          <w:cantSplit/>
+          <w:tblHeader/>
         </w:trPr>
         <w:tc>
           <w:tcPr>
-            <w:tcW w:w="1814" w:type="dxa"/>
-          </w:tcPr>
-          <w:p>
-            <w:pPr>
-              <w:jc w:val="center"/>
+            <w:tcW w:w="4535" w:type="dxa"/>
+            <w:shd w:val="clear" w:color="auto" w:fill="E8EBEF"/>
+            <w:vAlign w:val="center"/>
+          </w:tcPr>
+          <w:p>
+            <w:pPr>
+              <w:spacing w:after="40" w:line="252" w:lineRule="auto"/>
             </w:pPr>
             <w:r>
               <w:rPr>
                 <w:b/>
-                <w:sz w:val="21"/>
+                <w:sz w:val="24"/>
               </w:rPr>
-              <w:t>Bước</w:t>
-            </w:r>
-          </w:p>
-        </w:tc>
-        <w:tc>
-          <w:tcPr>
-            <w:tcW w:w="2608" w:type="dxa"/>
-          </w:tcPr>
-          <w:p>
-            <w:pPr>
-              <w:jc w:val="center"/>
+              <w:t>Sinh viên thực hiện</w:t>
+            </w:r>
+          </w:p>
+        </w:tc>
+        <w:tc>
+          <w:tcPr>
+            <w:tcW w:w="4535" w:type="dxa"/>
+            <w:shd w:val="clear" w:color="auto" w:fill="E8EBEF"/>
+            <w:vAlign w:val="center"/>
+          </w:tcPr>
+          <w:p>
+            <w:pPr>
+              <w:spacing w:after="40" w:line="252" w:lineRule="auto"/>
             </w:pPr>
             <w:r>
               <w:rPr>
                 <w:b/>
-                <w:sz w:val="21"/>
+                <w:sz w:val="24"/>
               </w:rPr>
-              <w:t>Thao tác</w:t>
-            </w:r>
-          </w:p>
-        </w:tc>
-        <w:tc>
-          <w:tcPr>
-            <w:tcW w:w="2268" w:type="dxa"/>
-          </w:tcPr>
-          <w:p>
-            <w:pPr>
-              <w:jc w:val="center"/>
-            </w:pPr>
-            <w:r>
-              <w:rPr>
-                <w:b/>
-                <w:sz w:val="21"/>
-              </w:rPr>
-              <w:t>Trạng thái trước</w:t>
-            </w:r>
-          </w:p>
-        </w:tc>
-        <w:tc>
-          <w:tcPr>
-            <w:tcW w:w="1814" w:type="dxa"/>
-          </w:tcPr>
-          <w:p>
-            <w:pPr>
-              <w:jc w:val="center"/>
-            </w:pPr>
-            <w:r>
-              <w:rPr>
-                <w:b/>
-                <w:sz w:val="21"/>
-              </w:rPr>
-              <w:t>Trạng thái sau</w:t>
+              <w:t>Giảng viên hướng dẫn</w:t>
             </w:r>
           </w:p>
         </w:tc>
       </w:tr>
       <w:tr>
         <w:trPr>
-          <w:jc w:val="center"/>
+          <w:cantSplit/>
         </w:trPr>
         <w:tc>
           <w:tcPr>
-            <w:tcW w:w="1814" w:type="dxa"/>
-          </w:tcPr>
-          <w:p>
+            <w:tcW w:w="4535" w:type="dxa"/>
+            <w:vAlign w:val="center"/>
+          </w:tcPr>
+          <w:p>
+            <w:pPr>
+              <w:spacing w:after="40" w:line="252" w:lineRule="auto"/>
+            </w:pPr>
             <w:r>
               <w:rPr>
-                <w:sz w:val="21"/>
+                <w:sz w:val="24"/>
               </w:rPr>
-              <w:t>Tìm đầu · b1</w:t>
-            </w:r>
-          </w:p>
-        </w:tc>
-        <w:tc>
-          <w:tcPr>
-            <w:tcW w:w="2608" w:type="dxa"/>
-          </w:tcPr>
-          <w:p>
+              <w:t>(Ký và ghi rõ họ tên)</w:t>
+            </w:r>
             <w:r>
               <w:rPr>
-                <w:sz w:val="21"/>
+                <w:sz w:val="24"/>
               </w:rPr>
-              <w:t>lo=1, hi=5 → mid=3</w:t>
-            </w:r>
-          </w:p>
-        </w:tc>
-        <w:tc>
-          <w:tcPr>
-            <w:tcW w:w="2268" w:type="dxa"/>
-          </w:tcPr>
-          <w:p>
+              <w:br/>
+            </w:r>
             <w:r>
               <w:rPr>
-                <w:sz w:val="21"/>
+                <w:sz w:val="24"/>
               </w:rPr>
-              <w:t>a[3]=2 = x</w:t>
-            </w:r>
-          </w:p>
-        </w:tc>
-        <w:tc>
-          <w:tcPr>
-            <w:tcW w:w="1814" w:type="dxa"/>
-          </w:tcPr>
-          <w:p>
+              <w:br/>
+              <w:t>..............................</w:t>
+            </w:r>
+          </w:p>
+        </w:tc>
+        <w:tc>
+          <w:tcPr>
+            <w:tcW w:w="4535" w:type="dxa"/>
+            <w:vAlign w:val="center"/>
+          </w:tcPr>
+          <w:p>
+            <w:pPr>
+              <w:spacing w:after="40" w:line="252" w:lineRule="auto"/>
+            </w:pPr>
             <w:r>
               <w:rPr>
-                <w:sz w:val="21"/>
+                <w:sz w:val="24"/>
               </w:rPr>
-              <w:t>kq=3; hi=2</w:t>
+              <w:t>(Ký và ghi rõ họ tên)</w:t>
+            </w:r>
+            <w:r>
+              <w:rPr>
+                <w:sz w:val="24"/>
+              </w:rPr>
+              <w:br/>
+            </w:r>
+            <w:r>
+              <w:rPr>
+                <w:sz w:val="24"/>
+              </w:rPr>
+              <w:br/>
+              <w:t>..............................</w:t>
+            </w:r>
+          </w:p>
+        </w:tc>
+      </w:tr>
+    </w:tbl>
+    <w:p>
+      <w:pPr>
+        <w:pStyle w:val="Nidung"/>
+        <w:spacing w:before="0" w:line="240" w:lineRule="auto"/>
+        <w:ind w:firstLine="0"/>
+        <w:jc w:val="left"/>
+      </w:pPr>
+    </w:p>
+    <w:p>
+      <w:pPr>
+        <w:pStyle w:val="Heading1"/>
+        <w:keepNext w:val="0"/>
+        <w:spacing w:before="0" w:after="320"/>
+      </w:pPr>
+      <w:bookmarkStart w:id="1" w:name="_Toc243433143"/>
+      <w:r>
+        <w:lastRenderedPageBreak/>
+        <w:t>PHIẾU CHẤM VÀ ĐỐI CHIẾU MINH CHỨNG</w:t>
+      </w:r>
+      <w:bookmarkEnd w:id="1"/>
+    </w:p>
+    <w:p>
+      <w:pPr>
+        <w:pStyle w:val="Nidung"/>
+        <w:spacing w:before="0" w:after="100" w:line="269" w:lineRule="auto"/>
+        <w:ind w:firstLine="0"/>
+        <w:jc w:val="left"/>
+      </w:pPr>
+      <w:r>
+        <w:t>Dùng rubric chung và hướng dẫn minh chứng đúng mã đề trong tệp 00_HUONG_DAN_SINH_VIEN.html. Không tự điền điểm khi chưa được chấm.</w:t>
+      </w:r>
+    </w:p>
+    <w:tbl>
+      <w:tblPr>
+        <w:tblStyle w:val="TableGrid"/>
+        <w:tblW w:w="0" w:type="auto"/>
+        <w:tblBorders>
+          <w:top w:val="single" w:sz="4" w:space="0" w:color="D9D9D9"/>
+          <w:left w:val="single" w:sz="4" w:space="0" w:color="D9D9D9"/>
+          <w:bottom w:val="single" w:sz="4" w:space="0" w:color="D9D9D9"/>
+          <w:right w:val="single" w:sz="4" w:space="0" w:color="D9D9D9"/>
+          <w:insideH w:val="single" w:sz="4" w:space="0" w:color="D9D9D9"/>
+          <w:insideV w:val="single" w:sz="4" w:space="0" w:color="D9D9D9"/>
+        </w:tblBorders>
+        <w:tblLayout w:type="fixed"/>
+        <w:tblCellMar>
+          <w:top w:w="70" w:type="dxa"/>
+          <w:left w:w="70" w:type="dxa"/>
+          <w:bottom w:w="70" w:type="dxa"/>
+          <w:right w:w="70" w:type="dxa"/>
+        </w:tblCellMar>
+        <w:tblLook w:val="04A0" w:firstRow="1" w:lastRow="0" w:firstColumn="1" w:lastColumn="0" w:noHBand="0" w:noVBand="1"/>
+      </w:tblPr>
+      <w:tblGrid>
+        <w:gridCol w:w="4535"/>
+        <w:gridCol w:w="1134"/>
+        <w:gridCol w:w="1134"/>
+        <w:gridCol w:w="1134"/>
+        <w:gridCol w:w="1134"/>
+      </w:tblGrid>
+      <w:tr>
+        <w:trPr>
+          <w:cantSplit/>
+          <w:tblHeader/>
+        </w:trPr>
+        <w:tc>
+          <w:tcPr>
+            <w:tcW w:w="4535" w:type="dxa"/>
+            <w:shd w:val="clear" w:color="auto" w:fill="E8EBEF"/>
+            <w:vAlign w:val="center"/>
+          </w:tcPr>
+          <w:p>
+            <w:pPr>
+              <w:spacing w:after="40" w:line="252" w:lineRule="auto"/>
+            </w:pPr>
+            <w:r>
+              <w:rPr>
+                <w:b/>
+                <w:sz w:val="24"/>
+              </w:rPr>
+              <w:t>Tiêu chí</w:t>
+            </w:r>
+          </w:p>
+        </w:tc>
+        <w:tc>
+          <w:tcPr>
+            <w:tcW w:w="1134" w:type="dxa"/>
+            <w:shd w:val="clear" w:color="auto" w:fill="E8EBEF"/>
+            <w:vAlign w:val="center"/>
+          </w:tcPr>
+          <w:p>
+            <w:pPr>
+              <w:spacing w:after="40" w:line="252" w:lineRule="auto"/>
+              <w:jc w:val="center"/>
+            </w:pPr>
+            <w:r>
+              <w:rPr>
+                <w:b/>
+                <w:sz w:val="24"/>
+              </w:rPr>
+              <w:t>Trọng số</w:t>
+            </w:r>
+          </w:p>
+        </w:tc>
+        <w:tc>
+          <w:tcPr>
+            <w:tcW w:w="1134" w:type="dxa"/>
+            <w:shd w:val="clear" w:color="auto" w:fill="E8EBEF"/>
+            <w:vAlign w:val="center"/>
+          </w:tcPr>
+          <w:p>
+            <w:pPr>
+              <w:spacing w:after="40" w:line="252" w:lineRule="auto"/>
+              <w:jc w:val="center"/>
+            </w:pPr>
+            <w:r>
+              <w:rPr>
+                <w:b/>
+                <w:sz w:val="24"/>
+              </w:rPr>
+              <w:t>GV1 /10</w:t>
+            </w:r>
+          </w:p>
+        </w:tc>
+        <w:tc>
+          <w:tcPr>
+            <w:tcW w:w="1134" w:type="dxa"/>
+            <w:shd w:val="clear" w:color="auto" w:fill="E8EBEF"/>
+            <w:vAlign w:val="center"/>
+          </w:tcPr>
+          <w:p>
+            <w:pPr>
+              <w:spacing w:after="40" w:line="252" w:lineRule="auto"/>
+              <w:jc w:val="center"/>
+            </w:pPr>
+            <w:r>
+              <w:rPr>
+                <w:b/>
+                <w:sz w:val="24"/>
+              </w:rPr>
+              <w:t>GV2 /10</w:t>
+            </w:r>
+          </w:p>
+        </w:tc>
+        <w:tc>
+          <w:tcPr>
+            <w:tcW w:w="1134" w:type="dxa"/>
+            <w:shd w:val="clear" w:color="auto" w:fill="E8EBEF"/>
+            <w:vAlign w:val="center"/>
+          </w:tcPr>
+          <w:p>
+            <w:pPr>
+              <w:spacing w:after="40" w:line="252" w:lineRule="auto"/>
+              <w:jc w:val="center"/>
+            </w:pPr>
+            <w:r>
+              <w:rPr>
+                <w:b/>
+                <w:sz w:val="24"/>
+              </w:rPr>
+              <w:t>Quy đổi</w:t>
             </w:r>
           </w:p>
         </w:tc>
       </w:tr>
       <w:tr>
         <w:trPr>
-          <w:jc w:val="center"/>
+          <w:cantSplit/>
         </w:trPr>
         <w:tc>
           <w:tcPr>
-            <w:tcW w:w="1814" w:type="dxa"/>
-          </w:tcPr>
-          <w:p>
+            <w:tcW w:w="4535" w:type="dxa"/>
+            <w:vAlign w:val="center"/>
+          </w:tcPr>
+          <w:p>
+            <w:pPr>
+              <w:spacing w:after="40" w:line="252" w:lineRule="auto"/>
+            </w:pPr>
             <w:r>
               <w:rPr>
-                <w:sz w:val="21"/>
+                <w:sz w:val="24"/>
               </w:rPr>
-              <w:t>Tìm đầu · b2</w:t>
-            </w:r>
-          </w:p>
-        </w:tc>
-        <w:tc>
-          <w:tcPr>
-            <w:tcW w:w="2608" w:type="dxa"/>
-          </w:tcPr>
-          <w:p>
+              <w:t>Bài toán và đầu vào đầu ra</w:t>
+            </w:r>
+          </w:p>
+        </w:tc>
+        <w:tc>
+          <w:tcPr>
+            <w:tcW w:w="1134" w:type="dxa"/>
+            <w:vAlign w:val="center"/>
+          </w:tcPr>
+          <w:p>
+            <w:pPr>
+              <w:spacing w:after="40" w:line="252" w:lineRule="auto"/>
+              <w:jc w:val="center"/>
+            </w:pPr>
             <w:r>
               <w:rPr>
-                <w:sz w:val="21"/>
+                <w:sz w:val="24"/>
               </w:rPr>
-              <w:t>lo=1, hi=2 → mid=1</w:t>
-            </w:r>
-          </w:p>
-        </w:tc>
-        <w:tc>
-          <w:tcPr>
-            <w:tcW w:w="2268" w:type="dxa"/>
-          </w:tcPr>
-          <w:p>
+              <w:t>1.5</w:t>
+            </w:r>
+          </w:p>
+        </w:tc>
+        <w:tc>
+          <w:tcPr>
+            <w:tcW w:w="1134" w:type="dxa"/>
+            <w:vAlign w:val="center"/>
+          </w:tcPr>
+          <w:p>
+            <w:pPr>
+              <w:spacing w:after="40" w:line="252" w:lineRule="auto"/>
+              <w:jc w:val="center"/>
+            </w:pPr>
             <w:r>
               <w:rPr>
-                <w:sz w:val="21"/>
+                <w:sz w:val="24"/>
               </w:rPr>
-              <w:t>a[1]=1 &lt; 2</w:t>
-            </w:r>
-          </w:p>
-        </w:tc>
-        <w:tc>
-          <w:tcPr>
-            <w:tcW w:w="1814" w:type="dxa"/>
-          </w:tcPr>
-          <w:p>
+              <w:t>......</w:t>
+            </w:r>
+          </w:p>
+        </w:tc>
+        <w:tc>
+          <w:tcPr>
+            <w:tcW w:w="1134" w:type="dxa"/>
+            <w:vAlign w:val="center"/>
+          </w:tcPr>
+          <w:p>
+            <w:pPr>
+              <w:spacing w:after="40" w:line="252" w:lineRule="auto"/>
+              <w:jc w:val="center"/>
+            </w:pPr>
             <w:r>
               <w:rPr>
-                <w:sz w:val="21"/>
+                <w:sz w:val="24"/>
               </w:rPr>
-              <w:t>lo=2</w:t>
+              <w:t>......</w:t>
+            </w:r>
+          </w:p>
+        </w:tc>
+        <w:tc>
+          <w:tcPr>
+            <w:tcW w:w="1134" w:type="dxa"/>
+            <w:vAlign w:val="center"/>
+          </w:tcPr>
+          <w:p>
+            <w:pPr>
+              <w:spacing w:after="40" w:line="252" w:lineRule="auto"/>
+              <w:jc w:val="center"/>
+            </w:pPr>
+            <w:r>
+              <w:rPr>
+                <w:sz w:val="24"/>
+              </w:rPr>
+              <w:t>......</w:t>
             </w:r>
           </w:p>
         </w:tc>
       </w:tr>
       <w:tr>
         <w:trPr>
-          <w:jc w:val="center"/>
+          <w:cantSplit/>
         </w:trPr>
         <w:tc>
           <w:tcPr>
-            <w:tcW w:w="1814" w:type="dxa"/>
-          </w:tcPr>
-          <w:p>
+            <w:tcW w:w="4535" w:type="dxa"/>
+            <w:vAlign w:val="center"/>
+          </w:tcPr>
+          <w:p>
+            <w:pPr>
+              <w:spacing w:after="40" w:line="252" w:lineRule="auto"/>
+            </w:pPr>
             <w:r>
               <w:rPr>
-                <w:sz w:val="21"/>
+                <w:sz w:val="24"/>
               </w:rPr>
-              <w:t>Tìm đầu · b3</w:t>
-            </w:r>
-          </w:p>
-        </w:tc>
-        <w:tc>
-          <w:tcPr>
-            <w:tcW w:w="2608" w:type="dxa"/>
-          </w:tcPr>
-          <w:p>
+              <w:t>Biểu diễn dữ liệu và phần tự cài</w:t>
+            </w:r>
+          </w:p>
+        </w:tc>
+        <w:tc>
+          <w:tcPr>
+            <w:tcW w:w="1134" w:type="dxa"/>
+            <w:vAlign w:val="center"/>
+          </w:tcPr>
+          <w:p>
+            <w:pPr>
+              <w:spacing w:after="40" w:line="252" w:lineRule="auto"/>
+              <w:jc w:val="center"/>
+            </w:pPr>
             <w:r>
               <w:rPr>
-                <w:sz w:val="21"/>
+                <w:sz w:val="24"/>
               </w:rPr>
-              <w:t>lo=2, hi=2 → mid=2</w:t>
-            </w:r>
-          </w:p>
-        </w:tc>
-        <w:tc>
-          <w:tcPr>
-            <w:tcW w:w="2268" w:type="dxa"/>
-          </w:tcPr>
-          <w:p>
+              <w:t>2</w:t>
+            </w:r>
+          </w:p>
+        </w:tc>
+        <w:tc>
+          <w:tcPr>
+            <w:tcW w:w="1134" w:type="dxa"/>
+            <w:vAlign w:val="center"/>
+          </w:tcPr>
+          <w:p>
+            <w:pPr>
+              <w:spacing w:after="40" w:line="252" w:lineRule="auto"/>
+              <w:jc w:val="center"/>
+            </w:pPr>
             <w:r>
               <w:rPr>
-                <w:sz w:val="21"/>
+                <w:sz w:val="24"/>
               </w:rPr>
-              <w:t>a[2]=2 = x</w:t>
-            </w:r>
-          </w:p>
-        </w:tc>
-        <w:tc>
-          <w:tcPr>
-            <w:tcW w:w="1814" w:type="dxa"/>
-          </w:tcPr>
-          <w:p>
+              <w:t>......</w:t>
+            </w:r>
+          </w:p>
+        </w:tc>
+        <w:tc>
+          <w:tcPr>
+            <w:tcW w:w="1134" w:type="dxa"/>
+            <w:vAlign w:val="center"/>
+          </w:tcPr>
+          <w:p>
+            <w:pPr>
+              <w:spacing w:after="40" w:line="252" w:lineRule="auto"/>
+              <w:jc w:val="center"/>
+            </w:pPr>
             <w:r>
               <w:rPr>
-                <w:sz w:val="21"/>
+                <w:sz w:val="24"/>
               </w:rPr>
-              <w:t>kq=2; hi=1</w:t>
+              <w:t>......</w:t>
+            </w:r>
+          </w:p>
+        </w:tc>
+        <w:tc>
+          <w:tcPr>
+            <w:tcW w:w="1134" w:type="dxa"/>
+            <w:vAlign w:val="center"/>
+          </w:tcPr>
+          <w:p>
+            <w:pPr>
+              <w:spacing w:after="40" w:line="252" w:lineRule="auto"/>
+              <w:jc w:val="center"/>
+            </w:pPr>
+            <w:r>
+              <w:rPr>
+                <w:sz w:val="24"/>
+              </w:rPr>
+              <w:t>......</w:t>
             </w:r>
           </w:p>
         </w:tc>
       </w:tr>
       <w:tr>
         <w:trPr>
-          <w:jc w:val="center"/>
+          <w:cantSplit/>
         </w:trPr>
         <w:tc>
           <w:tcPr>
-            <w:tcW w:w="1814" w:type="dxa"/>
-          </w:tcPr>
-          <w:p>
+            <w:tcW w:w="4535" w:type="dxa"/>
+            <w:vAlign w:val="center"/>
+          </w:tcPr>
+          <w:p>
+            <w:pPr>
+              <w:spacing w:after="40" w:line="252" w:lineRule="auto"/>
+            </w:pPr>
             <w:r>
               <w:rPr>
-                <w:sz w:val="21"/>
+                <w:sz w:val="24"/>
               </w:rPr>
-              <w:t>Tìm đầu · kết thúc</w:t>
-            </w:r>
-          </w:p>
-        </w:tc>
-        <w:tc>
-          <w:tcPr>
-            <w:tcW w:w="2608" w:type="dxa"/>
-          </w:tcPr>
-          <w:p>
+              <w:t>Thuật toán và truy vết</w:t>
+            </w:r>
+          </w:p>
+        </w:tc>
+        <w:tc>
+          <w:tcPr>
+            <w:tcW w:w="1134" w:type="dxa"/>
+            <w:vAlign w:val="center"/>
+          </w:tcPr>
+          <w:p>
+            <w:pPr>
+              <w:spacing w:after="40" w:line="252" w:lineRule="auto"/>
+              <w:jc w:val="center"/>
+            </w:pPr>
             <w:r>
               <w:rPr>
-                <w:sz w:val="21"/>
+                <w:sz w:val="24"/>
               </w:rPr>
-              <w:t>lo=2 &gt; hi=1</w:t>
-            </w:r>
-          </w:p>
-        </w:tc>
-        <w:tc>
-          <w:tcPr>
-            <w:tcW w:w="2268" w:type="dxa"/>
-          </w:tcPr>
-          <w:p>
+              <w:t>2.5</w:t>
+            </w:r>
+          </w:p>
+        </w:tc>
+        <w:tc>
+          <w:tcPr>
+            <w:tcW w:w="1134" w:type="dxa"/>
+            <w:vAlign w:val="center"/>
+          </w:tcPr>
+          <w:p>
+            <w:pPr>
+              <w:spacing w:after="40" w:line="252" w:lineRule="auto"/>
+              <w:jc w:val="center"/>
+            </w:pPr>
             <w:r>
               <w:rPr>
-                <w:sz w:val="21"/>
+                <w:sz w:val="24"/>
               </w:rPr>
-              <w:t>—</w:t>
-            </w:r>
-          </w:p>
-        </w:tc>
-        <w:tc>
-          <w:tcPr>
-            <w:tcW w:w="1814" w:type="dxa"/>
-          </w:tcPr>
-          <w:p>
+              <w:t>......</w:t>
+            </w:r>
+          </w:p>
+        </w:tc>
+        <w:tc>
+          <w:tcPr>
+            <w:tcW w:w="1134" w:type="dxa"/>
+            <w:vAlign w:val="center"/>
+          </w:tcPr>
+          <w:p>
+            <w:pPr>
+              <w:spacing w:after="40" w:line="252" w:lineRule="auto"/>
+              <w:jc w:val="center"/>
+            </w:pPr>
             <w:r>
               <w:rPr>
-                <w:sz w:val="21"/>
+                <w:sz w:val="24"/>
               </w:rPr>
-              <w:t>first=2</w:t>
+              <w:t>......</w:t>
+            </w:r>
+          </w:p>
+        </w:tc>
+        <w:tc>
+          <w:tcPr>
+            <w:tcW w:w="1134" w:type="dxa"/>
+            <w:vAlign w:val="center"/>
+          </w:tcPr>
+          <w:p>
+            <w:pPr>
+              <w:spacing w:after="40" w:line="252" w:lineRule="auto"/>
+              <w:jc w:val="center"/>
+            </w:pPr>
+            <w:r>
+              <w:rPr>
+                <w:sz w:val="24"/>
+              </w:rPr>
+              <w:t>......</w:t>
             </w:r>
           </w:p>
         </w:tc>
       </w:tr>
       <w:tr>
         <w:trPr>
-          <w:jc w:val="center"/>
+          <w:cantSplit/>
         </w:trPr>
         <w:tc>
           <w:tcPr>
-            <w:tcW w:w="1814" w:type="dxa"/>
-          </w:tcPr>
-          <w:p>
+            <w:tcW w:w="4535" w:type="dxa"/>
+            <w:vAlign w:val="center"/>
+          </w:tcPr>
+          <w:p>
+            <w:pPr>
+              <w:spacing w:after="40" w:line="252" w:lineRule="auto"/>
+            </w:pPr>
             <w:r>
               <w:rPr>
-                <w:sz w:val="21"/>
+                <w:sz w:val="24"/>
               </w:rPr>
-              <w:t>Tìm cuối · b1</w:t>
-            </w:r>
-          </w:p>
-        </w:tc>
-        <w:tc>
-          <w:tcPr>
-            <w:tcW w:w="2608" w:type="dxa"/>
-          </w:tcPr>
-          <w:p>
+              <w:t>Kiểm thử và độ phức tạp</w:t>
+            </w:r>
+          </w:p>
+        </w:tc>
+        <w:tc>
+          <w:tcPr>
+            <w:tcW w:w="1134" w:type="dxa"/>
+            <w:vAlign w:val="center"/>
+          </w:tcPr>
+          <w:p>
+            <w:pPr>
+              <w:spacing w:after="40" w:line="252" w:lineRule="auto"/>
+              <w:jc w:val="center"/>
+            </w:pPr>
             <w:r>
               <w:rPr>
-                <w:sz w:val="21"/>
+                <w:sz w:val="24"/>
               </w:rPr>
-              <w:t>lo=1, hi=5 → mid=3</w:t>
-            </w:r>
-          </w:p>
-        </w:tc>
-        <w:tc>
-          <w:tcPr>
-            <w:tcW w:w="2268" w:type="dxa"/>
-          </w:tcPr>
-          <w:p>
+              <w:t>2</w:t>
+            </w:r>
+          </w:p>
+        </w:tc>
+        <w:tc>
+          <w:tcPr>
+            <w:tcW w:w="1134" w:type="dxa"/>
+            <w:vAlign w:val="center"/>
+          </w:tcPr>
+          <w:p>
+            <w:pPr>
+              <w:spacing w:after="40" w:line="252" w:lineRule="auto"/>
+              <w:jc w:val="center"/>
+            </w:pPr>
             <w:r>
               <w:rPr>
-                <w:sz w:val="21"/>
+                <w:sz w:val="24"/>
               </w:rPr>
-              <w:t>a[3]=2 = x</w:t>
-            </w:r>
-          </w:p>
-        </w:tc>
-        <w:tc>
-          <w:tcPr>
-            <w:tcW w:w="1814" w:type="dxa"/>
-          </w:tcPr>
-          <w:p>
+              <w:t>......</w:t>
+            </w:r>
+          </w:p>
+        </w:tc>
+        <w:tc>
+          <w:tcPr>
+            <w:tcW w:w="1134" w:type="dxa"/>
+            <w:vAlign w:val="center"/>
+          </w:tcPr>
+          <w:p>
+            <w:pPr>
+              <w:spacing w:after="40" w:line="252" w:lineRule="auto"/>
+              <w:jc w:val="center"/>
+            </w:pPr>
             <w:r>
               <w:rPr>
-                <w:sz w:val="21"/>
+                <w:sz w:val="24"/>
               </w:rPr>
-              <w:t>kq=3; lo=4</w:t>
+              <w:t>......</w:t>
+            </w:r>
+          </w:p>
+        </w:tc>
+        <w:tc>
+          <w:tcPr>
+            <w:tcW w:w="1134" w:type="dxa"/>
+            <w:vAlign w:val="center"/>
+          </w:tcPr>
+          <w:p>
+            <w:pPr>
+              <w:spacing w:after="40" w:line="252" w:lineRule="auto"/>
+              <w:jc w:val="center"/>
+            </w:pPr>
+            <w:r>
+              <w:rPr>
+                <w:sz w:val="24"/>
+              </w:rPr>
+              <w:t>......</w:t>
             </w:r>
           </w:p>
         </w:tc>
       </w:tr>
       <w:tr>
         <w:trPr>
-          <w:jc w:val="center"/>
+          <w:cantSplit/>
         </w:trPr>
         <w:tc>
           <w:tcPr>
-            <w:tcW w:w="1814" w:type="dxa"/>
-          </w:tcPr>
-          <w:p>
+            <w:tcW w:w="4535" w:type="dxa"/>
+            <w:vAlign w:val="center"/>
+          </w:tcPr>
+          <w:p>
+            <w:pPr>
+              <w:spacing w:after="40" w:line="252" w:lineRule="auto"/>
+            </w:pPr>
             <w:r>
               <w:rPr>
-                <w:sz w:val="21"/>
+                <w:sz w:val="24"/>
               </w:rPr>
-              <w:t>Tìm cuối · b2</w:t>
-            </w:r>
-          </w:p>
-        </w:tc>
-        <w:tc>
-          <w:tcPr>
-            <w:tcW w:w="2608" w:type="dxa"/>
-          </w:tcPr>
-          <w:p>
+              <w:t>Báo cáo minh chứng GitHub</w:t>
+            </w:r>
+          </w:p>
+        </w:tc>
+        <w:tc>
+          <w:tcPr>
+            <w:tcW w:w="1134" w:type="dxa"/>
+            <w:vAlign w:val="center"/>
+          </w:tcPr>
+          <w:p>
+            <w:pPr>
+              <w:spacing w:after="40" w:line="252" w:lineRule="auto"/>
+              <w:jc w:val="center"/>
+            </w:pPr>
             <w:r>
               <w:rPr>
-                <w:sz w:val="21"/>
+                <w:sz w:val="24"/>
               </w:rPr>
-              <w:t>lo=4, hi=5 → mid=4</w:t>
-            </w:r>
-          </w:p>
-        </w:tc>
-        <w:tc>
-          <w:tcPr>
-            <w:tcW w:w="2268" w:type="dxa"/>
-          </w:tcPr>
-          <w:p>
+              <w:t>1</w:t>
+            </w:r>
+          </w:p>
+        </w:tc>
+        <w:tc>
+          <w:tcPr>
+            <w:tcW w:w="1134" w:type="dxa"/>
+            <w:vAlign w:val="center"/>
+          </w:tcPr>
+          <w:p>
+            <w:pPr>
+              <w:spacing w:after="40" w:line="252" w:lineRule="auto"/>
+              <w:jc w:val="center"/>
+            </w:pPr>
             <w:r>
               <w:rPr>
-                <w:sz w:val="21"/>
+                <w:sz w:val="24"/>
               </w:rPr>
-              <w:t>a[4]=2 = x</w:t>
-            </w:r>
-          </w:p>
-        </w:tc>
-        <w:tc>
-          <w:tcPr>
-            <w:tcW w:w="1814" w:type="dxa"/>
-          </w:tcPr>
-          <w:p>
+              <w:t>......</w:t>
+            </w:r>
+          </w:p>
+        </w:tc>
+        <w:tc>
+          <w:tcPr>
+            <w:tcW w:w="1134" w:type="dxa"/>
+            <w:vAlign w:val="center"/>
+          </w:tcPr>
+          <w:p>
+            <w:pPr>
+              <w:spacing w:after="40" w:line="252" w:lineRule="auto"/>
+              <w:jc w:val="center"/>
+            </w:pPr>
             <w:r>
               <w:rPr>
-                <w:sz w:val="21"/>
+                <w:sz w:val="24"/>
               </w:rPr>
-              <w:t>kq=4; lo=5</w:t>
+              <w:t>......</w:t>
+            </w:r>
+          </w:p>
+        </w:tc>
+        <w:tc>
+          <w:tcPr>
+            <w:tcW w:w="1134" w:type="dxa"/>
+            <w:vAlign w:val="center"/>
+          </w:tcPr>
+          <w:p>
+            <w:pPr>
+              <w:spacing w:after="40" w:line="252" w:lineRule="auto"/>
+              <w:jc w:val="center"/>
+            </w:pPr>
+            <w:r>
+              <w:rPr>
+                <w:sz w:val="24"/>
+              </w:rPr>
+              <w:t>......</w:t>
             </w:r>
           </w:p>
         </w:tc>
       </w:tr>
       <w:tr>
         <w:trPr>
-          <w:jc w:val="center"/>
+          <w:cantSplit/>
         </w:trPr>
         <w:tc>
           <w:tcPr>
-            <w:tcW w:w="1814" w:type="dxa"/>
-          </w:tcPr>
-          <w:p>
+            <w:tcW w:w="4535" w:type="dxa"/>
+            <w:vAlign w:val="center"/>
+          </w:tcPr>
+          <w:p>
+            <w:pPr>
+              <w:spacing w:after="40" w:line="252" w:lineRule="auto"/>
+            </w:pPr>
             <w:r>
               <w:rPr>
-                <w:sz w:val="21"/>
+                <w:sz w:val="24"/>
               </w:rPr>
-              <w:t>Tìm cuối · b3</w:t>
-            </w:r>
-          </w:p>
-        </w:tc>
-        <w:tc>
-          <w:tcPr>
-            <w:tcW w:w="2608" w:type="dxa"/>
-          </w:tcPr>
-          <w:p>
+              <w:t>Bảo vệ và giải thích</w:t>
+            </w:r>
+          </w:p>
+        </w:tc>
+        <w:tc>
+          <w:tcPr>
+            <w:tcW w:w="1134" w:type="dxa"/>
+            <w:vAlign w:val="center"/>
+          </w:tcPr>
+          <w:p>
+            <w:pPr>
+              <w:spacing w:after="40" w:line="252" w:lineRule="auto"/>
+              <w:jc w:val="center"/>
+            </w:pPr>
             <w:r>
               <w:rPr>
-                <w:sz w:val="21"/>
+                <w:sz w:val="24"/>
               </w:rPr>
-              <w:t>lo=5, hi=5 → mid=5</w:t>
+              <w:t>1</w:t>
+            </w:r>
+          </w:p>
+        </w:tc>
+        <w:tc>
+          <w:tcPr>
+            <w:tcW w:w="1134" w:type="dxa"/>
+            <w:vAlign w:val="center"/>
+          </w:tcPr>
+          <w:p>
+            <w:pPr>
+              <w:spacing w:after="40" w:line="252" w:lineRule="auto"/>
+              <w:jc w:val="center"/>
+            </w:pPr>
+            <w:r>
+              <w:rPr>
+                <w:sz w:val="24"/>
+              </w:rPr>
+              <w:t>......</w:t>
+            </w:r>
+          </w:p>
+        </w:tc>
+        <w:tc>
+          <w:tcPr>
+            <w:tcW w:w="1134" w:type="dxa"/>
+            <w:vAlign w:val="center"/>
+          </w:tcPr>
+          <w:p>
+            <w:pPr>
+              <w:spacing w:after="40" w:line="252" w:lineRule="auto"/>
+              <w:jc w:val="center"/>
+            </w:pPr>
+            <w:r>
+              <w:rPr>
+                <w:sz w:val="24"/>
+              </w:rPr>
+              <w:t>......</w:t>
+            </w:r>
+          </w:p>
+        </w:tc>
+        <w:tc>
+          <w:tcPr>
+            <w:tcW w:w="1134" w:type="dxa"/>
+            <w:vAlign w:val="center"/>
+          </w:tcPr>
+          <w:p>
+            <w:pPr>
+              <w:spacing w:after="40" w:line="252" w:lineRule="auto"/>
+              <w:jc w:val="center"/>
+            </w:pPr>
+            <w:r>
+              <w:rPr>
+                <w:sz w:val="24"/>
+              </w:rPr>
+              <w:t>......</w:t>
+            </w:r>
+          </w:p>
+        </w:tc>
+      </w:tr>
+    </w:tbl>
+    <w:p>
+      <w:pPr>
+        <w:pStyle w:val="Nidung"/>
+        <w:spacing w:before="0" w:line="240" w:lineRule="auto"/>
+        <w:ind w:firstLine="0"/>
+        <w:jc w:val="left"/>
+      </w:pPr>
+    </w:p>
+    <w:p>
+      <w:pPr>
+        <w:pStyle w:val="Nidung"/>
+        <w:spacing w:before="0" w:after="100" w:line="269" w:lineRule="auto"/>
+        <w:ind w:firstLine="0"/>
+        <w:jc w:val="left"/>
+      </w:pPr>
+      <w:r>
+        <w:rPr>
+          <w:sz w:val="24"/>
+        </w:rPr>
+        <w:t>Quy đổi từng tiêu chí = điểm /10 × trọng số. Hai người chấm lấy trung bình điểm; một người chấm ghi rõ. Tổng điểm ....../10. Nhận xét ...................................................................</w:t>
+      </w:r>
+    </w:p>
+    <w:p>
+      <w:pPr>
+        <w:pStyle w:val="Nidung"/>
+        <w:spacing w:before="0" w:after="100" w:line="269" w:lineRule="auto"/>
+        <w:ind w:firstLine="0"/>
+        <w:jc w:val="left"/>
+      </w:pPr>
+      <w:r>
+        <w:rPr>
+          <w:sz w:val="24"/>
+        </w:rPr>
+        <w:t>Người chấm 1 (ký, họ tên) .....................   Người chấm 2 .....................</w:t>
+      </w:r>
+    </w:p>
+    <w:p>
+      <w:pPr>
+        <w:pStyle w:val="Heading2"/>
+        <w:pageBreakBefore/>
+      </w:pPr>
+      <w:bookmarkStart w:id="2" w:name="_Toc243433144"/>
+      <w:r>
+        <w:lastRenderedPageBreak/>
+        <w:t>CÁCH ĐỐI CHIẾU RUBRIC</w:t>
+      </w:r>
+      <w:bookmarkEnd w:id="2"/>
+    </w:p>
+    <w:p>
+      <w:pPr>
+        <w:pStyle w:val="Nidung"/>
+        <w:spacing w:before="0" w:after="100" w:line="269" w:lineRule="auto"/>
+        <w:ind w:firstLine="0"/>
+        <w:jc w:val="left"/>
+      </w:pPr>
+      <w:r>
+        <w:rPr>
+          <w:sz w:val="24"/>
+        </w:rPr>
+        <w:t>Ba trạng thái Đầy đủ / Một phần / Chưa có dưới đây giúp đối chiếu nội dung và bằng chứng. Đây không phải ba mức điểm thay rubric hiện hành. Sinh viên điền vị trí bằng chứng; giảng viên xác định điểm sau khi kiểm báo cáo, mã, chạy lại và bảo vệ. Giữ cột điểm trống trước khi chấm.</w:t>
+      </w:r>
+    </w:p>
+    <w:p>
+      <w:pPr>
+        <w:pStyle w:val="Nidung"/>
+        <w:spacing w:before="0" w:after="100" w:line="269" w:lineRule="auto"/>
+        <w:ind w:firstLine="0"/>
+        <w:jc w:val="left"/>
+      </w:pPr>
+      <w:r>
+        <w:rPr>
+          <w:sz w:val="24"/>
+        </w:rPr>
+        <w:t>Mọi tiêu chí áp dụng theo phiếu cá nhân: đề dùng biến/mảng không phải bổ sung cây, đồ thị hoặc lớp; chỉ làm nhiều thuật toán/đối chứng/cấu trúc tự cài khi phiếu yêu cầu.</w:t>
+      </w:r>
+    </w:p>
+    <w:p>
+      <w:pPr>
+        <w:pStyle w:val="Nidung"/>
+        <w:spacing w:before="0" w:after="100" w:line="269" w:lineRule="auto"/>
+        <w:ind w:firstLine="0"/>
+        <w:jc w:val="left"/>
+      </w:pPr>
+      <w:r>
+        <w:rPr>
+          <w:b/>
+          <w:sz w:val="24"/>
+        </w:rPr>
+        <w:t>C1 Đặc tả bài toán, đầu vào và đầu ra — trọng số 1.5</w:t>
+      </w:r>
+    </w:p>
+    <w:p>
+      <w:pPr>
+        <w:pStyle w:val="Nidung"/>
+        <w:spacing w:before="0" w:after="100" w:line="269" w:lineRule="auto"/>
+        <w:ind w:firstLine="0"/>
+        <w:jc w:val="left"/>
+      </w:pPr>
+      <w:r>
+        <w:rPr>
+          <w:sz w:val="23"/>
+        </w:rPr>
+        <w:t>Đầy đủ: Đúng phiếu; miền, chỉ số và output rõ; hai ví dụ kiểm được; rỗng/trùng/hòa/vô nghiệm/input sai được nêu khi có áp dụng. Một phần: Nêu đúng bài toán chính nhưng còn thiếu hoặc chưa nhất quán một số miền, quy ước hay ví dụ. Chưa có: Chưa có đặc tả hoặc chưa có ví dụ đủ dữ liệu để đối chiếu bài toán được giao.</w:t>
+      </w:r>
+    </w:p>
+    <w:p>
+      <w:pPr>
+        <w:pStyle w:val="Nidung"/>
+        <w:spacing w:before="0" w:after="100" w:line="269" w:lineRule="auto"/>
+        <w:ind w:firstLine="0"/>
+        <w:jc w:val="left"/>
+      </w:pPr>
+      <w:r>
+        <w:rPr>
+          <w:b/>
+          <w:sz w:val="24"/>
+        </w:rPr>
+        <w:t>C2 Biểu diễn dữ liệu và phần tự cài — trọng số 2</w:t>
+      </w:r>
+    </w:p>
+    <w:p>
+      <w:pPr>
+        <w:pStyle w:val="Nidung"/>
+        <w:spacing w:before="0" w:after="100" w:line="269" w:lineRule="auto"/>
+        <w:ind w:firstLine="0"/>
+        <w:jc w:val="left"/>
+      </w:pPr>
+      <w:r>
+        <w:rPr>
+          <w:sz w:val="23"/>
+        </w:rPr>
+        <w:t>Đầy đủ: Biểu diễn phù hợp; thao tác bắt buộc tự cài đủ; chỉ số/liên kết/trạng thái và bất biến đúng; công cụ có sẵn dùng trong phạm vi phiếu. Một phần: Biểu diễn chính dùng được nhưng còn thiếu thao tác, kiểm tra, bất biến hoặc giải thích phần tự cài. Chưa có: Chưa có biểu diễn hoạt động được hoặc chưa xác định được phần tự cài cần kiểm.</w:t>
+      </w:r>
+    </w:p>
+    <w:p>
+      <w:pPr>
+        <w:pStyle w:val="Nidung"/>
+        <w:spacing w:before="0" w:after="100" w:line="269" w:lineRule="auto"/>
+        <w:ind w:firstLine="0"/>
+        <w:jc w:val="left"/>
+      </w:pPr>
+      <w:r>
+        <w:rPr>
+          <w:b/>
+          <w:sz w:val="24"/>
+        </w:rPr>
+        <w:t>C3 Tính đúng của thuật toán và lần vết — trọng số 2.5</w:t>
+      </w:r>
+    </w:p>
+    <w:p>
+      <w:pPr>
+        <w:pStyle w:val="Nidung"/>
+        <w:spacing w:before="0" w:after="100" w:line="269" w:lineRule="auto"/>
+        <w:ind w:firstLine="0"/>
+        <w:jc w:val="left"/>
+      </w:pPr>
+      <w:r>
+        <w:rPr>
+          <w:sz w:val="23"/>
+        </w:rPr>
+        <w:t>Đầy đủ: Thuật toán đáp ứng phiếu; lần vết khớp mã và input; giải thích được dừng, bất biến/truy hồi; kiểm nghiệm hợp lệ, tối ưu hoặc đầy đủ đúng yêu cầu. Một phần: Có thuật toán và lần vết cơ bản nhưng còn thiếu nhánh, trạng thái hoặc mắt xích lập luận; nêu rõ phần chưa kiểm được. Chưa có: Chưa có mã/lần vết đủ đối chiếu hoặc chưa có lập luận gắn thuật toán với kết quả yêu cầu.</w:t>
+      </w:r>
+    </w:p>
+    <w:p>
+      <w:pPr>
+        <w:pStyle w:val="Nidung"/>
+        <w:spacing w:before="0" w:after="100" w:line="269" w:lineRule="auto"/>
+        <w:ind w:firstLine="0"/>
+        <w:jc w:val="left"/>
+      </w:pPr>
+      <w:r>
+        <w:rPr>
+          <w:b/>
+          <w:sz w:val="24"/>
+        </w:rPr>
+        <w:t>C4 Kiểm thử, đối chiếu và độ phức tạp — trọng số 2</w:t>
+      </w:r>
+    </w:p>
+    <w:p>
+      <w:pPr>
+        <w:pStyle w:val="Nidung"/>
+        <w:spacing w:before="0" w:after="100" w:line="269" w:lineRule="auto"/>
+        <w:ind w:firstLine="0"/>
+        <w:jc w:val="left"/>
+      </w:pPr>
+      <w:r>
+        <w:rPr>
+          <w:sz w:val="23"/>
+        </w:rPr>
+        <w:t>Đầy đủ: Đủ ca độc lập, ví dụ và ca phiếu; expected có cơ sở; actual/kết luận chạy lại được; đếm/đo và thời gian/bộ nhớ đúng bản cài, tách các pha cần thiết. Một phần: Có kiểm thử và phân tích cơ bản nhưng còn thiếu nhóm ca, cách xác định kỳ vọng, quy ước bộ đếm hoặc một phần khảo sát. Chưa có: Chưa có bảng kiểm thử đối chiếu được hoặc chưa có phân tích chi phí gắn với mã.</w:t>
+      </w:r>
+    </w:p>
+    <w:p>
+      <w:pPr>
+        <w:pStyle w:val="Nidung"/>
+        <w:spacing w:before="0" w:after="100" w:line="269" w:lineRule="auto"/>
+        <w:ind w:firstLine="0"/>
+        <w:jc w:val="left"/>
+      </w:pPr>
+      <w:r>
+        <w:rPr>
+          <w:b/>
+          <w:sz w:val="24"/>
+        </w:rPr>
+        <w:t>C5 Báo cáo, minh chứng và GitHub — trọng số 1</w:t>
+      </w:r>
+    </w:p>
+    <w:p>
+      <w:pPr>
+        <w:pStyle w:val="Nidung"/>
+        <w:spacing w:before="0" w:after="100" w:line="269" w:lineRule="auto"/>
+        <w:ind w:firstLine="0"/>
+        <w:jc w:val="left"/>
+      </w:pPr>
+      <w:r>
+        <w:rPr>
+          <w:sz w:val="23"/>
+        </w:rPr>
+        <w:t>Đầy đủ: Đúng khung và thông tin thật; hình/bảng có dẫn giải; đủ 11 ảnh đọc được; repo/README/lệnh chạy truy cập được; phiên bản báo cáo, mã, ảnh và hồ sơ nộp đối chiếu được. Một phần: Có báo cáo và mã nhưng còn thiếu hoặc chưa rõ một số mục, ảnh, chú thích, nguồn, lệnh hay bằng chứng phiên bản. Chưa có: Chưa có báo cáo hoặc chưa có bộ minh chứng đủ để xác minh sản phẩm và phiên bản.</w:t>
+      </w:r>
+    </w:p>
+    <w:p>
+      <w:pPr>
+        <w:pStyle w:val="Nidung"/>
+        <w:spacing w:before="0" w:after="100" w:line="269" w:lineRule="auto"/>
+        <w:ind w:firstLine="0"/>
+        <w:jc w:val="left"/>
+      </w:pPr>
+      <w:r>
+        <w:rPr>
+          <w:b/>
+          <w:sz w:val="24"/>
+        </w:rPr>
+        <w:t>C6 Bảo vệ và giải thích sản phẩm — trọng số 1</w:t>
+      </w:r>
+    </w:p>
+    <w:p>
+      <w:pPr>
+        <w:pStyle w:val="Nidung"/>
+        <w:spacing w:before="0" w:after="100" w:line="269" w:lineRule="auto"/>
+        <w:ind w:firstLine="0"/>
+        <w:jc w:val="left"/>
+      </w:pPr>
+      <w:r>
+        <w:rPr>
+          <w:sz w:val="23"/>
+        </w:rPr>
+        <w:t>Đầy đủ: Giải thích rõ bài toán, hàm, trạng thái và chi phí; dự đoán, chạy và phân tích input mới tại đúng phiên bản; nêu giới hạn sản phẩm. Một phần: Giải thích được ý tưởng/kết quả cơ bản nhưng cần gợi ý khi lần vết, giải thích mã hoặc xử lý input mới. Chưa có: Chưa có bằng chứng bảo vệ hoặc chưa giải thích được bài toán, mã và kết quả của mình.</w:t>
+      </w:r>
+    </w:p>
+    <w:p>
+      <w:pPr>
+        <w:pStyle w:val="Nidung"/>
+        <w:spacing w:before="0" w:after="100" w:line="269" w:lineRule="auto"/>
+        <w:ind w:firstLine="0"/>
+        <w:jc w:val="left"/>
+      </w:pPr>
+      <w:r>
+        <w:rPr>
+          <w:sz w:val="23"/>
+        </w:rPr>
+        <w:t>Mỗi tiêu chí chấm 0–10. Hai người chấm: lấy trung bình tiêu chí; một người: dùng điểm người đó và ghi rõ. Điểm quy đổi = điểm tiêu chí × trọng số / 10. Cộng sáu dòng rồi làm tròn một chữ số thập phân; không làm tròn từng dòng trước khi cộng. Không tự đặt trần điểm toàn bài hoặc công thức phạt mới; ghi rõ bằng chứng còn thiếu và chấm phần kiểm được.</w:t>
+      </w:r>
+    </w:p>
+    <w:p>
+      <w:pPr>
+        <w:pStyle w:val="Heading1"/>
+        <w:keepNext w:val="0"/>
+        <w:spacing w:before="0" w:after="320"/>
+      </w:pPr>
+      <w:bookmarkStart w:id="3" w:name="_Toc243433145"/>
+      <w:r>
+        <w:lastRenderedPageBreak/>
+        <w:t>LỜI CAM ĐOAN</w:t>
+      </w:r>
+      <w:bookmarkEnd w:id="3"/>
+    </w:p>
+    <w:p>
+      <w:pPr>
+        <w:pStyle w:val="Nidung"/>
+      </w:pPr>
+      <w:r>
+        <w:t>Tôi xin cam đoan toàn bộ nội dung báo cáo này do chính tôi thực hiện: tự đọc giáo trình, tự cài đặt hai tìm kiếm nhị phân tìm biên, tự viết bộ kiểm thử, tự chạy và chụp bằng chứng. Các đoạn mã, bảng truy vết và kết quả là sản phẩm của riêng tôi, không sao chép của người khác. Mã mẫu của giảng viên chỉ dùng để tham khảo cách tổ chức và đã nêu ở tài liệu tham khảo.</w:t>
+      </w:r>
+    </w:p>
+    <w:p>
+      <w:pPr>
+        <w:pStyle w:val="Nidung"/>
+        <w:spacing w:before="0" w:after="100" w:line="269" w:lineRule="auto"/>
+        <w:ind w:firstLine="0"/>
+        <w:jc w:val="center"/>
+      </w:pPr>
+      <w:r>
+        <w:t>TP. Hồ Chí Minh, ngày ...... tháng ...... năm 2026</w:t>
+      </w:r>
+    </w:p>
+    <w:p>
+      <w:pPr>
+        <w:pStyle w:val="Heading1"/>
+        <w:keepNext w:val="0"/>
+        <w:spacing w:before="0" w:after="320"/>
+      </w:pPr>
+      <w:bookmarkStart w:id="4" w:name="_Toc243433146"/>
+      <w:r>
+        <w:lastRenderedPageBreak/>
+        <w:t>LỜI CẢM ƠN</w:t>
+      </w:r>
+      <w:bookmarkEnd w:id="4"/>
+    </w:p>
+    <w:p>
+      <w:pPr>
+        <w:pStyle w:val="Nidung"/>
+      </w:pPr>
+      <w:r>
+        <w:t>Em xin chân thành cảm ơn giảng viên Hồ Nhựt Minh đã hướng dẫn, giao đề tài, cung cấp khung báo cáo và tài liệu tham khảo để em hoàn thành đồ án học phần Cấu trúc dữ liệu và Giải thuật.</w:t>
+      </w:r>
+    </w:p>
+    <w:p>
+      <w:pPr>
+        <w:pStyle w:val="Heading1"/>
+        <w:keepNext w:val="0"/>
+        <w:spacing w:before="0" w:after="320"/>
+      </w:pPr>
+      <w:bookmarkStart w:id="5" w:name="_Toc243433147"/>
+      <w:r>
+        <w:lastRenderedPageBreak/>
+        <w:t>TÓM TẮT</w:t>
+      </w:r>
+      <w:bookmarkEnd w:id="5"/>
+    </w:p>
+    <w:p>
+      <w:pPr>
+        <w:pStyle w:val="Nidung"/>
+      </w:pPr>
+      <w:r>
+        <w:t>Đồ án trình bày bài toán tìm vị trí xuất hiện đầu tiên, vị trí xuất hiện cuối cùng và tần suất của khóa x trên mảng số nguyên đã tăng không giảm. Hai tìm kiếm nhị phân độc lập được tự cài: bản tìm đầu thu hẹp sang trái khi gặp x, bản tìm cuối thu hẹp sang phải; tần suất bằng last − first + 1 và chỉ tính khi x đã được xác nhận có mặt. Kết quả chạy thật cho thấy mỗi lần tìm chỉ cần O(log n) lần xét mid, tổng hai lần vẫn O(log n) và bộ nhớ phụ O(1). Sản phẩm gồm mã nguồn Julia, bộ kiểm thử 12 ca chức năng kèm ca lỗi, 9 ảnh minh chứng chạy thật và báo cáo theo mẫu.</w:t>
+      </w:r>
+    </w:p>
+    <w:p>
+      <w:pPr>
+        <w:pStyle w:val="Heading1"/>
+        <w:keepNext w:val="0"/>
+        <w:spacing w:before="0" w:after="320"/>
+      </w:pPr>
+      <w:bookmarkStart w:id="6" w:name="_Toc243433148"/>
+      <w:r>
+        <w:lastRenderedPageBreak/>
+        <w:t>CHƯƠNG 1. TỔNG QUAN ĐỀ TÀI</w:t>
+      </w:r>
+      <w:bookmarkEnd w:id="6"/>
+    </w:p>
+    <w:p>
+      <w:pPr>
+        <w:pStyle w:val="Heading2"/>
+      </w:pPr>
+      <w:bookmarkStart w:id="7" w:name="_Toc243433149"/>
+      <w:r>
+        <w:t>1.1. Bài toán và lý do thực hiện</w:t>
+      </w:r>
+      <w:bookmarkEnd w:id="7"/>
+    </w:p>
+    <w:p>
+      <w:pPr>
+        <w:pStyle w:val="Nidung"/>
+      </w:pPr>
+      <w:r>
+        <w:t>Đề tài "Tìm vị trí đầu, cuối và tần suất của x" yêu cầu với một mảng số nguyên đã tăng không giảm và một khóa x, xác định vị trí xuất hiện đầu tiên, vị trí xuất hiện cuối cùng rồi suy ra số lần xuất hiện. Trọng tâm là tự cài hai tìm kiếm nhị phân, theo dõi biến lo, hi, mid, kq qua từng bước và phân biệt vị trí chèn với một lần xuất hiện thật. Căn cứ: Chương 2, Mục 2.6.2; mục 2.8 bài 28; trang in 50–52, 62.</w:t>
+      </w:r>
+    </w:p>
+    <w:p>
+      <w:pPr>
+        <w:pStyle w:val="Nidung"/>
+        <w:spacing w:before="0" w:after="100" w:line="269" w:lineRule="auto"/>
+        <w:ind w:firstLine="0"/>
+        <w:jc w:val="left"/>
+      </w:pPr>
+    </w:p>
+    <w:p>
+      <w:pPr>
+        <w:pStyle w:val="Heading2"/>
+      </w:pPr>
+      <w:bookmarkStart w:id="8" w:name="_Toc243433150"/>
+      <w:r>
+        <w:t>1.2. Mục tiêu và sản phẩm</w:t>
+      </w:r>
+      <w:bookmarkEnd w:id="8"/>
+    </w:p>
+    <w:p>
+      <w:pPr>
+        <w:pStyle w:val="Nidung"/>
+      </w:pPr>
+      <w:r>
+        <w:t>Các mục tiêu và sản phẩm:</w:t>
+      </w:r>
+      <w:r>
+        <w:br/>
+        <w:t>• Cài đặt vi_tri_dau(a, x) trả chỉ số 1-based của lần xuất hiện đầu tiên, 0 nếu vắng.</w:t>
+      </w:r>
+      <w:r>
+        <w:br/>
+        <w:t>• Cài đặt vi_tri_cuoi(a, x) trả chỉ số của lần xuất hiện cuối cùng, 0 nếu vắng.</w:t>
+      </w:r>
+      <w:r>
+        <w:br/>
+        <w:t>• Cài đặt tan_suat(a, x) ghép hai biên, trả first, last, count và số lần xét mid.</w:t>
+      </w:r>
+      <w:r>
+        <w:br/>
+        <w:t>• Kiểm tra dữ liệu vào: mảng phải là Vector{Int}, tăng không giảm, 0 ≤ n ≤ 10000.</w:t>
+      </w:r>
+      <w:r>
+        <w:br/>
+        <w:t>• Đối chứng bằng quét tuyến tính và cài thêm yêu cầu tùy chọn đếm phần tử trong đoạn [L, U].</w:t>
+      </w:r>
+      <w:r>
+        <w:br/>
+        <w:t>• Bộ kiểm thử ≥12 ca độc lập, ảnh chạy thật, báo cáo và kho mã chạy lại được.</w:t>
+      </w:r>
+    </w:p>
+    <w:p>
+      <w:pPr>
+        <w:pStyle w:val="Nidung"/>
+        <w:spacing w:before="0" w:after="100" w:line="269" w:lineRule="auto"/>
+        <w:ind w:firstLine="0"/>
+        <w:jc w:val="left"/>
+      </w:pPr>
+    </w:p>
+    <w:p>
+      <w:pPr>
+        <w:pStyle w:val="Heading2"/>
+      </w:pPr>
+      <w:bookmarkStart w:id="9" w:name="_Toc243433151"/>
+      <w:r>
+        <w:t>1.3. Phạm vi, đầu vào và đầu ra</w:t>
+      </w:r>
+      <w:bookmarkEnd w:id="9"/>
+    </w:p>
+    <w:p>
+      <w:pPr>
+        <w:pStyle w:val="Heading3"/>
+      </w:pPr>
+      <w:r>
+        <w:t>1.3.1. Miền và quy ước đầu vào</w:t>
+      </w:r>
+    </w:p>
+    <w:p>
+      <w:pPr>
+        <w:pStyle w:val="Nidung"/>
+      </w:pPr>
+      <w:r>
+        <w:t>Dữ liệu vào là mảng a kiểu Vector{Int} với n phần tử, 0 ≤ n ≤ 10000, tăng không giảm (a[1] ≤ a[2] ≤ … ≤ a[n]). Khóa trùng hợp lệ và chính là trọng tâm của đề. Khóa x là số nguyên, không giới hạn miền giá trị. Dữ liệu nhập từ bàn phím hoặc khai báo trực tiếp, không đọc tệp CSV/Excel. Chỉ số mảng dùng 1-based theo quy ước của Julia.</w:t>
+      </w:r>
+    </w:p>
+    <w:p>
+      <w:pPr>
+        <w:pStyle w:val="Nidung"/>
+        <w:spacing w:before="0" w:after="100" w:line="269" w:lineRule="auto"/>
+        <w:ind w:firstLine="0"/>
+        <w:jc w:val="left"/>
+      </w:pPr>
+    </w:p>
+    <w:p>
+      <w:pPr>
+        <w:pStyle w:val="Heading3"/>
+      </w:pPr>
+      <w:r>
+        <w:t>1.3.2. Kết quả và trường hợp đặc biệt</w:t>
+      </w:r>
+    </w:p>
+    <w:p>
+      <w:pPr>
+        <w:pStyle w:val="Nidung"/>
+      </w:pPr>
+      <w:r>
+        <w:t>Kết quả gồm first, last và count. Nếu x vắng mặt: first = last = 0, count = 0. Nếu x có mặt: first ≤ last và count = last − first + 1. Báo cáo còn in số lần xét mid của từng lần tìm để làm bằng chứng đếm phép toán. Input sai (mảng không tăng, n vượt 10000, x không nguyên) bị từ chối bằng ArgumentError; mảng rỗng là input hợp lệ.</w:t>
+      </w:r>
+    </w:p>
+    <w:p>
+      <w:pPr>
+        <w:pStyle w:val="Nidung"/>
+        <w:spacing w:before="0" w:after="100" w:line="269" w:lineRule="auto"/>
+        <w:ind w:firstLine="0"/>
+        <w:jc w:val="left"/>
+      </w:pPr>
+    </w:p>
+    <w:p>
+      <w:pPr>
+        <w:pStyle w:val="Chthchbng"/>
+        <w:spacing w:before="0" w:after="100" w:line="269" w:lineRule="auto"/>
+        <w:jc w:val="left"/>
+      </w:pPr>
+      <w:bookmarkStart w:id="10" w:name="_Toc243433185"/>
+      <w:r>
+        <w:lastRenderedPageBreak/>
+        <w:t>Bảng 1.1 Đặc tả dữ liệu vào</w:t>
+      </w:r>
+      <w:bookmarkEnd w:id="10"/>
+    </w:p>
+    <w:tbl>
+      <w:tblPr>
+        <w:tblStyle w:val="TableGrid"/>
+        <w:tblW w:w="0" w:type="auto"/>
+        <w:tblBorders>
+          <w:top w:val="single" w:sz="4" w:space="0" w:color="D9D9D9"/>
+          <w:left w:val="single" w:sz="4" w:space="0" w:color="D9D9D9"/>
+          <w:bottom w:val="single" w:sz="4" w:space="0" w:color="D9D9D9"/>
+          <w:right w:val="single" w:sz="4" w:space="0" w:color="D9D9D9"/>
+          <w:insideH w:val="single" w:sz="4" w:space="0" w:color="D9D9D9"/>
+          <w:insideV w:val="single" w:sz="4" w:space="0" w:color="D9D9D9"/>
+        </w:tblBorders>
+        <w:tblLayout w:type="fixed"/>
+        <w:tblCellMar>
+          <w:top w:w="80" w:type="dxa"/>
+          <w:left w:w="80" w:type="dxa"/>
+          <w:bottom w:w="80" w:type="dxa"/>
+          <w:right w:w="80" w:type="dxa"/>
+        </w:tblCellMar>
+        <w:tblLook w:val="04A0" w:firstRow="1" w:lastRow="0" w:firstColumn="1" w:lastColumn="0" w:noHBand="0" w:noVBand="1"/>
+      </w:tblPr>
+      <w:tblGrid>
+        <w:gridCol w:w="1701"/>
+        <w:gridCol w:w="2268"/>
+        <w:gridCol w:w="2835"/>
+        <w:gridCol w:w="2268"/>
+      </w:tblGrid>
+      <w:tr>
+        <w:trPr>
+          <w:cantSplit/>
+          <w:tblHeader/>
+        </w:trPr>
+        <w:tc>
+          <w:tcPr>
+            <w:tcW w:w="1701" w:type="dxa"/>
+            <w:shd w:val="clear" w:color="auto" w:fill="E8EBEF"/>
+            <w:vAlign w:val="center"/>
+          </w:tcPr>
+          <w:p>
+            <w:pPr>
+              <w:spacing w:after="60" w:line="259" w:lineRule="auto"/>
+            </w:pPr>
+            <w:r>
+              <w:rPr>
+                <w:b/>
+                <w:sz w:val="23"/>
+              </w:rPr>
+              <w:t>Tên dữ liệu</w:t>
             </w:r>
           </w:p>
         </w:tc>
         <w:tc>
           <w:tcPr>
             <w:tcW w:w="2268" w:type="dxa"/>
-          </w:tcPr>
-          <w:p>
+            <w:shd w:val="clear" w:color="auto" w:fill="E8EBEF"/>
+            <w:vAlign w:val="center"/>
+          </w:tcPr>
+          <w:p>
+            <w:pPr>
+              <w:spacing w:after="60" w:line="259" w:lineRule="auto"/>
+            </w:pPr>
             <w:r>
               <w:rPr>
-                <w:sz w:val="21"/>
+                <w:b/>
+                <w:sz w:val="23"/>
               </w:rPr>
-              <w:t>a[5]=4 &gt; 2</w:t>
-            </w:r>
-          </w:p>
-        </w:tc>
-        <w:tc>
-          <w:tcPr>
-            <w:tcW w:w="1814" w:type="dxa"/>
-          </w:tcPr>
-          <w:p>
+              <w:t>Kiểu và kích thước</w:t>
+            </w:r>
+          </w:p>
+        </w:tc>
+        <w:tc>
+          <w:tcPr>
+            <w:tcW w:w="2835" w:type="dxa"/>
+            <w:shd w:val="clear" w:color="auto" w:fill="E8EBEF"/>
+            <w:vAlign w:val="center"/>
+          </w:tcPr>
+          <w:p>
+            <w:pPr>
+              <w:spacing w:after="60" w:line="259" w:lineRule="auto"/>
+            </w:pPr>
             <w:r>
               <w:rPr>
-                <w:sz w:val="21"/>
+                <w:b/>
+                <w:sz w:val="23"/>
               </w:rPr>
-              <w:t>hi=4</w:t>
+              <w:t>Miền và điều kiện</w:t>
+            </w:r>
+          </w:p>
+        </w:tc>
+        <w:tc>
+          <w:tcPr>
+            <w:tcW w:w="2268" w:type="dxa"/>
+            <w:shd w:val="clear" w:color="auto" w:fill="E8EBEF"/>
+            <w:vAlign w:val="center"/>
+          </w:tcPr>
+          <w:p>
+            <w:pPr>
+              <w:spacing w:after="60" w:line="259" w:lineRule="auto"/>
+            </w:pPr>
+            <w:r>
+              <w:rPr>
+                <w:b/>
+                <w:sz w:val="23"/>
+              </w:rPr>
+              <w:t>Cách nhập hoặc khai báo</w:t>
             </w:r>
           </w:p>
         </w:tc>
       </w:tr>
       <w:tr>
         <w:trPr>
-          <w:jc w:val="center"/>
+          <w:cantSplit/>
         </w:trPr>
         <w:tc>
           <w:tcPr>
-            <w:tcW w:w="1814" w:type="dxa"/>
-          </w:tcPr>
-          <w:p>
-            <w:r>
-              <w:rPr>
-                <w:sz w:val="21"/>
-              </w:rPr>
-              <w:t>Tìm cuối · kết thúc</w:t>
-            </w:r>
-          </w:p>
-        </w:tc>
-        <w:tc>
-          <w:tcPr>
-            <w:tcW w:w="2608" w:type="dxa"/>
-          </w:tcPr>
-          <w:p>
-            <w:r>
-              <w:rPr>
-                <w:sz w:val="21"/>
-              </w:rPr>
-              <w:t>lo=5 &gt; hi=4</w:t>
+            <w:tcW w:w="1701" w:type="dxa"/>
+            <w:vAlign w:val="center"/>
+          </w:tcPr>
+          <w:p>
+            <w:pPr>
+              <w:spacing w:after="60" w:line="259" w:lineRule="auto"/>
+            </w:pPr>
+            <w:r>
+              <w:t>a (mảng đầu vào)</w:t>
             </w:r>
           </w:p>
         </w:tc>
         <w:tc>
           <w:tcPr>
             <w:tcW w:w="2268" w:type="dxa"/>
-          </w:tcPr>
-          <w:p>
-            <w:r>
-              <w:rPr>
-                <w:sz w:val="21"/>
-              </w:rPr>
-              <w:t>—</w:t>
-            </w:r>
-          </w:p>
-        </w:tc>
-        <w:tc>
-          <w:tcPr>
-            <w:tcW w:w="1814" w:type="dxa"/>
-          </w:tcPr>
-          <w:p>
-            <w:r>
-              <w:rPr>
-                <w:sz w:val="21"/>
-              </w:rPr>
-              <w:t>last=4</w:t>
+            <w:vAlign w:val="center"/>
+          </w:tcPr>
+          <w:p>
+            <w:pPr>
+              <w:spacing w:after="60" w:line="259" w:lineRule="auto"/>
+            </w:pPr>
+            <w:r>
+              <w:t>Vector{Int}, n phần tử</w:t>
+            </w:r>
+          </w:p>
+        </w:tc>
+        <w:tc>
+          <w:tcPr>
+            <w:tcW w:w="2835" w:type="dxa"/>
+            <w:vAlign w:val="center"/>
+          </w:tcPr>
+          <w:p>
+            <w:pPr>
+              <w:spacing w:after="60" w:line="259" w:lineRule="auto"/>
+            </w:pPr>
+            <w:r>
+              <w:t>0 ≤ n ≤ 10000; a[i] ≤ a[i+1]</w:t>
+            </w:r>
+          </w:p>
+        </w:tc>
+        <w:tc>
+          <w:tcPr>
+            <w:tcW w:w="2268" w:type="dxa"/>
+            <w:vAlign w:val="center"/>
+          </w:tcPr>
+          <w:p>
+            <w:pPr>
+              <w:spacing w:after="60" w:line="259" w:lineRule="auto"/>
+            </w:pPr>
+            <w:r>
+              <w:t>Khai báo trực tiếp / bàn phím</w:t>
             </w:r>
           </w:p>
         </w:tc>
       </w:tr>
       <w:tr>
         <w:trPr>
-          <w:jc w:val="center"/>
+          <w:cantSplit/>
         </w:trPr>
         <w:tc>
           <w:tcPr>
-            <w:tcW w:w="1814" w:type="dxa"/>
-          </w:tcPr>
-          <w:p>
-            <w:r>
-              <w:rPr>
-                <w:sz w:val="21"/>
-              </w:rPr>
-              <w:t>Ghép kết quả</w:t>
-            </w:r>
-          </w:p>
-        </w:tc>
-        <w:tc>
-          <w:tcPr>
-            <w:tcW w:w="2608" w:type="dxa"/>
-          </w:tcPr>
-          <w:p>
-            <w:r>
-              <w:rPr>
-                <w:sz w:val="21"/>
-              </w:rPr>
-              <w:t>first=2, last=4</w:t>
+            <w:tcW w:w="1701" w:type="dxa"/>
+            <w:vAlign w:val="center"/>
+          </w:tcPr>
+          <w:p>
+            <w:pPr>
+              <w:spacing w:after="60" w:line="259" w:lineRule="auto"/>
+            </w:pPr>
+            <w:r>
+              <w:t>n (số phần tử)</w:t>
             </w:r>
           </w:p>
         </w:tc>
         <w:tc>
           <w:tcPr>
             <w:tcW w:w="2268" w:type="dxa"/>
-          </w:tcPr>
-          <w:p>
-            <w:r>
-              <w:rPr>
-                <w:sz w:val="21"/>
-              </w:rPr>
-              <w:t>count = 4−2+1</w:t>
-            </w:r>
-          </w:p>
-        </w:tc>
-        <w:tc>
-          <w:tcPr>
-            <w:tcW w:w="1814" w:type="dxa"/>
-          </w:tcPr>
-          <w:p>
-            <w:r>
-              <w:rPr>
-                <w:sz w:val="21"/>
-              </w:rPr>
-              <w:t>count=3</w:t>
+            <w:vAlign w:val="center"/>
+          </w:tcPr>
+          <w:p>
+            <w:pPr>
+              <w:spacing w:after="60" w:line="259" w:lineRule="auto"/>
+            </w:pPr>
+            <w:r>
+              <w:t>Số nguyên không âm</w:t>
+            </w:r>
+          </w:p>
+        </w:tc>
+        <w:tc>
+          <w:tcPr>
+            <w:tcW w:w="2835" w:type="dxa"/>
+            <w:vAlign w:val="center"/>
+          </w:tcPr>
+          <w:p>
+            <w:pPr>
+              <w:spacing w:after="60" w:line="259" w:lineRule="auto"/>
+            </w:pPr>
+            <w:r>
+              <w:t>0 ≤ n ≤ 10000</w:t>
+            </w:r>
+          </w:p>
+        </w:tc>
+        <w:tc>
+          <w:tcPr>
+            <w:tcW w:w="2268" w:type="dxa"/>
+            <w:vAlign w:val="center"/>
+          </w:tcPr>
+          <w:p>
+            <w:pPr>
+              <w:spacing w:after="60" w:line="259" w:lineRule="auto"/>
+            </w:pPr>
+            <w:r>
+              <w:t>Suy từ độ dài mảng a</w:t>
+            </w:r>
+          </w:p>
+        </w:tc>
+      </w:tr>
+      <w:tr>
+        <w:trPr>
+          <w:cantSplit/>
+        </w:trPr>
+        <w:tc>
+          <w:tcPr>
+            <w:tcW w:w="1701" w:type="dxa"/>
+            <w:vAlign w:val="center"/>
+          </w:tcPr>
+          <w:p>
+            <w:pPr>
+              <w:spacing w:after="60" w:line="259" w:lineRule="auto"/>
+            </w:pPr>
+            <w:r>
+              <w:t>x (khóa cần tìm)</w:t>
+            </w:r>
+          </w:p>
+        </w:tc>
+        <w:tc>
+          <w:tcPr>
+            <w:tcW w:w="2268" w:type="dxa"/>
+            <w:vAlign w:val="center"/>
+          </w:tcPr>
+          <w:p>
+            <w:pPr>
+              <w:spacing w:after="60" w:line="259" w:lineRule="auto"/>
+            </w:pPr>
+            <w:r>
+              <w:t>Số nguyên</w:t>
+            </w:r>
+          </w:p>
+        </w:tc>
+        <w:tc>
+          <w:tcPr>
+            <w:tcW w:w="2835" w:type="dxa"/>
+            <w:vAlign w:val="center"/>
+          </w:tcPr>
+          <w:p>
+            <w:pPr>
+              <w:spacing w:after="60" w:line="259" w:lineRule="auto"/>
+            </w:pPr>
+            <w:r>
+              <w:t>Không giới hạn miền; không yêu cầu x có trong a</w:t>
+            </w:r>
+          </w:p>
+        </w:tc>
+        <w:tc>
+          <w:tcPr>
+            <w:tcW w:w="2268" w:type="dxa"/>
+            <w:vAlign w:val="center"/>
+          </w:tcPr>
+          <w:p>
+            <w:pPr>
+              <w:spacing w:after="60" w:line="259" w:lineRule="auto"/>
+            </w:pPr>
+            <w:r>
+              <w:t>Nhập bàn phím / truyền tham số</w:t>
             </w:r>
           </w:p>
         </w:tc>
@@ -1524,296 +2501,3427 @@
     </w:tbl>
     <w:p>
       <w:pPr>
-        <w:spacing w:after="0"/>
-      </w:pPr>
+        <w:pStyle w:val="Chthchbng"/>
+        <w:spacing w:before="0" w:after="100" w:line="269" w:lineRule="auto"/>
+        <w:jc w:val="left"/>
+      </w:pPr>
+      <w:bookmarkStart w:id="11" w:name="_Toc243433186"/>
+      <w:r>
+        <w:t>Bảng 1.2 Đặc tả kết quả đầu ra</w:t>
+      </w:r>
+      <w:bookmarkEnd w:id="11"/>
     </w:p>
+    <w:tbl>
+      <w:tblPr>
+        <w:tblStyle w:val="TableGrid"/>
+        <w:tblW w:w="0" w:type="auto"/>
+        <w:tblBorders>
+          <w:top w:val="single" w:sz="4" w:space="0" w:color="D9D9D9"/>
+          <w:left w:val="single" w:sz="4" w:space="0" w:color="D9D9D9"/>
+          <w:bottom w:val="single" w:sz="4" w:space="0" w:color="D9D9D9"/>
+          <w:right w:val="single" w:sz="4" w:space="0" w:color="D9D9D9"/>
+          <w:insideH w:val="single" w:sz="4" w:space="0" w:color="D9D9D9"/>
+          <w:insideV w:val="single" w:sz="4" w:space="0" w:color="D9D9D9"/>
+        </w:tblBorders>
+        <w:tblLayout w:type="fixed"/>
+        <w:tblCellMar>
+          <w:top w:w="80" w:type="dxa"/>
+          <w:left w:w="80" w:type="dxa"/>
+          <w:bottom w:w="80" w:type="dxa"/>
+          <w:right w:w="80" w:type="dxa"/>
+        </w:tblCellMar>
+        <w:tblLook w:val="04A0" w:firstRow="1" w:lastRow="0" w:firstColumn="1" w:lastColumn="0" w:noHBand="0" w:noVBand="1"/>
+      </w:tblPr>
+      <w:tblGrid>
+        <w:gridCol w:w="1701"/>
+        <w:gridCol w:w="2098"/>
+        <w:gridCol w:w="3005"/>
+        <w:gridCol w:w="2268"/>
+      </w:tblGrid>
+      <w:tr>
+        <w:trPr>
+          <w:cantSplit/>
+          <w:tblHeader/>
+        </w:trPr>
+        <w:tc>
+          <w:tcPr>
+            <w:tcW w:w="1701" w:type="dxa"/>
+            <w:shd w:val="clear" w:color="auto" w:fill="E8EBEF"/>
+            <w:vAlign w:val="center"/>
+          </w:tcPr>
+          <w:p>
+            <w:pPr>
+              <w:spacing w:after="60" w:line="259" w:lineRule="auto"/>
+            </w:pPr>
+            <w:r>
+              <w:rPr>
+                <w:b/>
+                <w:sz w:val="23"/>
+              </w:rPr>
+              <w:t>Kết quả</w:t>
+            </w:r>
+          </w:p>
+        </w:tc>
+        <w:tc>
+          <w:tcPr>
+            <w:tcW w:w="2098" w:type="dxa"/>
+            <w:shd w:val="clear" w:color="auto" w:fill="E8EBEF"/>
+            <w:vAlign w:val="center"/>
+          </w:tcPr>
+          <w:p>
+            <w:pPr>
+              <w:spacing w:after="60" w:line="259" w:lineRule="auto"/>
+            </w:pPr>
+            <w:r>
+              <w:rPr>
+                <w:b/>
+                <w:sz w:val="23"/>
+              </w:rPr>
+              <w:t>Kiểu hoặc cách in</w:t>
+            </w:r>
+          </w:p>
+        </w:tc>
+        <w:tc>
+          <w:tcPr>
+            <w:tcW w:w="3005" w:type="dxa"/>
+            <w:shd w:val="clear" w:color="auto" w:fill="E8EBEF"/>
+            <w:vAlign w:val="center"/>
+          </w:tcPr>
+          <w:p>
+            <w:pPr>
+              <w:spacing w:after="60" w:line="259" w:lineRule="auto"/>
+            </w:pPr>
+            <w:r>
+              <w:rPr>
+                <w:b/>
+                <w:sz w:val="23"/>
+              </w:rPr>
+              <w:t>Ý nghĩa và điều kiện đúng</w:t>
+            </w:r>
+          </w:p>
+        </w:tc>
+        <w:tc>
+          <w:tcPr>
+            <w:tcW w:w="2268" w:type="dxa"/>
+            <w:shd w:val="clear" w:color="auto" w:fill="E8EBEF"/>
+            <w:vAlign w:val="center"/>
+          </w:tcPr>
+          <w:p>
+            <w:pPr>
+              <w:spacing w:after="60" w:line="259" w:lineRule="auto"/>
+            </w:pPr>
+            <w:r>
+              <w:rPr>
+                <w:b/>
+                <w:sz w:val="23"/>
+              </w:rPr>
+              <w:t>Hòa vô nghiệm hoặc lỗi</w:t>
+            </w:r>
+          </w:p>
+        </w:tc>
+      </w:tr>
+      <w:tr>
+        <w:trPr>
+          <w:cantSplit/>
+        </w:trPr>
+        <w:tc>
+          <w:tcPr>
+            <w:tcW w:w="1701" w:type="dxa"/>
+            <w:vAlign w:val="center"/>
+          </w:tcPr>
+          <w:p>
+            <w:pPr>
+              <w:spacing w:after="60" w:line="259" w:lineRule="auto"/>
+            </w:pPr>
+            <w:r>
+              <w:t>first, last, count</w:t>
+            </w:r>
+          </w:p>
+        </w:tc>
+        <w:tc>
+          <w:tcPr>
+            <w:tcW w:w="2098" w:type="dxa"/>
+            <w:vAlign w:val="center"/>
+          </w:tcPr>
+          <w:p>
+            <w:pPr>
+              <w:spacing w:after="60" w:line="259" w:lineRule="auto"/>
+            </w:pPr>
+            <w:r>
+              <w:t>Ba số nguyên 1-based</w:t>
+            </w:r>
+          </w:p>
+        </w:tc>
+        <w:tc>
+          <w:tcPr>
+            <w:tcW w:w="3005" w:type="dxa"/>
+            <w:vAlign w:val="center"/>
+          </w:tcPr>
+          <w:p>
+            <w:pPr>
+              <w:spacing w:after="60" w:line="259" w:lineRule="auto"/>
+            </w:pPr>
+            <w:r>
+              <w:t>0,0,0 khi vắng; count = last − first + 1 khi có</w:t>
+            </w:r>
+          </w:p>
+        </w:tc>
+        <w:tc>
+          <w:tcPr>
+            <w:tcW w:w="2268" w:type="dxa"/>
+            <w:vAlign w:val="center"/>
+          </w:tcPr>
+          <w:p>
+            <w:pPr>
+              <w:spacing w:after="60" w:line="259" w:lineRule="auto"/>
+            </w:pPr>
+            <w:r>
+              <w:t>Input sai: ArgumentError</w:t>
+            </w:r>
+          </w:p>
+        </w:tc>
+      </w:tr>
+      <w:tr>
+        <w:trPr>
+          <w:cantSplit/>
+        </w:trPr>
+        <w:tc>
+          <w:tcPr>
+            <w:tcW w:w="1701" w:type="dxa"/>
+            <w:vAlign w:val="center"/>
+          </w:tcPr>
+          <w:p>
+            <w:pPr>
+              <w:spacing w:after="60" w:line="259" w:lineRule="auto"/>
+            </w:pPr>
+            <w:r>
+              <w:t>Số lần xét mid</w:t>
+            </w:r>
+          </w:p>
+        </w:tc>
+        <w:tc>
+          <w:tcPr>
+            <w:tcW w:w="2098" w:type="dxa"/>
+            <w:vAlign w:val="center"/>
+          </w:tcPr>
+          <w:p>
+            <w:pPr>
+              <w:spacing w:after="60" w:line="259" w:lineRule="auto"/>
+            </w:pPr>
+            <w:r>
+              <w:t>Số nguyên không âm</w:t>
+            </w:r>
+          </w:p>
+        </w:tc>
+        <w:tc>
+          <w:tcPr>
+            <w:tcW w:w="3005" w:type="dxa"/>
+            <w:vAlign w:val="center"/>
+          </w:tcPr>
+          <w:p>
+            <w:pPr>
+              <w:spacing w:after="60" w:line="259" w:lineRule="auto"/>
+            </w:pPr>
+            <w:r>
+              <w:t>Mỗi lần tìm ≤ ⌈log₂(n+1)⌉</w:t>
+            </w:r>
+          </w:p>
+        </w:tc>
+        <w:tc>
+          <w:tcPr>
+            <w:tcW w:w="2268" w:type="dxa"/>
+            <w:vAlign w:val="center"/>
+          </w:tcPr>
+          <w:p>
+            <w:pPr>
+              <w:spacing w:after="60" w:line="259" w:lineRule="auto"/>
+            </w:pPr>
+            <w:r>
+              <w:t>Mảng rỗng: 0 lần</w:t>
+            </w:r>
+          </w:p>
+        </w:tc>
+      </w:tr>
+    </w:tbl>
     <w:p>
       <w:pPr>
-        <w:spacing w:before="120" w:after="60"/>
+        <w:pStyle w:val="Nidung"/>
+        <w:spacing w:before="0" w:after="100" w:line="269" w:lineRule="auto"/>
+        <w:ind w:firstLine="0"/>
+        <w:jc w:val="left"/>
       </w:pPr>
       <w:r>
-        <w:rPr>
-          <w:b/>
-        </w:rPr>
-        <w:t>3.3. Độ phức tạp</w:t>
+        <w:t>Input được nhập bàn phím, khai báo trực tiếp hoặc truyền tham số; thuật toán không phụ thuộc CSV/Excel hay tệp ngoài. Trường hợp hòa không áp dụng vì kết quả là hai biên duy nhất của một đoạn giá trị; trường hợp vô nghiệm tương ứng x vắng mặt và được biểu diễn bằng bộ ba 0.</w:t>
       </w:r>
     </w:p>
     <w:p>
+      <w:pPr>
+        <w:pStyle w:val="Heading2"/>
+      </w:pPr>
+      <w:bookmarkStart w:id="12" w:name="_Toc243433152"/>
       <w:r>
-        <w:t>Mỗi lần tìm tối đa ⌈log₂(n+1)⌉ lần xét mid; tổng hai lần ≤ 2·⌈log₂(n+1)⌉. Toàn chương trình có kiểm tra dữ liệu vào O(n) nên chi phí tổng O(n); bộ nhớ phụ O(1).</w:t>
+        <w:t>1.4. Cách thực hiện và cấu trúc báo cáo</w:t>
+      </w:r>
+      <w:bookmarkEnd w:id="12"/>
+    </w:p>
+    <w:p>
+      <w:pPr>
+        <w:pStyle w:val="Nidung"/>
+      </w:pPr>
+      <w:r>
+        <w:t>Quy trình: đọc giáo trình mục 2.6.2 → giải ví dụ bằng tay → cài đặt hai hàm biên → kiểm thử và đối chiếu tuyến tính → chụp bằng chứng. Báo cáo gồm năm chương như đã liệt kê ở mục lục.</w:t>
       </w:r>
     </w:p>
     <w:p>
       <w:pPr>
-        <w:spacing w:before="200"/>
-      </w:pPr>
+        <w:pStyle w:val="Nidung"/>
+        <w:spacing w:before="0" w:after="100" w:line="269" w:lineRule="auto"/>
+        <w:ind w:firstLine="0"/>
+        <w:jc w:val="left"/>
+      </w:pPr>
+    </w:p>
+    <w:p>
+      <w:pPr>
+        <w:pStyle w:val="Chthchbng"/>
+        <w:spacing w:before="80" w:after="100" w:line="269" w:lineRule="auto"/>
+      </w:pPr>
+      <w:bookmarkStart w:id="13" w:name="_Toc243433187"/>
       <w:r>
-        <w:rPr>
-          <w:b/>
-          <w:sz w:val="28"/>
-        </w:rPr>
-        <w:t>4. MINH CHỨNG</w:t>
+        <w:t>Bảng 1.3 Đối chiếu yêu cầu và sản phẩm</w:t>
+      </w:r>
+      <w:bookmarkEnd w:id="13"/>
+    </w:p>
+    <w:tbl>
+      <w:tblPr>
+        <w:tblStyle w:val="TableGrid"/>
+        <w:tblW w:w="0" w:type="auto"/>
+        <w:tblBorders>
+          <w:top w:val="single" w:sz="4" w:space="0" w:color="D9D9D9"/>
+          <w:left w:val="single" w:sz="4" w:space="0" w:color="D9D9D9"/>
+          <w:bottom w:val="single" w:sz="4" w:space="0" w:color="D9D9D9"/>
+          <w:right w:val="single" w:sz="4" w:space="0" w:color="D9D9D9"/>
+          <w:insideH w:val="single" w:sz="4" w:space="0" w:color="D9D9D9"/>
+          <w:insideV w:val="single" w:sz="4" w:space="0" w:color="D9D9D9"/>
+        </w:tblBorders>
+        <w:tblLayout w:type="fixed"/>
+        <w:tblCellMar>
+          <w:top w:w="70" w:type="dxa"/>
+          <w:left w:w="70" w:type="dxa"/>
+          <w:bottom w:w="70" w:type="dxa"/>
+          <w:right w:w="70" w:type="dxa"/>
+        </w:tblCellMar>
+        <w:tblLook w:val="04A0" w:firstRow="1" w:lastRow="0" w:firstColumn="1" w:lastColumn="0" w:noHBand="0" w:noVBand="1"/>
+      </w:tblPr>
+      <w:tblGrid>
+        <w:gridCol w:w="1701"/>
+        <w:gridCol w:w="3402"/>
+        <w:gridCol w:w="3969"/>
+      </w:tblGrid>
+      <w:tr>
+        <w:trPr>
+          <w:cantSplit/>
+          <w:tblHeader/>
+        </w:trPr>
+        <w:tc>
+          <w:tcPr>
+            <w:tcW w:w="1701" w:type="dxa"/>
+            <w:shd w:val="clear" w:color="auto" w:fill="E8EBEF"/>
+            <w:vAlign w:val="center"/>
+          </w:tcPr>
+          <w:p>
+            <w:pPr>
+              <w:spacing w:after="40" w:line="252" w:lineRule="auto"/>
+            </w:pPr>
+            <w:r>
+              <w:rPr>
+                <w:b/>
+                <w:sz w:val="23"/>
+              </w:rPr>
+              <w:t>Yêu cầu trên phiếu</w:t>
+            </w:r>
+          </w:p>
+        </w:tc>
+        <w:tc>
+          <w:tcPr>
+            <w:tcW w:w="3402" w:type="dxa"/>
+            <w:shd w:val="clear" w:color="auto" w:fill="E8EBEF"/>
+            <w:vAlign w:val="center"/>
+          </w:tcPr>
+          <w:p>
+            <w:pPr>
+              <w:spacing w:after="40" w:line="252" w:lineRule="auto"/>
+            </w:pPr>
+            <w:r>
+              <w:rPr>
+                <w:b/>
+                <w:sz w:val="23"/>
+              </w:rPr>
+              <w:t>Sản phẩm/điều kiện kiểm</w:t>
+            </w:r>
+          </w:p>
+        </w:tc>
+        <w:tc>
+          <w:tcPr>
+            <w:tcW w:w="3969" w:type="dxa"/>
+            <w:shd w:val="clear" w:color="auto" w:fill="E8EBEF"/>
+            <w:vAlign w:val="center"/>
+          </w:tcPr>
+          <w:p>
+            <w:pPr>
+              <w:spacing w:after="40" w:line="252" w:lineRule="auto"/>
+            </w:pPr>
+            <w:r>
+              <w:rPr>
+                <w:b/>
+                <w:sz w:val="23"/>
+              </w:rPr>
+              <w:t>Mục sẽ trình bày</w:t>
+            </w:r>
+          </w:p>
+        </w:tc>
+      </w:tr>
+      <w:tr>
+        <w:trPr>
+          <w:cantSplit/>
+        </w:trPr>
+        <w:tc>
+          <w:tcPr>
+            <w:tcW w:w="1701" w:type="dxa"/>
+            <w:vAlign w:val="center"/>
+          </w:tcPr>
+          <w:p>
+            <w:pPr>
+              <w:spacing w:after="40" w:line="252" w:lineRule="auto"/>
+            </w:pPr>
+            <w:r>
+              <w:t>Hai tìm kiếm nhị phân tìm biên</w:t>
+            </w:r>
+          </w:p>
+        </w:tc>
+        <w:tc>
+          <w:tcPr>
+            <w:tcW w:w="3402" w:type="dxa"/>
+            <w:vAlign w:val="center"/>
+          </w:tcPr>
+          <w:p>
+            <w:pPr>
+              <w:spacing w:after="40" w:line="252" w:lineRule="auto"/>
+            </w:pPr>
+            <w:r>
+              <w:t>vi_tri_dau và vi_tri_cuoi chạy đúng mọi ca</w:t>
+            </w:r>
+          </w:p>
+        </w:tc>
+        <w:tc>
+          <w:tcPr>
+            <w:tcW w:w="3969" w:type="dxa"/>
+            <w:vAlign w:val="center"/>
+          </w:tcPr>
+          <w:p>
+            <w:pPr>
+              <w:spacing w:after="40" w:line="252" w:lineRule="auto"/>
+            </w:pPr>
+            <w:r>
+              <w:t>Chương 3, mục 3.3</w:t>
+            </w:r>
+          </w:p>
+        </w:tc>
+      </w:tr>
+      <w:tr>
+        <w:trPr>
+          <w:cantSplit/>
+        </w:trPr>
+        <w:tc>
+          <w:tcPr>
+            <w:tcW w:w="1701" w:type="dxa"/>
+            <w:vAlign w:val="center"/>
+          </w:tcPr>
+          <w:p>
+            <w:pPr>
+              <w:spacing w:after="40" w:line="252" w:lineRule="auto"/>
+            </w:pPr>
+            <w:r>
+              <w:t>Tần suất và trường hợp vắng</w:t>
+            </w:r>
+          </w:p>
+        </w:tc>
+        <w:tc>
+          <w:tcPr>
+            <w:tcW w:w="3402" w:type="dxa"/>
+            <w:vAlign w:val="center"/>
+          </w:tcPr>
+          <w:p>
+            <w:pPr>
+              <w:spacing w:after="40" w:line="252" w:lineRule="auto"/>
+            </w:pPr>
+            <w:r>
+              <w:t>count = last − first + 1; vắng trả 0,0,0</w:t>
+            </w:r>
+          </w:p>
+        </w:tc>
+        <w:tc>
+          <w:tcPr>
+            <w:tcW w:w="3969" w:type="dxa"/>
+            <w:vAlign w:val="center"/>
+          </w:tcPr>
+          <w:p>
+            <w:pPr>
+              <w:spacing w:after="40" w:line="252" w:lineRule="auto"/>
+            </w:pPr>
+            <w:r>
+              <w:t>Chương 3, mục 3.5</w:t>
+            </w:r>
+          </w:p>
+        </w:tc>
+      </w:tr>
+      <w:tr>
+        <w:trPr>
+          <w:cantSplit/>
+        </w:trPr>
+        <w:tc>
+          <w:tcPr>
+            <w:tcW w:w="1701" w:type="dxa"/>
+            <w:vAlign w:val="center"/>
+          </w:tcPr>
+          <w:p>
+            <w:pPr>
+              <w:spacing w:after="40" w:line="252" w:lineRule="auto"/>
+            </w:pPr>
+            <w:r>
+              <w:lastRenderedPageBreak/>
+              <w:t>Đối chứng và đếm phép toán</w:t>
+            </w:r>
+          </w:p>
+        </w:tc>
+        <w:tc>
+          <w:tcPr>
+            <w:tcW w:w="3402" w:type="dxa"/>
+            <w:vAlign w:val="center"/>
+          </w:tcPr>
+          <w:p>
+            <w:pPr>
+              <w:spacing w:after="40" w:line="252" w:lineRule="auto"/>
+            </w:pPr>
+            <w:r>
+              <w:t>Khớp quét tuyến tính; đếm số lần xét mid</w:t>
+            </w:r>
+          </w:p>
+        </w:tc>
+        <w:tc>
+          <w:tcPr>
+            <w:tcW w:w="3969" w:type="dxa"/>
+            <w:vAlign w:val="center"/>
+          </w:tcPr>
+          <w:p>
+            <w:pPr>
+              <w:spacing w:after="40" w:line="252" w:lineRule="auto"/>
+            </w:pPr>
+            <w:r>
+              <w:t>Chương 4, mục 4.7–4.8</w:t>
+            </w:r>
+          </w:p>
+        </w:tc>
+      </w:tr>
+    </w:tbl>
+    <w:p>
+      <w:pPr>
+        <w:pStyle w:val="Nidung"/>
+        <w:spacing w:before="0" w:line="240" w:lineRule="auto"/>
+        <w:ind w:firstLine="0"/>
+        <w:jc w:val="left"/>
+      </w:pPr>
+    </w:p>
+    <w:p>
+      <w:pPr>
+        <w:pStyle w:val="Heading1"/>
+        <w:keepNext w:val="0"/>
+        <w:spacing w:before="0" w:after="320"/>
+      </w:pPr>
+      <w:bookmarkStart w:id="14" w:name="_Toc243433153"/>
+      <w:r>
+        <w:lastRenderedPageBreak/>
+        <w:t>CHƯƠNG 2. CƠ SỞ LÝ THUYẾT</w:t>
+      </w:r>
+      <w:bookmarkEnd w:id="14"/>
+    </w:p>
+    <w:p>
+      <w:pPr>
+        <w:pStyle w:val="Heading2"/>
+      </w:pPr>
+      <w:bookmarkStart w:id="15" w:name="_Toc243433154"/>
+      <w:r>
+        <w:t>2.1. Khái niệm và mô hình dữ liệu</w:t>
+      </w:r>
+      <w:bookmarkEnd w:id="15"/>
+    </w:p>
+    <w:p>
+      <w:pPr>
+        <w:pStyle w:val="Nidung"/>
+      </w:pPr>
+      <w:r>
+        <w:t>Đối tượng chính là mảng số nguyên đã sắp a[1..n] và khóa x. Vì mảng tăng không giảm, quan hệ a[i] &lt; x, a[i] = x, a[i] &gt; x tạo thành ba vùng liên tiếp; vị trí đầu là biên trái của vùng bằng x, vị trí cuối là biên phải. Giáo trình trình bày tìm kiếm nhị phân và các biến thể tìm biên ở mục 2.6.2, trang in 50–52.</w:t>
       </w:r>
     </w:p>
     <w:p>
       <w:pPr>
-        <w:spacing w:before="120"/>
-        <w:jc w:val="center"/>
-      </w:pPr>
+        <w:pStyle w:val="Nidung"/>
+        <w:spacing w:before="0" w:after="100" w:line="269" w:lineRule="auto"/>
+        <w:ind w:firstLine="0"/>
+        <w:jc w:val="left"/>
+      </w:pPr>
+    </w:p>
+    <w:p>
+      <w:pPr>
+        <w:pStyle w:val="Heading2"/>
+      </w:pPr>
+      <w:bookmarkStart w:id="16" w:name="_Toc243433155"/>
       <w:r>
-        <w:rPr>
-          <w:noProof/>
-        </w:rPr>
-        <w:drawing>
-          <wp:inline distT="0" distB="0" distL="0" distR="0" wp14:anchorId="12D51326" wp14:editId="134C5EF1">
-            <wp:extent cx="5394960" cy="1855492"/>
-            <wp:effectExtent l="0" t="0" r="0" b="0"/>
-            <wp:docPr id="1" name="Picture 1"/>
-            <wp:cNvGraphicFramePr>
-              <a:graphicFrameLocks xmlns:a="http://schemas.openxmlformats.org/drawingml/2006/main" noChangeAspect="1"/>
-            </wp:cNvGraphicFramePr>
-            <a:graphic xmlns:a="http://schemas.openxmlformats.org/drawingml/2006/main">
-              <a:graphicData uri="http://schemas.openxmlformats.org/drawingml/2006/picture">
-                <pic:pic xmlns:pic="http://schemas.openxmlformats.org/drawingml/2006/picture">
-                  <pic:nvPicPr>
-                    <pic:cNvPr id="0" name="01_vi_du_1.png"/>
-                    <pic:cNvPicPr/>
-                  </pic:nvPicPr>
-                  <pic:blipFill>
-                    <a:blip r:embed="rId10"/>
-                    <a:stretch>
-                      <a:fillRect/>
-                    </a:stretch>
-                  </pic:blipFill>
-                  <pic:spPr>
-                    <a:xfrm>
-                      <a:off x="0" y="0"/>
-                      <a:ext cx="5394960" cy="1855492"/>
-                    </a:xfrm>
-                    <a:prstGeom prst="rect">
-                      <a:avLst/>
-                    </a:prstGeom>
-                  </pic:spPr>
-                </pic:pic>
-              </a:graphicData>
-            </a:graphic>
-          </wp:inline>
-        </w:drawing>
+        <w:t>2.2. Cấu trúc dữ liệu sử dụng</w:t>
+      </w:r>
+      <w:bookmarkEnd w:id="16"/>
+    </w:p>
+    <w:p>
+      <w:pPr>
+        <w:pStyle w:val="Heading3"/>
+      </w:pPr>
+      <w:r>
+        <w:t>2.2.1. Dữ liệu và thao tác chính</w:t>
       </w:r>
     </w:p>
     <w:p>
       <w:pPr>
-        <w:spacing w:after="120"/>
-        <w:jc w:val="center"/>
+        <w:pStyle w:val="Nidung"/>
       </w:pPr>
       <w:r>
-        <w:rPr>
-          <w:i/>
-          <w:sz w:val="20"/>
-        </w:rPr>
-        <w:t>Hình 1 — Ví dụ 1: first = 2, last = 4, count = 3</w:t>
+        <w:t>Cấu trúc dùng là mảng (Vector{Int}) với truy cập ngẫu nhiên O(1). Thuật toán chỉ giữ bốn biến nguyên lo, hi, mid, kq và hai bộ đếm; không cấp thêm mảng. Mảng phù hợp vì phép so sánh a[mid] với x là thao tác duy nhất cần thiết và mảng đã được sắp từ trước.</w:t>
       </w:r>
     </w:p>
     <w:p>
       <w:pPr>
-        <w:spacing w:before="120"/>
-        <w:jc w:val="center"/>
+        <w:pStyle w:val="Nidung"/>
+        <w:spacing w:before="0" w:after="100" w:line="269" w:lineRule="auto"/>
+        <w:ind w:firstLine="0"/>
+        <w:jc w:val="left"/>
+      </w:pPr>
+    </w:p>
+    <w:p>
+      <w:pPr>
+        <w:pStyle w:val="Heading3"/>
       </w:pPr>
       <w:r>
-        <w:rPr>
-          <w:noProof/>
-        </w:rPr>
-        <w:drawing>
-          <wp:inline distT="0" distB="0" distL="0" distR="0" wp14:anchorId="73E2F7A0" wp14:editId="6542982E">
-            <wp:extent cx="5394960" cy="1855492"/>
-            <wp:effectExtent l="0" t="0" r="0" b="0"/>
-            <wp:docPr id="2" name="Picture 2"/>
-            <wp:cNvGraphicFramePr>
-              <a:graphicFrameLocks xmlns:a="http://schemas.openxmlformats.org/drawingml/2006/main" noChangeAspect="1"/>
-            </wp:cNvGraphicFramePr>
-            <a:graphic xmlns:a="http://schemas.openxmlformats.org/drawingml/2006/main">
-              <a:graphicData uri="http://schemas.openxmlformats.org/drawingml/2006/picture">
-                <pic:pic xmlns:pic="http://schemas.openxmlformats.org/drawingml/2006/picture">
-                  <pic:nvPicPr>
-                    <pic:cNvPr id="0" name="02_vi_du_2.png"/>
-                    <pic:cNvPicPr/>
-                  </pic:nvPicPr>
-                  <pic:blipFill>
-                    <a:blip r:embed="rId11"/>
-                    <a:stretch>
-                      <a:fillRect/>
-                    </a:stretch>
-                  </pic:blipFill>
-                  <pic:spPr>
-                    <a:xfrm>
-                      <a:off x="0" y="0"/>
-                      <a:ext cx="5394960" cy="1855492"/>
-                    </a:xfrm>
-                    <a:prstGeom prst="rect">
-                      <a:avLst/>
-                    </a:prstGeom>
-                  </pic:spPr>
-                </pic:pic>
-              </a:graphicData>
-            </a:graphic>
-          </wp:inline>
-        </w:drawing>
+        <w:t>2.2.2. Quy ước và điều kiện hợp lệ</w:t>
       </w:r>
     </w:p>
     <w:p>
       <w:pPr>
-        <w:spacing w:after="120"/>
-        <w:jc w:val="center"/>
+        <w:pStyle w:val="Nidung"/>
       </w:pPr>
       <w:r>
-        <w:rPr>
-          <w:i/>
-          <w:sz w:val="20"/>
-        </w:rPr>
-        <w:t>Hình 2 — Ví dụ 2: x vắng, trả 0,0,0</w:t>
+        <w:t>Quy ước: chỉ số 1-based; mảng rỗng Int[] có n = 0; khóa trùng hợp lệ; giá trị 0 ở kết quả nghĩa là không tìm thấy (không có vị trí 0 trong mảng). Không dùng vị trí chèn của x như một lần xuất hiện: vị trí chèn chỉ là biên của đoạn giá trị, không chứng minh a[vị trí] = x.</w:t>
       </w:r>
     </w:p>
     <w:p>
       <w:pPr>
-        <w:spacing w:before="120"/>
-        <w:jc w:val="center"/>
-      </w:pPr>
+        <w:pStyle w:val="Nidung"/>
+        <w:spacing w:before="0" w:after="100" w:line="269" w:lineRule="auto"/>
+        <w:ind w:firstLine="0"/>
+        <w:jc w:val="left"/>
+      </w:pPr>
+    </w:p>
+    <w:p>
+      <w:pPr>
+        <w:pStyle w:val="Chthchbng"/>
+        <w:spacing w:before="80" w:after="100" w:line="269" w:lineRule="auto"/>
+      </w:pPr>
+      <w:bookmarkStart w:id="17" w:name="_Toc243433188"/>
       <w:r>
-        <w:rPr>
-          <w:noProof/>
-        </w:rPr>
+        <w:t>Bảng 2.1 Biến cấu trúc và điều kiện phải duy trì</w:t>
+      </w:r>
+      <w:bookmarkEnd w:id="17"/>
+    </w:p>
+    <w:tbl>
+      <w:tblPr>
+        <w:tblStyle w:val="TableGrid"/>
+        <w:tblW w:w="0" w:type="auto"/>
+        <w:tblBorders>
+          <w:top w:val="single" w:sz="4" w:space="0" w:color="D9D9D9"/>
+          <w:left w:val="single" w:sz="4" w:space="0" w:color="D9D9D9"/>
+          <w:bottom w:val="single" w:sz="4" w:space="0" w:color="D9D9D9"/>
+          <w:right w:val="single" w:sz="4" w:space="0" w:color="D9D9D9"/>
+          <w:insideH w:val="single" w:sz="4" w:space="0" w:color="D9D9D9"/>
+          <w:insideV w:val="single" w:sz="4" w:space="0" w:color="D9D9D9"/>
+        </w:tblBorders>
+        <w:tblLayout w:type="fixed"/>
+        <w:tblCellMar>
+          <w:top w:w="70" w:type="dxa"/>
+          <w:left w:w="70" w:type="dxa"/>
+          <w:bottom w:w="70" w:type="dxa"/>
+          <w:right w:w="70" w:type="dxa"/>
+        </w:tblCellMar>
+        <w:tblLook w:val="04A0" w:firstRow="1" w:lastRow="0" w:firstColumn="1" w:lastColumn="0" w:noHBand="0" w:noVBand="1"/>
+      </w:tblPr>
+      <w:tblGrid>
+        <w:gridCol w:w="1701"/>
+        <w:gridCol w:w="3402"/>
+        <w:gridCol w:w="3969"/>
+      </w:tblGrid>
+      <w:tr>
+        <w:trPr>
+          <w:cantSplit/>
+          <w:tblHeader/>
+        </w:trPr>
+        <w:tc>
+          <w:tcPr>
+            <w:tcW w:w="1701" w:type="dxa"/>
+            <w:shd w:val="clear" w:color="auto" w:fill="E8EBEF"/>
+            <w:vAlign w:val="center"/>
+          </w:tcPr>
+          <w:p>
+            <w:pPr>
+              <w:spacing w:after="40" w:line="252" w:lineRule="auto"/>
+            </w:pPr>
+            <w:r>
+              <w:rPr>
+                <w:b/>
+                <w:sz w:val="23"/>
+              </w:rPr>
+              <w:t>Ký hiệu / cấu trúc</w:t>
+            </w:r>
+          </w:p>
+        </w:tc>
+        <w:tc>
+          <w:tcPr>
+            <w:tcW w:w="3402" w:type="dxa"/>
+            <w:shd w:val="clear" w:color="auto" w:fill="E8EBEF"/>
+            <w:vAlign w:val="center"/>
+          </w:tcPr>
+          <w:p>
+            <w:pPr>
+              <w:spacing w:after="40" w:line="252" w:lineRule="auto"/>
+            </w:pPr>
+            <w:r>
+              <w:rPr>
+                <w:b/>
+                <w:sz w:val="23"/>
+              </w:rPr>
+              <w:t>Ý nghĩa</w:t>
+            </w:r>
+          </w:p>
+        </w:tc>
+        <w:tc>
+          <w:tcPr>
+            <w:tcW w:w="3969" w:type="dxa"/>
+            <w:shd w:val="clear" w:color="auto" w:fill="E8EBEF"/>
+            <w:vAlign w:val="center"/>
+          </w:tcPr>
+          <w:p>
+            <w:pPr>
+              <w:spacing w:after="40" w:line="252" w:lineRule="auto"/>
+            </w:pPr>
+            <w:r>
+              <w:rPr>
+                <w:b/>
+                <w:sz w:val="23"/>
+              </w:rPr>
+              <w:t>Miền / bất biến</w:t>
+            </w:r>
+          </w:p>
+        </w:tc>
+      </w:tr>
+      <w:tr>
+        <w:trPr>
+          <w:cantSplit/>
+        </w:trPr>
+        <w:tc>
+          <w:tcPr>
+            <w:tcW w:w="1701" w:type="dxa"/>
+            <w:vAlign w:val="center"/>
+          </w:tcPr>
+          <w:p>
+            <w:pPr>
+              <w:spacing w:after="40" w:line="252" w:lineRule="auto"/>
+            </w:pPr>
+            <w:r>
+              <w:t>a[1..n]</w:t>
+            </w:r>
+          </w:p>
+        </w:tc>
+        <w:tc>
+          <w:tcPr>
+            <w:tcW w:w="3402" w:type="dxa"/>
+            <w:vAlign w:val="center"/>
+          </w:tcPr>
+          <w:p>
+            <w:pPr>
+              <w:spacing w:after="40" w:line="252" w:lineRule="auto"/>
+            </w:pPr>
+            <w:r>
+              <w:t>Mảng đã tăng không giảm</w:t>
+            </w:r>
+          </w:p>
+        </w:tc>
+        <w:tc>
+          <w:tcPr>
+            <w:tcW w:w="3969" w:type="dxa"/>
+            <w:vAlign w:val="center"/>
+          </w:tcPr>
+          <w:p>
+            <w:pPr>
+              <w:spacing w:after="40" w:line="252" w:lineRule="auto"/>
+            </w:pPr>
+            <w:r>
+              <w:t>a[i] ≤ a[i+1]; khóa trùng hợp lệ</w:t>
+            </w:r>
+          </w:p>
+        </w:tc>
+      </w:tr>
+      <w:tr>
+        <w:trPr>
+          <w:cantSplit/>
+        </w:trPr>
+        <w:tc>
+          <w:tcPr>
+            <w:tcW w:w="1701" w:type="dxa"/>
+            <w:vAlign w:val="center"/>
+          </w:tcPr>
+          <w:p>
+            <w:pPr>
+              <w:spacing w:after="40" w:line="252" w:lineRule="auto"/>
+            </w:pPr>
+            <w:r>
+              <w:t>lo, hi</w:t>
+            </w:r>
+          </w:p>
+        </w:tc>
+        <w:tc>
+          <w:tcPr>
+            <w:tcW w:w="3402" w:type="dxa"/>
+            <w:vAlign w:val="center"/>
+          </w:tcPr>
+          <w:p>
+            <w:pPr>
+              <w:spacing w:after="40" w:line="252" w:lineRule="auto"/>
+            </w:pPr>
+            <w:r>
+              <w:t>Hai đầu vùng còn xét</w:t>
+            </w:r>
+          </w:p>
+        </w:tc>
+        <w:tc>
+          <w:tcPr>
+            <w:tcW w:w="3969" w:type="dxa"/>
+            <w:vAlign w:val="center"/>
+          </w:tcPr>
+          <w:p>
+            <w:pPr>
+              <w:spacing w:after="40" w:line="252" w:lineRule="auto"/>
+            </w:pPr>
+            <w:r>
+              <w:t>1 ≤ lo ≤ n+1; 0 ≤ hi ≤ n; vùng rỗng khi lo &gt; hi</w:t>
+            </w:r>
+          </w:p>
+        </w:tc>
+      </w:tr>
+      <w:tr>
+        <w:tc>
+          <w:tcPr>
+            <w:tcW w:w="1701" w:type="dxa"/>
+          </w:tcPr>
+          <w:p>
+            <w:r>
+              <w:t>mid</w:t>
+            </w:r>
+          </w:p>
+        </w:tc>
+        <w:tc>
+          <w:tcPr>
+            <w:tcW w:w="3402" w:type="dxa"/>
+          </w:tcPr>
+          <w:p>
+            <w:r>
+              <w:t>Vị trí giữa</w:t>
+            </w:r>
+          </w:p>
+        </w:tc>
+        <w:tc>
+          <w:tcPr>
+            <w:tcW w:w="3969" w:type="dxa"/>
+          </w:tcPr>
+          <w:p>
+            <w:r>
+              <w:t>mid = lo + (hi − lo) ÷ 2, không tràn số</w:t>
+            </w:r>
+          </w:p>
+        </w:tc>
+      </w:tr>
+      <w:tr>
+        <w:tc>
+          <w:tcPr>
+            <w:tcW w:w="1701" w:type="dxa"/>
+          </w:tcPr>
+          <w:p>
+            <w:r>
+              <w:t>kq</w:t>
+            </w:r>
+          </w:p>
+        </w:tc>
+        <w:tc>
+          <w:tcPr>
+            <w:tcW w:w="3402" w:type="dxa"/>
+          </w:tcPr>
+          <w:p>
+            <w:r>
+              <w:t>Vị trí biên tạm</w:t>
+            </w:r>
+          </w:p>
+        </w:tc>
+        <w:tc>
+          <w:tcPr>
+            <w:tcW w:w="3969" w:type="dxa"/>
+          </w:tcPr>
+          <w:p>
+            <w:r>
+              <w:t>0 hoặc một vị trí có a[kq] = x</w:t>
+            </w:r>
+          </w:p>
+        </w:tc>
+      </w:tr>
+    </w:tbl>
+    <w:p>
+      <w:pPr>
+        <w:pStyle w:val="Nidung"/>
+        <w:spacing w:before="0" w:line="240" w:lineRule="auto"/>
+        <w:ind w:firstLine="0"/>
+        <w:jc w:val="left"/>
+      </w:pPr>
+    </w:p>
+    <w:p>
+      <w:pPr>
+        <w:pStyle w:val="Nidung"/>
+        <w:spacing w:before="0" w:after="100" w:line="269" w:lineRule="auto"/>
+        <w:ind w:firstLine="0"/>
+        <w:jc w:val="left"/>
+      </w:pPr>
+    </w:p>
+    <w:p>
+      <w:pPr>
+        <w:pStyle w:val="Heading2"/>
+      </w:pPr>
+      <w:bookmarkStart w:id="18" w:name="_Toc243433156"/>
+      <w:r>
         <w:lastRenderedPageBreak/>
-        <w:drawing>
-          <wp:inline distT="0" distB="0" distL="0" distR="0" wp14:anchorId="46D4FBA5" wp14:editId="73C6C819">
-            <wp:extent cx="5394960" cy="1547392"/>
-            <wp:effectExtent l="0" t="0" r="0" b="0"/>
-            <wp:docPr id="3" name="Picture 3"/>
-            <wp:cNvGraphicFramePr>
-              <a:graphicFrameLocks xmlns:a="http://schemas.openxmlformats.org/drawingml/2006/main" noChangeAspect="1"/>
-            </wp:cNvGraphicFramePr>
-            <a:graphic xmlns:a="http://schemas.openxmlformats.org/drawingml/2006/main">
-              <a:graphicData uri="http://schemas.openxmlformats.org/drawingml/2006/picture">
-                <pic:pic xmlns:pic="http://schemas.openxmlformats.org/drawingml/2006/picture">
-                  <pic:nvPicPr>
-                    <pic:cNvPr id="0" name="09_tong_ket_kiem_thu.png"/>
-                    <pic:cNvPicPr/>
-                  </pic:nvPicPr>
-                  <pic:blipFill>
-                    <a:blip r:embed="rId12"/>
-                    <a:stretch>
-                      <a:fillRect/>
-                    </a:stretch>
-                  </pic:blipFill>
-                  <pic:spPr>
-                    <a:xfrm>
-                      <a:off x="0" y="0"/>
-                      <a:ext cx="5394960" cy="1547392"/>
-                    </a:xfrm>
-                    <a:prstGeom prst="rect">
-                      <a:avLst/>
-                    </a:prstGeom>
-                  </pic:spPr>
-                </pic:pic>
-              </a:graphicData>
-            </a:graphic>
-          </wp:inline>
-        </w:drawing>
+        <w:t>2.3. Nguyên lý thuật toán</w:t>
+      </w:r>
+      <w:bookmarkEnd w:id="18"/>
+    </w:p>
+    <w:p>
+      <w:pPr>
+        <w:pStyle w:val="Heading3"/>
+      </w:pPr>
+      <w:r>
+        <w:t>2.3.1. Ý tưởng xử lý</w:t>
       </w:r>
     </w:p>
     <w:p>
       <w:pPr>
-        <w:spacing w:after="120"/>
-        <w:jc w:val="center"/>
+        <w:pStyle w:val="Nidung"/>
       </w:pPr>
       <w:r>
-        <w:rPr>
-          <w:i/>
-          <w:sz w:val="20"/>
-        </w:rPr>
-        <w:t>Hình 3 — Tổng kết bộ kiểm thử: 18.624/18.624 đạt</w:t>
+        <w:t>Ý tưởng: so sánh a[mid] với x. Nếu a[mid] &lt; x thì mọi vị trí ≤ mid đều không thể là biên phải của x, đặt lo = mid + 1. Nếu a[mid] &gt; x thì mọi vị trí ≥ mid đều không thể là biên trái, đặt hi = mid − 1. Nếu a[mid] = x thì mid là một ứng viên: bản tìm đầu ghi kq = mid rồi tiếp tục sang trái, bản tìm cuối ghi kq = mid rồi tiếp tục sang phải.</w:t>
       </w:r>
     </w:p>
     <w:p>
       <w:pPr>
-        <w:spacing w:before="200"/>
+        <w:pStyle w:val="Nidung"/>
+        <w:spacing w:before="0" w:after="100" w:line="269" w:lineRule="auto"/>
+        <w:ind w:firstLine="0"/>
+        <w:jc w:val="left"/>
+      </w:pPr>
+    </w:p>
+    <w:p>
+      <w:pPr>
+        <w:pStyle w:val="Heading3"/>
       </w:pPr>
       <w:r>
-        <w:rPr>
-          <w:b/>
-          <w:sz w:val="28"/>
-        </w:rPr>
-        <w:t>5. KẾ HOẠCH ĐỢT 2</w:t>
+        <w:t>2.3.2. Điều kiện bắt đầu và kết thúc</w:t>
       </w:r>
     </w:p>
     <w:p>
       <w:pPr>
-        <w:pStyle w:val="ListNumber"/>
-        <w:spacing w:after="40"/>
+        <w:pStyle w:val="Nidung"/>
       </w:pPr>
       <w:r>
-        <w:t>Đăng nhập đúng tài khoản GitHub của sinh viên, push commit C (mã/test/input).</w:t>
+        <w:t>Khởi tạo lo = 1, hi = n, kq = 0. Vòng lặp chạy khi lo ≤ hi; mỗi vòng tính mid, so sánh và thu hẹp một phía. Dừng khi lo &gt; hi, trả kq. Với mảng rỗng, điều kiện sai ngay và trả 0.</w:t>
       </w:r>
     </w:p>
     <w:p>
       <w:pPr>
-        <w:pStyle w:val="ListNumber"/>
-        <w:spacing w:after="40"/>
-      </w:pPr>
+        <w:pStyle w:val="Nidung"/>
+        <w:spacing w:before="0" w:after="100" w:line="269" w:lineRule="auto"/>
+        <w:ind w:firstLine="0"/>
+        <w:jc w:val="left"/>
+      </w:pPr>
+    </w:p>
+    <w:p>
+      <w:pPr>
+        <w:pStyle w:val="Heading2"/>
+      </w:pPr>
+      <w:bookmarkStart w:id="19" w:name="_Toc243433157"/>
       <w:r>
-        <w:t>Chụp A11 tại commit C; clone C sang thư mục mới, chạy Run_all.ps1 và chụp A10.</w:t>
+        <w:t>2.4. Cơ sở đánh giá thời gian và bộ nhớ</w:t>
+      </w:r>
+      <w:bookmarkEnd w:id="19"/>
+    </w:p>
+    <w:p>
+      <w:pPr>
+        <w:pStyle w:val="Nidung"/>
+      </w:pPr>
+      <w:r>
+        <w:t>Phép toán chính là so sánh a[mid] với x và phép chia đôi vùng. Mỗi vòng loại ít nhất một nửa số ứng viên nên số vòng ≤ ⌈log₂(n+1)⌉. Hai lần tìm độc lập cho tổng O(log n) (chưa kể bước kiểm tra dữ liệu vào O(n)). Bộ nhớ phụ O(1); quét tuyến tính O(n) chỉ dùng đối chiếu. Dự đoán n = 5, 50, 500, 5000 có số lần xét mid tăng rất chậm.</w:t>
       </w:r>
     </w:p>
     <w:p>
       <w:pPr>
-        <w:pStyle w:val="ListNumber"/>
-        <w:spacing w:after="40"/>
-      </w:pPr>
+        <w:pStyle w:val="Nidung"/>
+        <w:spacing w:before="0" w:after="100" w:line="269" w:lineRule="auto"/>
+        <w:ind w:firstLine="0"/>
+        <w:jc w:val="left"/>
+      </w:pPr>
+    </w:p>
+    <w:p>
+      <w:pPr>
+        <w:pStyle w:val="Nidung"/>
+        <w:spacing w:before="0" w:after="100" w:line="269" w:lineRule="auto"/>
+        <w:ind w:firstLine="0"/>
+        <w:jc w:val="left"/>
+      </w:pPr>
+    </w:p>
+    <w:p>
+      <w:pPr>
+        <w:pStyle w:val="Heading1"/>
+        <w:keepNext w:val="0"/>
+        <w:spacing w:before="0" w:after="320"/>
+      </w:pPr>
+      <w:bookmarkStart w:id="20" w:name="_Toc243433158"/>
       <w:r>
-        <w:t>Bổ sung A10/A11 vào báo cáo, cập nhật danh mục hình và mục lục.</w:t>
+        <w:lastRenderedPageBreak/>
+        <w:t>CHƯƠNG 3. PHÂN TÍCH, THIẾT KẾ VÀ CÀI ĐẶT</w:t>
+      </w:r>
+      <w:bookmarkEnd w:id="20"/>
+    </w:p>
+    <w:p>
+      <w:pPr>
+        <w:pStyle w:val="Heading2"/>
+      </w:pPr>
+      <w:bookmarkStart w:id="21" w:name="_Toc243433159"/>
+      <w:r>
+        <w:t>3.1. Phân tích yêu cầu chương trình</w:t>
+      </w:r>
+      <w:bookmarkEnd w:id="21"/>
+    </w:p>
+    <w:p>
+      <w:pPr>
+        <w:pStyle w:val="Heading3"/>
+      </w:pPr>
+      <w:r>
+        <w:t>3.1.1. Hợp đồng input/output</w:t>
       </w:r>
     </w:p>
     <w:p>
       <w:pPr>
-        <w:pStyle w:val="ListNumber"/>
-        <w:spacing w:after="40"/>
+        <w:pStyle w:val="Nidung"/>
       </w:pPr>
       <w:r>
-        <w:t>Tạo commit S, push, lấy SHA S; clone S chạy lại và ghi kết quả vào TXT.</w:t>
+        <w:t>Hợp đồng các hàm (tên biến khớp mã nguồn):</w:t>
+      </w:r>
+      <w:r>
+        <w:br/>
+        <w:t>• kiem_tra_dau_vao(a) → true nếu mảng hợp lệ, ngược lại ném ArgumentError.</w:t>
+      </w:r>
+      <w:r>
+        <w:br/>
+        <w:t>• vi_tri_dau(a, x) → chỉ số 1-based của lần xuất hiện đầu tiên, 0 nếu vắng.</w:t>
+      </w:r>
+      <w:r>
+        <w:br/>
+        <w:t>• vi_tri_cuoi(a, x) → chỉ số 1-based của lần xuất hiện cuối cùng, 0 nếu vắng.</w:t>
+      </w:r>
+      <w:r>
+        <w:br/>
+        <w:t>• tan_suat(a, x) → (dau, cuoi, count, xet_dau, xet_cuoi).</w:t>
+      </w:r>
+      <w:r>
+        <w:br/>
+        <w:t>• lan_vet_tim_bien(a, x) → in từng bước của cả hai lần tìm và trả kết quả.</w:t>
+      </w:r>
+      <w:r>
+        <w:br/>
+        <w:t>• quet_tuyen_tinh(a, x) → bản tham chiếu O(n) để đối chiếu.</w:t>
+      </w:r>
+      <w:r>
+        <w:br/>
+        <w:t>• vi_tri_chen(a, x), vi_tri_sau(a, x) → lower/upper bound, chỉ phụ trợ cho phần tùy chọn.</w:t>
+      </w:r>
+      <w:r>
+        <w:br/>
+        <w:t>• dem_trong_doan(a, L, U) → yêu cầu tùy chọn (không bắt buộc), đếm phần tử trong đoạn giá trị.</w:t>
       </w:r>
     </w:p>
     <w:p>
       <w:pPr>
-        <w:pStyle w:val="ListNumber"/>
-        <w:spacing w:after="40"/>
+        <w:pStyle w:val="Nidung"/>
+        <w:spacing w:before="0" w:after="100" w:line="269" w:lineRule="auto"/>
+        <w:ind w:firstLine="0"/>
+        <w:jc w:val="left"/>
+      </w:pPr>
+    </w:p>
+    <w:p>
+      <w:pPr>
+        <w:pStyle w:val="Heading3"/>
       </w:pPr>
       <w:r>
-        <w:t>Rà soát toàn bộ placeholder, xuất PDF cuối và nộp đủ 4 tệp.</w:t>
+        <w:t>3.1.2. Kiểm tra đầu vào</w:t>
       </w:r>
     </w:p>
     <w:p>
       <w:pPr>
-        <w:spacing w:before="200"/>
+        <w:pStyle w:val="Nidung"/>
       </w:pPr>
       <w:r>
-        <w:rPr>
-          <w:b/>
-          <w:sz w:val="28"/>
-        </w:rPr>
-        <w:t>6. KẾ HOẠCH HOÀN TẤT</w:t>
+        <w:t>Cần xác thực: a là Vector{Int}; 0 ≤ n ≤ 10000; a tăng không giảm; x là số nguyên. Khi vi phạm ném ArgumentError kèm lý do. Phân biệt rõ: mảng rỗng là input hợp lệ (trả 0,0,0), không phải input sai; x vắng mặt cũng là kết quả hợp lệ, không phải lỗi.</w:t>
       </w:r>
     </w:p>
     <w:p>
+      <w:pPr>
+        <w:pStyle w:val="Nidung"/>
+        <w:spacing w:before="0" w:after="100" w:line="269" w:lineRule="auto"/>
+        <w:ind w:firstLine="0"/>
+        <w:jc w:val="left"/>
+      </w:pPr>
+    </w:p>
+    <w:p>
+      <w:pPr>
+        <w:pStyle w:val="Heading2"/>
+      </w:pPr>
+      <w:bookmarkStart w:id="22" w:name="_Toc243433160"/>
       <w:r>
-        <w:t>Phần nội dung, mã nguồn, kiểm thử và báo cáo đã hoàn thiện. Đợt 2 sẽ hoàn tất GitHub, ảnh A10/A11, commit S và bản nộp cuối theo kế hoạch.</w:t>
+        <w:t>3.2. Thiết kế các hàm và dữ liệu</w:t>
+      </w:r>
+      <w:bookmarkEnd w:id="22"/>
+    </w:p>
+    <w:p>
+      <w:pPr>
+        <w:pStyle w:val="Nidung"/>
+      </w:pPr>
+      <w:r>
+        <w:t>Các hàm tìm kiếm đều tự cài bằng vòng lặp, không dùng searchsorted hay hàm tìm kiếm có sẵn trong lõi; các hàm đó chỉ được dùng làm oracle độc lập trong kiểm thử. Phần tự cài gồm vòng lặp thu hẹp vùng, phép tính mid an toàn và hai nhánh ghi nhận kq.</w:t>
       </w:r>
     </w:p>
+    <w:p>
+      <w:pPr>
+        <w:pStyle w:val="Nidung"/>
+        <w:spacing w:before="0" w:after="100" w:line="269" w:lineRule="auto"/>
+        <w:ind w:firstLine="0"/>
+        <w:jc w:val="left"/>
+      </w:pPr>
+    </w:p>
+    <w:p>
+      <w:pPr>
+        <w:pStyle w:val="Chthchbng"/>
+        <w:spacing w:before="80" w:after="100" w:line="269" w:lineRule="auto"/>
+      </w:pPr>
+      <w:bookmarkStart w:id="23" w:name="_Toc243433189"/>
+      <w:r>
+        <w:t>Bảng 3.1 Tổ chức các hàm và tệp</w:t>
+      </w:r>
+      <w:bookmarkEnd w:id="23"/>
+    </w:p>
+    <w:tbl>
+      <w:tblPr>
+        <w:tblStyle w:val="TableGrid"/>
+        <w:tblW w:w="0" w:type="auto"/>
+        <w:tblBorders>
+          <w:top w:val="single" w:sz="4" w:space="0" w:color="D9D9D9"/>
+          <w:left w:val="single" w:sz="4" w:space="0" w:color="D9D9D9"/>
+          <w:bottom w:val="single" w:sz="4" w:space="0" w:color="D9D9D9"/>
+          <w:right w:val="single" w:sz="4" w:space="0" w:color="D9D9D9"/>
+          <w:insideH w:val="single" w:sz="4" w:space="0" w:color="D9D9D9"/>
+          <w:insideV w:val="single" w:sz="4" w:space="0" w:color="D9D9D9"/>
+        </w:tblBorders>
+        <w:tblLayout w:type="fixed"/>
+        <w:tblCellMar>
+          <w:top w:w="70" w:type="dxa"/>
+          <w:left w:w="70" w:type="dxa"/>
+          <w:bottom w:w="70" w:type="dxa"/>
+          <w:right w:w="70" w:type="dxa"/>
+        </w:tblCellMar>
+        <w:tblLook w:val="04A0" w:firstRow="1" w:lastRow="0" w:firstColumn="1" w:lastColumn="0" w:noHBand="0" w:noVBand="1"/>
+      </w:tblPr>
+      <w:tblGrid>
+        <w:gridCol w:w="1701"/>
+        <w:gridCol w:w="2268"/>
+        <w:gridCol w:w="2268"/>
+        <w:gridCol w:w="2835"/>
+      </w:tblGrid>
+      <w:tr>
+        <w:trPr>
+          <w:cantSplit/>
+          <w:tblHeader/>
+        </w:trPr>
+        <w:tc>
+          <w:tcPr>
+            <w:tcW w:w="1701" w:type="dxa"/>
+            <w:shd w:val="clear" w:color="auto" w:fill="E8EBEF"/>
+            <w:vAlign w:val="center"/>
+          </w:tcPr>
+          <w:p>
+            <w:pPr>
+              <w:spacing w:after="40" w:line="252" w:lineRule="auto"/>
+            </w:pPr>
+            <w:r>
+              <w:rPr>
+                <w:b/>
+                <w:sz w:val="23"/>
+              </w:rPr>
+              <w:t>Hàm / tệp</w:t>
+            </w:r>
+          </w:p>
+        </w:tc>
+        <w:tc>
+          <w:tcPr>
+            <w:tcW w:w="2268" w:type="dxa"/>
+            <w:shd w:val="clear" w:color="auto" w:fill="E8EBEF"/>
+            <w:vAlign w:val="center"/>
+          </w:tcPr>
+          <w:p>
+            <w:pPr>
+              <w:spacing w:after="40" w:line="252" w:lineRule="auto"/>
+            </w:pPr>
+            <w:r>
+              <w:rPr>
+                <w:b/>
+                <w:sz w:val="23"/>
+              </w:rPr>
+              <w:t>Input</w:t>
+            </w:r>
+          </w:p>
+        </w:tc>
+        <w:tc>
+          <w:tcPr>
+            <w:tcW w:w="2268" w:type="dxa"/>
+            <w:shd w:val="clear" w:color="auto" w:fill="E8EBEF"/>
+            <w:vAlign w:val="center"/>
+          </w:tcPr>
+          <w:p>
+            <w:pPr>
+              <w:spacing w:after="40" w:line="252" w:lineRule="auto"/>
+            </w:pPr>
+            <w:r>
+              <w:rPr>
+                <w:b/>
+                <w:sz w:val="23"/>
+              </w:rPr>
+              <w:t>Output</w:t>
+            </w:r>
+          </w:p>
+        </w:tc>
+        <w:tc>
+          <w:tcPr>
+            <w:tcW w:w="2835" w:type="dxa"/>
+            <w:shd w:val="clear" w:color="auto" w:fill="E8EBEF"/>
+            <w:vAlign w:val="center"/>
+          </w:tcPr>
+          <w:p>
+            <w:pPr>
+              <w:spacing w:after="40" w:line="252" w:lineRule="auto"/>
+            </w:pPr>
+            <w:r>
+              <w:rPr>
+                <w:b/>
+                <w:sz w:val="23"/>
+              </w:rPr>
+              <w:t>Vai trò và phần tự cài</w:t>
+            </w:r>
+          </w:p>
+        </w:tc>
+      </w:tr>
+      <w:tr>
+        <w:trPr>
+          <w:cantSplit/>
+        </w:trPr>
+        <w:tc>
+          <w:tcPr>
+            <w:tcW w:w="1701" w:type="dxa"/>
+            <w:vAlign w:val="center"/>
+          </w:tcPr>
+          <w:p>
+            <w:pPr>
+              <w:spacing w:after="40" w:line="252" w:lineRule="auto"/>
+            </w:pPr>
+            <w:r>
+              <w:t>vi_tri_dau(a, x)</w:t>
+            </w:r>
+          </w:p>
+        </w:tc>
+        <w:tc>
+          <w:tcPr>
+            <w:tcW w:w="2268" w:type="dxa"/>
+            <w:vAlign w:val="center"/>
+          </w:tcPr>
+          <w:p>
+            <w:pPr>
+              <w:spacing w:after="40" w:line="252" w:lineRule="auto"/>
+            </w:pPr>
+            <w:r>
+              <w:t>a tăng, x nguyên</w:t>
+            </w:r>
+          </w:p>
+        </w:tc>
+        <w:tc>
+          <w:tcPr>
+            <w:tcW w:w="2268" w:type="dxa"/>
+            <w:vAlign w:val="center"/>
+          </w:tcPr>
+          <w:p>
+            <w:pPr>
+              <w:spacing w:after="40" w:line="252" w:lineRule="auto"/>
+            </w:pPr>
+            <w:r>
+              <w:t>Int: vị trí đầu hoặc 0</w:t>
+            </w:r>
+          </w:p>
+        </w:tc>
+        <w:tc>
+          <w:tcPr>
+            <w:tcW w:w="2835" w:type="dxa"/>
+            <w:vAlign w:val="center"/>
+          </w:tcPr>
+          <w:p>
+            <w:pPr>
+              <w:spacing w:after="40" w:line="252" w:lineRule="auto"/>
+            </w:pPr>
+            <w:r>
+              <w:t>Lõi tìm biên trái (tự cài)</w:t>
+            </w:r>
+          </w:p>
+        </w:tc>
+      </w:tr>
+      <w:tr>
+        <w:trPr>
+          <w:cantSplit/>
+        </w:trPr>
+        <w:tc>
+          <w:tcPr>
+            <w:tcW w:w="1701" w:type="dxa"/>
+            <w:vAlign w:val="center"/>
+          </w:tcPr>
+          <w:p>
+            <w:pPr>
+              <w:spacing w:after="40" w:line="252" w:lineRule="auto"/>
+            </w:pPr>
+            <w:r>
+              <w:t>vi_tri_cuoi(a, x)</w:t>
+            </w:r>
+          </w:p>
+        </w:tc>
+        <w:tc>
+          <w:tcPr>
+            <w:tcW w:w="2268" w:type="dxa"/>
+            <w:vAlign w:val="center"/>
+          </w:tcPr>
+          <w:p>
+            <w:pPr>
+              <w:spacing w:after="40" w:line="252" w:lineRule="auto"/>
+            </w:pPr>
+            <w:r>
+              <w:t>a tăng, x nguyên</w:t>
+            </w:r>
+          </w:p>
+        </w:tc>
+        <w:tc>
+          <w:tcPr>
+            <w:tcW w:w="2268" w:type="dxa"/>
+            <w:vAlign w:val="center"/>
+          </w:tcPr>
+          <w:p>
+            <w:pPr>
+              <w:spacing w:after="40" w:line="252" w:lineRule="auto"/>
+            </w:pPr>
+            <w:r>
+              <w:t>Int: vị trí cuối hoặc 0</w:t>
+            </w:r>
+          </w:p>
+        </w:tc>
+        <w:tc>
+          <w:tcPr>
+            <w:tcW w:w="2835" w:type="dxa"/>
+            <w:vAlign w:val="center"/>
+          </w:tcPr>
+          <w:p>
+            <w:pPr>
+              <w:spacing w:after="40" w:line="252" w:lineRule="auto"/>
+            </w:pPr>
+            <w:r>
+              <w:t>Lõi tìm biên phải (tự cài)</w:t>
+            </w:r>
+          </w:p>
+        </w:tc>
+      </w:tr>
+      <w:tr>
+        <w:trPr>
+          <w:cantSplit/>
+        </w:trPr>
+        <w:tc>
+          <w:tcPr>
+            <w:tcW w:w="1701" w:type="dxa"/>
+            <w:vAlign w:val="center"/>
+          </w:tcPr>
+          <w:p>
+            <w:pPr>
+              <w:spacing w:after="40" w:line="252" w:lineRule="auto"/>
+            </w:pPr>
+            <w:r>
+              <w:lastRenderedPageBreak/>
+              <w:t>tan_suat(a, x)</w:t>
+            </w:r>
+          </w:p>
+        </w:tc>
+        <w:tc>
+          <w:tcPr>
+            <w:tcW w:w="2268" w:type="dxa"/>
+            <w:vAlign w:val="center"/>
+          </w:tcPr>
+          <w:p>
+            <w:pPr>
+              <w:spacing w:after="40" w:line="252" w:lineRule="auto"/>
+            </w:pPr>
+            <w:r>
+              <w:t>a tăng, x nguyên</w:t>
+            </w:r>
+          </w:p>
+        </w:tc>
+        <w:tc>
+          <w:tcPr>
+            <w:tcW w:w="2268" w:type="dxa"/>
+            <w:vAlign w:val="center"/>
+          </w:tcPr>
+          <w:p>
+            <w:pPr>
+              <w:spacing w:after="40" w:line="252" w:lineRule="auto"/>
+            </w:pPr>
+            <w:r>
+              <w:t>NamedTuple (dau, cuoi, count, xet_dau, xet_cuoi)</w:t>
+            </w:r>
+          </w:p>
+        </w:tc>
+        <w:tc>
+          <w:tcPr>
+            <w:tcW w:w="2835" w:type="dxa"/>
+            <w:vAlign w:val="center"/>
+          </w:tcPr>
+          <w:p>
+            <w:pPr>
+              <w:spacing w:after="40" w:line="252" w:lineRule="auto"/>
+            </w:pPr>
+            <w:r>
+              <w:t>Ghép hai biên, tính tần suất</w:t>
+            </w:r>
+          </w:p>
+        </w:tc>
+      </w:tr>
+      <w:tr>
+        <w:tc>
+          <w:tcPr>
+            <w:tcW w:w="1701" w:type="dxa"/>
+          </w:tcPr>
+          <w:p>
+            <w:r>
+              <w:t>lan_vet_tim_bien(a, x)</w:t>
+            </w:r>
+          </w:p>
+        </w:tc>
+        <w:tc>
+          <w:tcPr>
+            <w:tcW w:w="2268" w:type="dxa"/>
+          </w:tcPr>
+          <w:p>
+            <w:r>
+              <w:t>a hợp lệ</w:t>
+            </w:r>
+          </w:p>
+        </w:tc>
+        <w:tc>
+          <w:tcPr>
+            <w:tcW w:w="2268" w:type="dxa"/>
+          </w:tcPr>
+          <w:p>
+            <w:r>
+              <w:t>In từng bước; trả kết quả</w:t>
+            </w:r>
+          </w:p>
+        </w:tc>
+        <w:tc>
+          <w:tcPr>
+            <w:tcW w:w="2835" w:type="dxa"/>
+          </w:tcPr>
+          <w:p>
+            <w:r>
+              <w:t>Lần vết T01</w:t>
+            </w:r>
+          </w:p>
+        </w:tc>
+      </w:tr>
+      <w:tr>
+        <w:tc>
+          <w:tcPr>
+            <w:tcW w:w="1701" w:type="dxa"/>
+          </w:tcPr>
+          <w:p>
+            <w:r>
+              <w:t>quet_tuyen_tinh(a, x)</w:t>
+            </w:r>
+          </w:p>
+        </w:tc>
+        <w:tc>
+          <w:tcPr>
+            <w:tcW w:w="2268" w:type="dxa"/>
+          </w:tcPr>
+          <w:p>
+            <w:r>
+              <w:t>a hợp lệ</w:t>
+            </w:r>
+          </w:p>
+        </w:tc>
+        <w:tc>
+          <w:tcPr>
+            <w:tcW w:w="2268" w:type="dxa"/>
+          </w:tcPr>
+          <w:p>
+            <w:r>
+              <w:t>NamedTuple (dau, cuoi, count, so_sanh)</w:t>
+            </w:r>
+          </w:p>
+        </w:tc>
+        <w:tc>
+          <w:tcPr>
+            <w:tcW w:w="2835" w:type="dxa"/>
+          </w:tcPr>
+          <w:p>
+            <w:r>
+              <w:t>Đối chứng O(n)</w:t>
+            </w:r>
+          </w:p>
+        </w:tc>
+      </w:tr>
+    </w:tbl>
+    <w:p>
+      <w:pPr>
+        <w:pStyle w:val="Nidung"/>
+        <w:spacing w:before="0" w:line="240" w:lineRule="auto"/>
+        <w:ind w:firstLine="0"/>
+        <w:jc w:val="left"/>
+      </w:pPr>
+    </w:p>
+    <w:p>
+      <w:pPr>
+        <w:pStyle w:val="Nidung"/>
+        <w:spacing w:before="0" w:after="100" w:line="269" w:lineRule="auto"/>
+        <w:ind w:firstLine="0"/>
+        <w:jc w:val="left"/>
+      </w:pPr>
+    </w:p>
+    <w:p>
+      <w:pPr>
+        <w:pStyle w:val="Chthchbng"/>
+        <w:spacing w:before="0" w:after="100" w:line="269" w:lineRule="auto"/>
+        <w:jc w:val="left"/>
+      </w:pPr>
+      <w:bookmarkStart w:id="24" w:name="_Toc243433190"/>
+      <w:r>
+        <w:t>Bảng 3.2 Tiền điều kiện và hậu điều kiện của các hàm</w:t>
+      </w:r>
+      <w:bookmarkEnd w:id="24"/>
+    </w:p>
+    <w:tbl>
+      <w:tblPr>
+        <w:tblStyle w:val="TableGrid"/>
+        <w:tblW w:w="0" w:type="auto"/>
+        <w:tblBorders>
+          <w:top w:val="single" w:sz="4" w:space="0" w:color="D9D9D9"/>
+          <w:left w:val="single" w:sz="4" w:space="0" w:color="D9D9D9"/>
+          <w:bottom w:val="single" w:sz="4" w:space="0" w:color="D9D9D9"/>
+          <w:right w:val="single" w:sz="4" w:space="0" w:color="D9D9D9"/>
+          <w:insideH w:val="single" w:sz="4" w:space="0" w:color="D9D9D9"/>
+          <w:insideV w:val="single" w:sz="4" w:space="0" w:color="D9D9D9"/>
+        </w:tblBorders>
+        <w:tblLayout w:type="fixed"/>
+        <w:tblCellMar>
+          <w:top w:w="80" w:type="dxa"/>
+          <w:left w:w="80" w:type="dxa"/>
+          <w:bottom w:w="80" w:type="dxa"/>
+          <w:right w:w="80" w:type="dxa"/>
+        </w:tblCellMar>
+        <w:tblLook w:val="04A0" w:firstRow="1" w:lastRow="0" w:firstColumn="1" w:lastColumn="0" w:noHBand="0" w:noVBand="1"/>
+      </w:tblPr>
+      <w:tblGrid>
+        <w:gridCol w:w="2268"/>
+        <w:gridCol w:w="2268"/>
+        <w:gridCol w:w="2268"/>
+        <w:gridCol w:w="2268"/>
+      </w:tblGrid>
+      <w:tr>
+        <w:trPr>
+          <w:cantSplit/>
+          <w:tblHeader/>
+        </w:trPr>
+        <w:tc>
+          <w:tcPr>
+            <w:tcW w:w="2268" w:type="dxa"/>
+            <w:shd w:val="clear" w:color="auto" w:fill="E8EBEF"/>
+            <w:vAlign w:val="center"/>
+          </w:tcPr>
+          <w:p>
+            <w:pPr>
+              <w:spacing w:after="60" w:line="259" w:lineRule="auto"/>
+            </w:pPr>
+            <w:r>
+              <w:rPr>
+                <w:b/>
+                <w:sz w:val="23"/>
+              </w:rPr>
+              <w:t>Hàm và chữ ký</w:t>
+            </w:r>
+          </w:p>
+        </w:tc>
+        <w:tc>
+          <w:tcPr>
+            <w:tcW w:w="2268" w:type="dxa"/>
+            <w:shd w:val="clear" w:color="auto" w:fill="E8EBEF"/>
+            <w:vAlign w:val="center"/>
+          </w:tcPr>
+          <w:p>
+            <w:pPr>
+              <w:spacing w:after="60" w:line="259" w:lineRule="auto"/>
+            </w:pPr>
+            <w:r>
+              <w:rPr>
+                <w:b/>
+                <w:sz w:val="23"/>
+              </w:rPr>
+              <w:t>Tiền điều kiện</w:t>
+            </w:r>
+          </w:p>
+        </w:tc>
+        <w:tc>
+          <w:tcPr>
+            <w:tcW w:w="2268" w:type="dxa"/>
+            <w:shd w:val="clear" w:color="auto" w:fill="E8EBEF"/>
+            <w:vAlign w:val="center"/>
+          </w:tcPr>
+          <w:p>
+            <w:pPr>
+              <w:spacing w:after="60" w:line="259" w:lineRule="auto"/>
+            </w:pPr>
+            <w:r>
+              <w:rPr>
+                <w:b/>
+                <w:sz w:val="23"/>
+              </w:rPr>
+              <w:t>Hậu điều kiện</w:t>
+            </w:r>
+          </w:p>
+        </w:tc>
+        <w:tc>
+          <w:tcPr>
+            <w:tcW w:w="2268" w:type="dxa"/>
+            <w:shd w:val="clear" w:color="auto" w:fill="E8EBEF"/>
+            <w:vAlign w:val="center"/>
+          </w:tcPr>
+          <w:p>
+            <w:pPr>
+              <w:spacing w:after="60" w:line="259" w:lineRule="auto"/>
+            </w:pPr>
+            <w:r>
+              <w:rPr>
+                <w:b/>
+                <w:sz w:val="23"/>
+              </w:rPr>
+              <w:t>Lỗi hoặc trường hợp đặc biệt</w:t>
+            </w:r>
+          </w:p>
+        </w:tc>
+      </w:tr>
+      <w:tr>
+        <w:trPr>
+          <w:cantSplit/>
+        </w:trPr>
+        <w:tc>
+          <w:tcPr>
+            <w:tcW w:w="2268" w:type="dxa"/>
+            <w:vAlign w:val="center"/>
+          </w:tcPr>
+          <w:p>
+            <w:pPr>
+              <w:spacing w:after="60" w:line="259" w:lineRule="auto"/>
+            </w:pPr>
+            <w:r>
+              <w:t>vi_tri_dau(a, x)</w:t>
+            </w:r>
+          </w:p>
+        </w:tc>
+        <w:tc>
+          <w:tcPr>
+            <w:tcW w:w="2268" w:type="dxa"/>
+            <w:vAlign w:val="center"/>
+          </w:tcPr>
+          <w:p>
+            <w:pPr>
+              <w:spacing w:after="60" w:line="259" w:lineRule="auto"/>
+            </w:pPr>
+            <w:r>
+              <w:t>a tăng; x nguyên</w:t>
+            </w:r>
+          </w:p>
+        </w:tc>
+        <w:tc>
+          <w:tcPr>
+            <w:tcW w:w="2268" w:type="dxa"/>
+            <w:vAlign w:val="center"/>
+          </w:tcPr>
+          <w:p>
+            <w:pPr>
+              <w:spacing w:after="60" w:line="259" w:lineRule="auto"/>
+            </w:pPr>
+            <w:r>
+              <w:t>0 hoặc vị trí đầu tiên có a[vị trí] = x</w:t>
+            </w:r>
+          </w:p>
+        </w:tc>
+        <w:tc>
+          <w:tcPr>
+            <w:tcW w:w="2268" w:type="dxa"/>
+            <w:vAlign w:val="center"/>
+          </w:tcPr>
+          <w:p>
+            <w:pPr>
+              <w:spacing w:after="60" w:line="259" w:lineRule="auto"/>
+            </w:pPr>
+            <w:r>
+              <w:t>Mảng rỗng trả 0</w:t>
+            </w:r>
+          </w:p>
+        </w:tc>
+      </w:tr>
+      <w:tr>
+        <w:trPr>
+          <w:cantSplit/>
+        </w:trPr>
+        <w:tc>
+          <w:tcPr>
+            <w:tcW w:w="2268" w:type="dxa"/>
+            <w:vAlign w:val="center"/>
+          </w:tcPr>
+          <w:p>
+            <w:pPr>
+              <w:spacing w:after="60" w:line="259" w:lineRule="auto"/>
+            </w:pPr>
+            <w:r>
+              <w:t>vi_tri_cuoi(a, x)</w:t>
+            </w:r>
+          </w:p>
+        </w:tc>
+        <w:tc>
+          <w:tcPr>
+            <w:tcW w:w="2268" w:type="dxa"/>
+            <w:vAlign w:val="center"/>
+          </w:tcPr>
+          <w:p>
+            <w:pPr>
+              <w:spacing w:after="60" w:line="259" w:lineRule="auto"/>
+            </w:pPr>
+            <w:r>
+              <w:t>a tăng; x nguyên</w:t>
+            </w:r>
+          </w:p>
+        </w:tc>
+        <w:tc>
+          <w:tcPr>
+            <w:tcW w:w="2268" w:type="dxa"/>
+            <w:vAlign w:val="center"/>
+          </w:tcPr>
+          <w:p>
+            <w:pPr>
+              <w:spacing w:after="60" w:line="259" w:lineRule="auto"/>
+            </w:pPr>
+            <w:r>
+              <w:t>0 hoặc vị trí cuối cùng có a[vị trí] = x</w:t>
+            </w:r>
+          </w:p>
+        </w:tc>
+        <w:tc>
+          <w:tcPr>
+            <w:tcW w:w="2268" w:type="dxa"/>
+            <w:vAlign w:val="center"/>
+          </w:tcPr>
+          <w:p>
+            <w:pPr>
+              <w:spacing w:after="60" w:line="259" w:lineRule="auto"/>
+            </w:pPr>
+            <w:r>
+              <w:t>Mảng rỗng trả 0</w:t>
+            </w:r>
+          </w:p>
+        </w:tc>
+      </w:tr>
+      <w:tr>
+        <w:trPr>
+          <w:cantSplit/>
+        </w:trPr>
+        <w:tc>
+          <w:tcPr>
+            <w:tcW w:w="2268" w:type="dxa"/>
+            <w:vAlign w:val="center"/>
+          </w:tcPr>
+          <w:p>
+            <w:pPr>
+              <w:spacing w:after="60" w:line="259" w:lineRule="auto"/>
+            </w:pPr>
+            <w:r>
+              <w:t>tan_suat(a, x)</w:t>
+            </w:r>
+          </w:p>
+        </w:tc>
+        <w:tc>
+          <w:tcPr>
+            <w:tcW w:w="2268" w:type="dxa"/>
+            <w:vAlign w:val="center"/>
+          </w:tcPr>
+          <w:p>
+            <w:pPr>
+              <w:spacing w:after="60" w:line="259" w:lineRule="auto"/>
+            </w:pPr>
+            <w:r>
+              <w:t>a hợp lệ</w:t>
+            </w:r>
+          </w:p>
+        </w:tc>
+        <w:tc>
+          <w:tcPr>
+            <w:tcW w:w="2268" w:type="dxa"/>
+            <w:vAlign w:val="center"/>
+          </w:tcPr>
+          <w:p>
+            <w:pPr>
+              <w:spacing w:after="60" w:line="259" w:lineRule="auto"/>
+            </w:pPr>
+            <w:r>
+              <w:t>count = 0 nếu vắng; ngược lại last − first + 1</w:t>
+            </w:r>
+          </w:p>
+        </w:tc>
+        <w:tc>
+          <w:tcPr>
+            <w:tcW w:w="2268" w:type="dxa"/>
+            <w:vAlign w:val="center"/>
+          </w:tcPr>
+          <w:p>
+            <w:pPr>
+              <w:spacing w:after="60" w:line="259" w:lineRule="auto"/>
+            </w:pPr>
+            <w:r>
+              <w:t>Hai biên phải cùng thấy/không thấy x</w:t>
+            </w:r>
+          </w:p>
+        </w:tc>
+      </w:tr>
+      <w:tr>
+        <w:tc>
+          <w:tcPr>
+            <w:tcW w:w="2268" w:type="dxa"/>
+          </w:tcPr>
+          <w:p>
+            <w:r>
+              <w:t>kiem_tra_dau_vao(a)</w:t>
+            </w:r>
+          </w:p>
+        </w:tc>
+        <w:tc>
+          <w:tcPr>
+            <w:tcW w:w="2268" w:type="dxa"/>
+          </w:tcPr>
+          <w:p>
+            <w:r>
+              <w:t>a bất kỳ</w:t>
+            </w:r>
+          </w:p>
+        </w:tc>
+        <w:tc>
+          <w:tcPr>
+            <w:tcW w:w="2268" w:type="dxa"/>
+          </w:tcPr>
+          <w:p>
+            <w:r>
+              <w:t>true khi hợp lệ</w:t>
+            </w:r>
+          </w:p>
+        </w:tc>
+        <w:tc>
+          <w:tcPr>
+            <w:tcW w:w="2268" w:type="dxa"/>
+          </w:tcPr>
+          <w:p>
+            <w:r>
+              <w:t>Ném ArgumentError khi vi phạm</w:t>
+            </w:r>
+          </w:p>
+        </w:tc>
+      </w:tr>
+    </w:tbl>
+    <w:p>
+      <w:pPr>
+        <w:pStyle w:val="Heading2"/>
+      </w:pPr>
+      <w:bookmarkStart w:id="25" w:name="_Toc243433161"/>
+      <w:r>
+        <w:t>3.3. Thuật toán và mã nguồn chính</w:t>
+      </w:r>
+      <w:bookmarkEnd w:id="25"/>
+    </w:p>
+    <w:p>
+      <w:pPr>
+        <w:pStyle w:val="Heading3"/>
+      </w:pPr>
+      <w:r>
+        <w:t>3.3.1. Giả mã theo cài đặt</w:t>
+      </w:r>
+    </w:p>
+    <w:p>
+      <w:pPr>
+        <w:pStyle w:val="Nidung"/>
+        <w:spacing w:after="120" w:line="240" w:lineRule="auto"/>
+        <w:jc w:val="left"/>
+      </w:pPr>
+      <w:r>
+        <w:rPr>
+          <w:rFonts w:ascii="Consolas" w:hAnsi="Consolas"/>
+          <w:sz w:val="19"/>
+        </w:rPr>
+        <w:t>Giả mã vi_tri_dau:</w:t>
+      </w:r>
+      <w:r>
+        <w:rPr>
+          <w:rFonts w:ascii="Consolas" w:hAnsi="Consolas"/>
+          <w:sz w:val="19"/>
+        </w:rPr>
+        <w:br/>
+        <w:t xml:space="preserve">  lo = 1; hi = n; kq = 0</w:t>
+      </w:r>
+      <w:r>
+        <w:rPr>
+          <w:rFonts w:ascii="Consolas" w:hAnsi="Consolas"/>
+          <w:sz w:val="19"/>
+        </w:rPr>
+        <w:br/>
+        <w:t xml:space="preserve">  while lo &lt;= hi</w:t>
+      </w:r>
+      <w:r>
+        <w:rPr>
+          <w:rFonts w:ascii="Consolas" w:hAnsi="Consolas"/>
+          <w:sz w:val="19"/>
+        </w:rPr>
+        <w:br/>
+        <w:t xml:space="preserve">      mid = lo + (hi - lo) // 2</w:t>
+      </w:r>
+      <w:r>
+        <w:rPr>
+          <w:rFonts w:ascii="Consolas" w:hAnsi="Consolas"/>
+          <w:sz w:val="19"/>
+        </w:rPr>
+        <w:br/>
+        <w:t xml:space="preserve">      if a[mid] &lt; x: lo = mid + 1</w:t>
+      </w:r>
+      <w:r>
+        <w:rPr>
+          <w:rFonts w:ascii="Consolas" w:hAnsi="Consolas"/>
+          <w:sz w:val="19"/>
+        </w:rPr>
+        <w:br/>
+        <w:t xml:space="preserve">      elseif a[mid] &gt; x: hi = mid - 1</w:t>
+      </w:r>
+      <w:r>
+        <w:rPr>
+          <w:rFonts w:ascii="Consolas" w:hAnsi="Consolas"/>
+          <w:sz w:val="19"/>
+        </w:rPr>
+        <w:br/>
+        <w:t xml:space="preserve">      else: kq = mid; hi = mid - 1</w:t>
+      </w:r>
+      <w:r>
+        <w:rPr>
+          <w:rFonts w:ascii="Consolas" w:hAnsi="Consolas"/>
+          <w:sz w:val="19"/>
+        </w:rPr>
+        <w:br/>
+        <w:t xml:space="preserve">  return kq</w:t>
+      </w:r>
+      <w:r>
+        <w:rPr>
+          <w:rFonts w:ascii="Consolas" w:hAnsi="Consolas"/>
+          <w:sz w:val="19"/>
+        </w:rPr>
+        <w:br/>
+        <w:t>vi_tri_cuoi đối xứng, chỉ đổi nhánh bằng thành lo = mid + 1.</w:t>
+      </w:r>
+    </w:p>
+    <w:p>
+      <w:pPr>
+        <w:pStyle w:val="Nidung"/>
+        <w:spacing w:before="0" w:after="100" w:line="269" w:lineRule="auto"/>
+        <w:ind w:firstLine="0"/>
+        <w:jc w:val="left"/>
+      </w:pPr>
+    </w:p>
+    <w:p>
+      <w:pPr>
+        <w:pStyle w:val="Heading3"/>
+      </w:pPr>
+      <w:r>
+        <w:lastRenderedPageBreak/>
+        <w:t>3.3.2. Đoạn mã và giải thích</w:t>
+      </w:r>
+    </w:p>
+    <w:p>
+      <w:pPr>
+        <w:pStyle w:val="Nidung"/>
+      </w:pPr>
+      <w:r>
+        <w:t>Đoạn mã quyết định nằm trong src/DeTai.jl: vòng while thu hẹp vùng, phép tính mid bằng lo + (hi − lo) ÷ 2 để tránh tràn, và nhánh bằng x ghi kq rồi tiếp tục về phía còn có thể chứa biên. Permalink tại commit C ghi ở Bảng 4.5 sau khi sinh viên đẩy GitHub.</w:t>
+      </w:r>
+    </w:p>
+    <w:p>
+      <w:pPr>
+        <w:pStyle w:val="Nidung"/>
+        <w:spacing w:before="0" w:after="100" w:line="269" w:lineRule="auto"/>
+        <w:ind w:firstLine="0"/>
+        <w:jc w:val="left"/>
+      </w:pPr>
+    </w:p>
+    <w:p>
+      <w:pPr>
+        <w:pStyle w:val="Heading3"/>
+      </w:pPr>
+      <w:r>
+        <w:t>3.3.3. Xử lý tình huống đặc biệt</w:t>
+      </w:r>
+    </w:p>
+    <w:p>
+      <w:pPr>
+        <w:pStyle w:val="Nidung"/>
+      </w:pPr>
+      <w:r>
+        <w:t>Tình huống đặc biệt: n = 0 trả 0,0,0 với 0 lần xét mid; n = 1 xét đúng một lần; x nhỏ hơn mọi phần tử trả 0; x lớn hơn mọi phần tử trả 0; toàn bộ mảng bằng x cho first = 1, last = n; input sai bị từ chối ở kiem_tra_dau_vao trước khi vào lõi (Chương 4: BIEN01–BIEN03, LOI01).</w:t>
+      </w:r>
+    </w:p>
+    <w:p>
+      <w:pPr>
+        <w:pStyle w:val="Nidung"/>
+        <w:spacing w:before="0" w:after="100" w:line="269" w:lineRule="auto"/>
+        <w:ind w:firstLine="0"/>
+        <w:jc w:val="left"/>
+      </w:pPr>
+    </w:p>
+    <w:p>
+      <w:pPr>
+        <w:pStyle w:val="Nidung"/>
+        <w:spacing w:before="0" w:after="100" w:line="269" w:lineRule="auto"/>
+        <w:ind w:firstLine="0"/>
+        <w:jc w:val="left"/>
+      </w:pPr>
+    </w:p>
+    <w:p>
+      <w:pPr>
+        <w:pStyle w:val="Nidung"/>
+        <w:spacing w:before="0" w:after="100" w:line="269" w:lineRule="auto"/>
+        <w:ind w:firstLine="0"/>
+        <w:jc w:val="left"/>
+      </w:pPr>
+    </w:p>
+    <w:p>
+      <w:pPr>
+        <w:pStyle w:val="Heading2"/>
+      </w:pPr>
+      <w:bookmarkStart w:id="26" w:name="_Toc243433162"/>
+      <w:r>
+        <w:t>3.4. Lần vết ví dụ nhỏ</w:t>
+      </w:r>
+      <w:bookmarkEnd w:id="26"/>
+    </w:p>
+    <w:p>
+      <w:pPr>
+        <w:pStyle w:val="Nidung"/>
+      </w:pPr>
+      <w:r>
+        <w:t>Ca truy vết T01 dùng input của Ví dụ 1: a = [1,2,2,2,4], x = 2, expected first = 2, last = 4, count = 3.</w:t>
+      </w:r>
+    </w:p>
+    <w:p>
+      <w:pPr>
+        <w:pStyle w:val="Nidung"/>
+        <w:spacing w:before="0" w:after="100" w:line="269" w:lineRule="auto"/>
+        <w:ind w:firstLine="0"/>
+        <w:jc w:val="left"/>
+      </w:pPr>
+    </w:p>
+    <w:p>
+      <w:pPr>
+        <w:pStyle w:val="Nidung"/>
+        <w:spacing w:before="0" w:after="100" w:line="269" w:lineRule="auto"/>
+        <w:ind w:firstLine="0"/>
+        <w:jc w:val="left"/>
+      </w:pPr>
+      <w:r>
+        <w:t>Ca truy vết T01    Input đầy đủ [1,2,2,2,4], x = 2    Expected (2, 4, 3)</w:t>
+      </w:r>
+    </w:p>
+    <w:p>
+      <w:pPr>
+        <w:pStyle w:val="Chthchbng"/>
+        <w:spacing w:before="80" w:after="100" w:line="269" w:lineRule="auto"/>
+      </w:pPr>
+      <w:bookmarkStart w:id="27" w:name="_Toc243433191"/>
+      <w:r>
+        <w:t>Bảng 3.3 Truy vết ca</w:t>
+      </w:r>
+      <w:bookmarkEnd w:id="27"/>
+      <w:r>
+        <w:t xml:space="preserve"> </w:t>
+      </w:r>
+    </w:p>
+    <w:tbl>
+      <w:tblPr>
+        <w:tblStyle w:val="TableGrid"/>
+        <w:tblW w:w="0" w:type="auto"/>
+        <w:tblBorders>
+          <w:top w:val="single" w:sz="4" w:space="0" w:color="D9D9D9"/>
+          <w:left w:val="single" w:sz="4" w:space="0" w:color="D9D9D9"/>
+          <w:bottom w:val="single" w:sz="4" w:space="0" w:color="D9D9D9"/>
+          <w:right w:val="single" w:sz="4" w:space="0" w:color="D9D9D9"/>
+          <w:insideH w:val="single" w:sz="4" w:space="0" w:color="D9D9D9"/>
+          <w:insideV w:val="single" w:sz="4" w:space="0" w:color="D9D9D9"/>
+        </w:tblBorders>
+        <w:tblLayout w:type="fixed"/>
+        <w:tblCellMar>
+          <w:top w:w="70" w:type="dxa"/>
+          <w:left w:w="70" w:type="dxa"/>
+          <w:bottom w:w="70" w:type="dxa"/>
+          <w:right w:w="70" w:type="dxa"/>
+        </w:tblCellMar>
+        <w:tblLook w:val="04A0" w:firstRow="1" w:lastRow="0" w:firstColumn="1" w:lastColumn="0" w:noHBand="0" w:noVBand="1"/>
+      </w:tblPr>
+      <w:tblGrid>
+        <w:gridCol w:w="850"/>
+        <w:gridCol w:w="1984"/>
+        <w:gridCol w:w="2268"/>
+        <w:gridCol w:w="1984"/>
+        <w:gridCol w:w="1984"/>
+      </w:tblGrid>
+      <w:tr>
+        <w:trPr>
+          <w:cantSplit/>
+          <w:tblHeader/>
+        </w:trPr>
+        <w:tc>
+          <w:tcPr>
+            <w:tcW w:w="850" w:type="dxa"/>
+            <w:shd w:val="clear" w:color="auto" w:fill="E8EBEF"/>
+            <w:vAlign w:val="center"/>
+          </w:tcPr>
+          <w:p>
+            <w:pPr>
+              <w:spacing w:after="40" w:line="252" w:lineRule="auto"/>
+              <w:jc w:val="center"/>
+            </w:pPr>
+            <w:r>
+              <w:rPr>
+                <w:b/>
+                <w:sz w:val="23"/>
+              </w:rPr>
+              <w:t>Bước</w:t>
+            </w:r>
+          </w:p>
+        </w:tc>
+        <w:tc>
+          <w:tcPr>
+            <w:tcW w:w="1984" w:type="dxa"/>
+            <w:shd w:val="clear" w:color="auto" w:fill="E8EBEF"/>
+            <w:vAlign w:val="center"/>
+          </w:tcPr>
+          <w:p>
+            <w:pPr>
+              <w:spacing w:after="40" w:line="252" w:lineRule="auto"/>
+            </w:pPr>
+            <w:r>
+              <w:rPr>
+                <w:b/>
+                <w:sz w:val="23"/>
+              </w:rPr>
+              <w:t>Thao tác</w:t>
+            </w:r>
+          </w:p>
+        </w:tc>
+        <w:tc>
+          <w:tcPr>
+            <w:tcW w:w="2268" w:type="dxa"/>
+            <w:shd w:val="clear" w:color="auto" w:fill="E8EBEF"/>
+            <w:vAlign w:val="center"/>
+          </w:tcPr>
+          <w:p>
+            <w:pPr>
+              <w:spacing w:after="40" w:line="252" w:lineRule="auto"/>
+            </w:pPr>
+            <w:r>
+              <w:rPr>
+                <w:b/>
+                <w:sz w:val="23"/>
+              </w:rPr>
+              <w:t>Trạng thái trước</w:t>
+            </w:r>
+          </w:p>
+        </w:tc>
+        <w:tc>
+          <w:tcPr>
+            <w:tcW w:w="1984" w:type="dxa"/>
+            <w:shd w:val="clear" w:color="auto" w:fill="E8EBEF"/>
+            <w:vAlign w:val="center"/>
+          </w:tcPr>
+          <w:p>
+            <w:pPr>
+              <w:spacing w:after="40" w:line="252" w:lineRule="auto"/>
+            </w:pPr>
+            <w:r>
+              <w:rPr>
+                <w:b/>
+                <w:sz w:val="23"/>
+              </w:rPr>
+              <w:t>Trạng thái sau</w:t>
+            </w:r>
+          </w:p>
+        </w:tc>
+        <w:tc>
+          <w:tcPr>
+            <w:tcW w:w="1984" w:type="dxa"/>
+            <w:shd w:val="clear" w:color="auto" w:fill="E8EBEF"/>
+            <w:vAlign w:val="center"/>
+          </w:tcPr>
+          <w:p>
+            <w:pPr>
+              <w:spacing w:after="40" w:line="252" w:lineRule="auto"/>
+            </w:pPr>
+            <w:r>
+              <w:rPr>
+                <w:b/>
+                <w:sz w:val="23"/>
+              </w:rPr>
+              <w:t>Giải thích</w:t>
+            </w:r>
+          </w:p>
+        </w:tc>
+      </w:tr>
+      <w:tr>
+        <w:trPr>
+          <w:cantSplit/>
+        </w:trPr>
+        <w:tc>
+          <w:tcPr>
+            <w:tcW w:w="850" w:type="dxa"/>
+            <w:vAlign w:val="center"/>
+          </w:tcPr>
+          <w:p>
+            <w:pPr>
+              <w:spacing w:after="40" w:line="252" w:lineRule="auto"/>
+              <w:jc w:val="center"/>
+            </w:pPr>
+            <w:r>
+              <w:t>Tìm đầu · b1</w:t>
+            </w:r>
+          </w:p>
+        </w:tc>
+        <w:tc>
+          <w:tcPr>
+            <w:tcW w:w="1984" w:type="dxa"/>
+            <w:vAlign w:val="center"/>
+          </w:tcPr>
+          <w:p>
+            <w:pPr>
+              <w:spacing w:after="40" w:line="252" w:lineRule="auto"/>
+            </w:pPr>
+            <w:r>
+              <w:t>lo=1, hi=5 → mid=3</w:t>
+            </w:r>
+          </w:p>
+        </w:tc>
+        <w:tc>
+          <w:tcPr>
+            <w:tcW w:w="2268" w:type="dxa"/>
+            <w:vAlign w:val="center"/>
+          </w:tcPr>
+          <w:p>
+            <w:pPr>
+              <w:spacing w:after="40" w:line="252" w:lineRule="auto"/>
+            </w:pPr>
+            <w:r>
+              <w:t>a[3]=2 = x</w:t>
+            </w:r>
+          </w:p>
+        </w:tc>
+        <w:tc>
+          <w:tcPr>
+            <w:tcW w:w="1984" w:type="dxa"/>
+            <w:vAlign w:val="center"/>
+          </w:tcPr>
+          <w:p>
+            <w:pPr>
+              <w:spacing w:after="40" w:line="252" w:lineRule="auto"/>
+            </w:pPr>
+            <w:r>
+              <w:t>kq=3; hi=2</w:t>
+            </w:r>
+          </w:p>
+        </w:tc>
+        <w:tc>
+          <w:tcPr>
+            <w:tcW w:w="1984" w:type="dxa"/>
+            <w:vAlign w:val="center"/>
+          </w:tcPr>
+          <w:p>
+            <w:pPr>
+              <w:spacing w:after="40" w:line="252" w:lineRule="auto"/>
+            </w:pPr>
+            <w:r>
+              <w:t>Ghi nhận 3, tiếp tục sang trái</w:t>
+            </w:r>
+          </w:p>
+        </w:tc>
+      </w:tr>
+      <w:tr>
+        <w:trPr>
+          <w:cantSplit/>
+        </w:trPr>
+        <w:tc>
+          <w:tcPr>
+            <w:tcW w:w="850" w:type="dxa"/>
+            <w:vAlign w:val="center"/>
+          </w:tcPr>
+          <w:p>
+            <w:pPr>
+              <w:spacing w:after="40" w:line="252" w:lineRule="auto"/>
+              <w:jc w:val="center"/>
+            </w:pPr>
+            <w:r>
+              <w:t>Tìm đầu · b2</w:t>
+            </w:r>
+          </w:p>
+        </w:tc>
+        <w:tc>
+          <w:tcPr>
+            <w:tcW w:w="1984" w:type="dxa"/>
+            <w:vAlign w:val="center"/>
+          </w:tcPr>
+          <w:p>
+            <w:pPr>
+              <w:spacing w:after="40" w:line="252" w:lineRule="auto"/>
+            </w:pPr>
+            <w:r>
+              <w:t>lo=1, hi=2 → mid=1</w:t>
+            </w:r>
+          </w:p>
+        </w:tc>
+        <w:tc>
+          <w:tcPr>
+            <w:tcW w:w="2268" w:type="dxa"/>
+            <w:vAlign w:val="center"/>
+          </w:tcPr>
+          <w:p>
+            <w:pPr>
+              <w:spacing w:after="40" w:line="252" w:lineRule="auto"/>
+            </w:pPr>
+            <w:r>
+              <w:t>a[1]=1 &lt; 2</w:t>
+            </w:r>
+          </w:p>
+        </w:tc>
+        <w:tc>
+          <w:tcPr>
+            <w:tcW w:w="1984" w:type="dxa"/>
+            <w:vAlign w:val="center"/>
+          </w:tcPr>
+          <w:p>
+            <w:pPr>
+              <w:spacing w:after="40" w:line="252" w:lineRule="auto"/>
+            </w:pPr>
+            <w:r>
+              <w:t>lo=2</w:t>
+            </w:r>
+          </w:p>
+        </w:tc>
+        <w:tc>
+          <w:tcPr>
+            <w:tcW w:w="1984" w:type="dxa"/>
+            <w:vAlign w:val="center"/>
+          </w:tcPr>
+          <w:p>
+            <w:pPr>
+              <w:spacing w:after="40" w:line="252" w:lineRule="auto"/>
+            </w:pPr>
+            <w:r>
+              <w:t>Loại nửa trái</w:t>
+            </w:r>
+          </w:p>
+        </w:tc>
+      </w:tr>
+      <w:tr>
+        <w:trPr>
+          <w:cantSplit/>
+        </w:trPr>
+        <w:tc>
+          <w:tcPr>
+            <w:tcW w:w="850" w:type="dxa"/>
+            <w:vAlign w:val="center"/>
+          </w:tcPr>
+          <w:p>
+            <w:pPr>
+              <w:spacing w:after="40" w:line="252" w:lineRule="auto"/>
+              <w:jc w:val="center"/>
+            </w:pPr>
+            <w:r>
+              <w:t>Tìm đầu · b3</w:t>
+            </w:r>
+          </w:p>
+        </w:tc>
+        <w:tc>
+          <w:tcPr>
+            <w:tcW w:w="1984" w:type="dxa"/>
+            <w:vAlign w:val="center"/>
+          </w:tcPr>
+          <w:p>
+            <w:pPr>
+              <w:spacing w:after="40" w:line="252" w:lineRule="auto"/>
+            </w:pPr>
+            <w:r>
+              <w:t>lo=2, hi=2 → mid=2</w:t>
+            </w:r>
+          </w:p>
+        </w:tc>
+        <w:tc>
+          <w:tcPr>
+            <w:tcW w:w="2268" w:type="dxa"/>
+            <w:vAlign w:val="center"/>
+          </w:tcPr>
+          <w:p>
+            <w:pPr>
+              <w:spacing w:after="40" w:line="252" w:lineRule="auto"/>
+            </w:pPr>
+            <w:r>
+              <w:t>a[2]=2 = x</w:t>
+            </w:r>
+          </w:p>
+        </w:tc>
+        <w:tc>
+          <w:tcPr>
+            <w:tcW w:w="1984" w:type="dxa"/>
+            <w:vAlign w:val="center"/>
+          </w:tcPr>
+          <w:p>
+            <w:pPr>
+              <w:spacing w:after="40" w:line="252" w:lineRule="auto"/>
+            </w:pPr>
+            <w:r>
+              <w:t>kq=2; hi=1</w:t>
+            </w:r>
+          </w:p>
+        </w:tc>
+        <w:tc>
+          <w:tcPr>
+            <w:tcW w:w="1984" w:type="dxa"/>
+            <w:vAlign w:val="center"/>
+          </w:tcPr>
+          <w:p>
+            <w:pPr>
+              <w:spacing w:after="40" w:line="252" w:lineRule="auto"/>
+            </w:pPr>
+            <w:r>
+              <w:t>Ghi nhận 2, tiếp tục sang trái</w:t>
+            </w:r>
+          </w:p>
+        </w:tc>
+      </w:tr>
+      <w:tr>
+        <w:trPr>
+          <w:cantSplit/>
+        </w:trPr>
+        <w:tc>
+          <w:tcPr>
+            <w:tcW w:w="850" w:type="dxa"/>
+            <w:vAlign w:val="center"/>
+          </w:tcPr>
+          <w:p>
+            <w:pPr>
+              <w:spacing w:after="40" w:line="252" w:lineRule="auto"/>
+              <w:jc w:val="center"/>
+            </w:pPr>
+            <w:r>
+              <w:t>Tìm đầu · kết thúc</w:t>
+            </w:r>
+          </w:p>
+        </w:tc>
+        <w:tc>
+          <w:tcPr>
+            <w:tcW w:w="1984" w:type="dxa"/>
+            <w:vAlign w:val="center"/>
+          </w:tcPr>
+          <w:p>
+            <w:pPr>
+              <w:spacing w:after="40" w:line="252" w:lineRule="auto"/>
+            </w:pPr>
+            <w:r>
+              <w:t>lo=2 &gt; hi=1</w:t>
+            </w:r>
+          </w:p>
+        </w:tc>
+        <w:tc>
+          <w:tcPr>
+            <w:tcW w:w="2268" w:type="dxa"/>
+            <w:vAlign w:val="center"/>
+          </w:tcPr>
+          <w:p>
+            <w:pPr>
+              <w:spacing w:after="40" w:line="252" w:lineRule="auto"/>
+            </w:pPr>
+            <w:r>
+              <w:t>—</w:t>
+            </w:r>
+          </w:p>
+        </w:tc>
+        <w:tc>
+          <w:tcPr>
+            <w:tcW w:w="1984" w:type="dxa"/>
+            <w:vAlign w:val="center"/>
+          </w:tcPr>
+          <w:p>
+            <w:pPr>
+              <w:spacing w:after="40" w:line="252" w:lineRule="auto"/>
+            </w:pPr>
+            <w:r>
+              <w:t>first=2</w:t>
+            </w:r>
+          </w:p>
+        </w:tc>
+        <w:tc>
+          <w:tcPr>
+            <w:tcW w:w="1984" w:type="dxa"/>
+            <w:vAlign w:val="center"/>
+          </w:tcPr>
+          <w:p>
+            <w:pPr>
+              <w:spacing w:after="40" w:line="252" w:lineRule="auto"/>
+            </w:pPr>
+            <w:r>
+              <w:t>3 lần xét mid</w:t>
+            </w:r>
+          </w:p>
+        </w:tc>
+      </w:tr>
+      <w:tr>
+        <w:tc>
+          <w:tcPr>
+            <w:tcW w:w="850" w:type="dxa"/>
+          </w:tcPr>
+          <w:p>
+            <w:r>
+              <w:lastRenderedPageBreak/>
+              <w:t>Tìm cuối · b1</w:t>
+            </w:r>
+          </w:p>
+        </w:tc>
+        <w:tc>
+          <w:tcPr>
+            <w:tcW w:w="1984" w:type="dxa"/>
+          </w:tcPr>
+          <w:p>
+            <w:r>
+              <w:t>lo=1, hi=5 → mid=3</w:t>
+            </w:r>
+          </w:p>
+        </w:tc>
+        <w:tc>
+          <w:tcPr>
+            <w:tcW w:w="2268" w:type="dxa"/>
+          </w:tcPr>
+          <w:p>
+            <w:r>
+              <w:t>a[3]=2 = x</w:t>
+            </w:r>
+          </w:p>
+        </w:tc>
+        <w:tc>
+          <w:tcPr>
+            <w:tcW w:w="1984" w:type="dxa"/>
+          </w:tcPr>
+          <w:p>
+            <w:r>
+              <w:t>kq=3; lo=4</w:t>
+            </w:r>
+          </w:p>
+        </w:tc>
+        <w:tc>
+          <w:tcPr>
+            <w:tcW w:w="1984" w:type="dxa"/>
+          </w:tcPr>
+          <w:p>
+            <w:r>
+              <w:t>Ghi nhận 3, tiếp tục sang phải</w:t>
+            </w:r>
+          </w:p>
+        </w:tc>
+      </w:tr>
+      <w:tr>
+        <w:tc>
+          <w:tcPr>
+            <w:tcW w:w="850" w:type="dxa"/>
+          </w:tcPr>
+          <w:p>
+            <w:r>
+              <w:t>Tìm cuối · b2</w:t>
+            </w:r>
+          </w:p>
+        </w:tc>
+        <w:tc>
+          <w:tcPr>
+            <w:tcW w:w="1984" w:type="dxa"/>
+          </w:tcPr>
+          <w:p>
+            <w:r>
+              <w:t>lo=4, hi=5 → mid=4</w:t>
+            </w:r>
+          </w:p>
+        </w:tc>
+        <w:tc>
+          <w:tcPr>
+            <w:tcW w:w="2268" w:type="dxa"/>
+          </w:tcPr>
+          <w:p>
+            <w:r>
+              <w:t>a[4]=2 = x</w:t>
+            </w:r>
+          </w:p>
+        </w:tc>
+        <w:tc>
+          <w:tcPr>
+            <w:tcW w:w="1984" w:type="dxa"/>
+          </w:tcPr>
+          <w:p>
+            <w:r>
+              <w:t>kq=4; lo=5</w:t>
+            </w:r>
+          </w:p>
+        </w:tc>
+        <w:tc>
+          <w:tcPr>
+            <w:tcW w:w="1984" w:type="dxa"/>
+          </w:tcPr>
+          <w:p>
+            <w:r>
+              <w:t>Ghi nhận 4</w:t>
+            </w:r>
+          </w:p>
+        </w:tc>
+      </w:tr>
+      <w:tr>
+        <w:tc>
+          <w:tcPr>
+            <w:tcW w:w="850" w:type="dxa"/>
+          </w:tcPr>
+          <w:p>
+            <w:r>
+              <w:t>Tìm cuối · b3</w:t>
+            </w:r>
+          </w:p>
+        </w:tc>
+        <w:tc>
+          <w:tcPr>
+            <w:tcW w:w="1984" w:type="dxa"/>
+          </w:tcPr>
+          <w:p>
+            <w:r>
+              <w:t>lo=5, hi=5 → mid=5</w:t>
+            </w:r>
+          </w:p>
+        </w:tc>
+        <w:tc>
+          <w:tcPr>
+            <w:tcW w:w="2268" w:type="dxa"/>
+          </w:tcPr>
+          <w:p>
+            <w:r>
+              <w:t>a[5]=4 &gt; 2</w:t>
+            </w:r>
+          </w:p>
+        </w:tc>
+        <w:tc>
+          <w:tcPr>
+            <w:tcW w:w="1984" w:type="dxa"/>
+          </w:tcPr>
+          <w:p>
+            <w:r>
+              <w:t>hi=4</w:t>
+            </w:r>
+          </w:p>
+        </w:tc>
+        <w:tc>
+          <w:tcPr>
+            <w:tcW w:w="1984" w:type="dxa"/>
+          </w:tcPr>
+          <w:p>
+            <w:r>
+              <w:t>Loại nửa phải</w:t>
+            </w:r>
+          </w:p>
+        </w:tc>
+      </w:tr>
+      <w:tr>
+        <w:tc>
+          <w:tcPr>
+            <w:tcW w:w="850" w:type="dxa"/>
+          </w:tcPr>
+          <w:p>
+            <w:r>
+              <w:t>Tìm cuối · kết thúc</w:t>
+            </w:r>
+          </w:p>
+        </w:tc>
+        <w:tc>
+          <w:tcPr>
+            <w:tcW w:w="1984" w:type="dxa"/>
+          </w:tcPr>
+          <w:p>
+            <w:r>
+              <w:t>lo=5 &gt; hi=4</w:t>
+            </w:r>
+          </w:p>
+        </w:tc>
+        <w:tc>
+          <w:tcPr>
+            <w:tcW w:w="2268" w:type="dxa"/>
+          </w:tcPr>
+          <w:p>
+            <w:r>
+              <w:t>—</w:t>
+            </w:r>
+          </w:p>
+        </w:tc>
+        <w:tc>
+          <w:tcPr>
+            <w:tcW w:w="1984" w:type="dxa"/>
+          </w:tcPr>
+          <w:p>
+            <w:r>
+              <w:t>last=4</w:t>
+            </w:r>
+          </w:p>
+        </w:tc>
+        <w:tc>
+          <w:tcPr>
+            <w:tcW w:w="1984" w:type="dxa"/>
+          </w:tcPr>
+          <w:p>
+            <w:r>
+              <w:t>3 lần xét mid</w:t>
+            </w:r>
+          </w:p>
+        </w:tc>
+      </w:tr>
+      <w:tr>
+        <w:tc>
+          <w:tcPr>
+            <w:tcW w:w="850" w:type="dxa"/>
+          </w:tcPr>
+          <w:p>
+            <w:r>
+              <w:t>Ghép kết quả</w:t>
+            </w:r>
+          </w:p>
+        </w:tc>
+        <w:tc>
+          <w:tcPr>
+            <w:tcW w:w="1984" w:type="dxa"/>
+          </w:tcPr>
+          <w:p>
+            <w:r>
+              <w:t>first=2, last=4</w:t>
+            </w:r>
+          </w:p>
+        </w:tc>
+        <w:tc>
+          <w:tcPr>
+            <w:tcW w:w="2268" w:type="dxa"/>
+          </w:tcPr>
+          <w:p>
+            <w:r>
+              <w:t>count = last − first + 1</w:t>
+            </w:r>
+          </w:p>
+        </w:tc>
+        <w:tc>
+          <w:tcPr>
+            <w:tcW w:w="1984" w:type="dxa"/>
+          </w:tcPr>
+          <w:p>
+            <w:r>
+              <w:t>count=3</w:t>
+            </w:r>
+          </w:p>
+        </w:tc>
+        <w:tc>
+          <w:tcPr>
+            <w:tcW w:w="1984" w:type="dxa"/>
+          </w:tcPr>
+          <w:p>
+            <w:r>
+              <w:t>Không dùng vị trí chèn</w:t>
+            </w:r>
+          </w:p>
+        </w:tc>
+      </w:tr>
+    </w:tbl>
+    <w:p>
+      <w:pPr>
+        <w:pStyle w:val="Nidung"/>
+        <w:spacing w:before="0" w:line="240" w:lineRule="auto"/>
+        <w:ind w:firstLine="0"/>
+        <w:jc w:val="left"/>
+      </w:pPr>
+    </w:p>
+    <w:p>
+      <w:pPr>
+        <w:pStyle w:val="Heading2"/>
+      </w:pPr>
+      <w:bookmarkStart w:id="28" w:name="_Toc243433163"/>
+      <w:r>
+        <w:t>3.5. Giải thích tính đúng và điều kiện dừng</w:t>
+      </w:r>
+      <w:bookmarkEnd w:id="28"/>
+    </w:p>
+    <w:p>
+      <w:pPr>
+        <w:pStyle w:val="Heading3"/>
+      </w:pPr>
+      <w:r>
+        <w:t>3.5.1. Điều kiện khởi đầu và duy trì</w:t>
+      </w:r>
+    </w:p>
+    <w:p>
+      <w:pPr>
+        <w:pStyle w:val="Nidung"/>
+      </w:pPr>
+      <w:r>
+        <w:t>Bất biến của bản tìm đầu: mọi vị trí &lt; lo đều nhỏ hơn x; mọi vị trí &gt; hi đều lớn hơn hoặc bằng x; kq luôn là ứng viên tốt nhất đã thấy — hoặc 0, hoặc một vị trí có a[kq] = x và không có vị trí nào trong [1, kq−1] bằng x. Khi a[mid] = x, mọi vị trí bên phải không thể là đầu tiên nên hi = mid − 1 vẫn giữ bất biến. Bản tìm cuối đối xứng với lo = mid + 1.</w:t>
+      </w:r>
+    </w:p>
+    <w:p>
+      <w:pPr>
+        <w:pStyle w:val="Nidung"/>
+        <w:spacing w:before="0" w:after="100" w:line="269" w:lineRule="auto"/>
+        <w:ind w:firstLine="0"/>
+        <w:jc w:val="left"/>
+      </w:pPr>
+    </w:p>
+    <w:p>
+      <w:pPr>
+        <w:pStyle w:val="Heading3"/>
+      </w:pPr>
+      <w:r>
+        <w:t>3.5.2. Kết thúc và output</w:t>
+      </w:r>
+    </w:p>
+    <w:p>
+      <w:pPr>
+        <w:pStyle w:val="Nidung"/>
+      </w:pPr>
+      <w:r>
+        <w:t>Vòng lặp dừng khi lo &gt; hi vì mỗi vòng hoặc lo tăng hoặc hi giảm ít nhất một đơn vị. Khi kết thúc, kq là biên cần tìm hoặc 0 nếu x vắng. Tần suất chỉ được tính khi first ≠ 0: count = last − first + 1, đúng vì mảng đã tăng nên mọi vị trí giữa hai biên đều bằng x. Kiểm thử Chương 4 là bằng chứng bổ sung, không thay lập luận.</w:t>
+      </w:r>
+    </w:p>
+    <w:p>
+      <w:pPr>
+        <w:pStyle w:val="Nidung"/>
+        <w:spacing w:before="0" w:after="100" w:line="269" w:lineRule="auto"/>
+        <w:ind w:firstLine="0"/>
+        <w:jc w:val="left"/>
+      </w:pPr>
+    </w:p>
+    <w:p>
+      <w:pPr>
+        <w:pStyle w:val="Heading2"/>
+      </w:pPr>
+      <w:bookmarkStart w:id="29" w:name="_Toc243433164"/>
+      <w:r>
+        <w:t>3.6. Phân tích độ phức tạp</w:t>
+      </w:r>
+      <w:bookmarkEnd w:id="29"/>
+    </w:p>
+    <w:p>
+      <w:pPr>
+        <w:pStyle w:val="Nidung"/>
+      </w:pPr>
+      <w:r>
+        <w:t>Mỗi lần tìm thực hiện tối đa ⌈log₂(n+1)⌉ lần xét mid; tổng hai lần ≤ 2·⌈log₂(n+1)⌉. Toàn chương trình có kiểm tra dữ liệu vào O(n) nên chi phí tổng O(n); bộ nhớ phụ O(1). Quét tuyến tính O(n) chỉ dùng đối chiếu.</w:t>
+      </w:r>
+    </w:p>
+    <w:p>
+      <w:pPr>
+        <w:pStyle w:val="Nidung"/>
+        <w:spacing w:before="0" w:after="100" w:line="269" w:lineRule="auto"/>
+        <w:ind w:firstLine="0"/>
+        <w:jc w:val="left"/>
+      </w:pPr>
+    </w:p>
+    <w:p>
+      <w:pPr>
+        <w:pStyle w:val="Nidung"/>
+        <w:spacing w:before="0" w:line="269" w:lineRule="auto"/>
+        <w:ind w:firstLine="0"/>
+        <w:jc w:val="left"/>
+      </w:pPr>
+    </w:p>
+    <w:p>
+      <w:pPr>
+        <w:pStyle w:val="Chthchbng"/>
+        <w:spacing w:before="0" w:after="100" w:line="269" w:lineRule="auto"/>
+        <w:jc w:val="left"/>
+      </w:pPr>
+      <w:bookmarkStart w:id="30" w:name="_Toc243433192"/>
+      <w:r>
+        <w:t>Bảng 3.4 Chi phí của từng pha trong bản cài</w:t>
+      </w:r>
+      <w:bookmarkEnd w:id="30"/>
+    </w:p>
+    <w:tbl>
+      <w:tblPr>
+        <w:tblStyle w:val="TableGrid"/>
+        <w:tblW w:w="0" w:type="auto"/>
+        <w:tblBorders>
+          <w:top w:val="single" w:sz="4" w:space="0" w:color="D9D9D9"/>
+          <w:left w:val="single" w:sz="4" w:space="0" w:color="D9D9D9"/>
+          <w:bottom w:val="single" w:sz="4" w:space="0" w:color="D9D9D9"/>
+          <w:right w:val="single" w:sz="4" w:space="0" w:color="D9D9D9"/>
+          <w:insideH w:val="single" w:sz="4" w:space="0" w:color="D9D9D9"/>
+          <w:insideV w:val="single" w:sz="4" w:space="0" w:color="D9D9D9"/>
+        </w:tblBorders>
+        <w:tblLayout w:type="fixed"/>
+        <w:tblCellMar>
+          <w:top w:w="80" w:type="dxa"/>
+          <w:left w:w="80" w:type="dxa"/>
+          <w:bottom w:w="80" w:type="dxa"/>
+          <w:right w:w="80" w:type="dxa"/>
+        </w:tblCellMar>
+        <w:tblLook w:val="04A0" w:firstRow="1" w:lastRow="0" w:firstColumn="1" w:lastColumn="0" w:noHBand="0" w:noVBand="1"/>
+      </w:tblPr>
+      <w:tblGrid>
+        <w:gridCol w:w="2041"/>
+        <w:gridCol w:w="1474"/>
+        <w:gridCol w:w="2041"/>
+        <w:gridCol w:w="1871"/>
+        <w:gridCol w:w="1644"/>
+      </w:tblGrid>
+      <w:tr>
+        <w:trPr>
+          <w:cantSplit/>
+          <w:tblHeader/>
+        </w:trPr>
+        <w:tc>
+          <w:tcPr>
+            <w:tcW w:w="2041" w:type="dxa"/>
+            <w:shd w:val="clear" w:color="auto" w:fill="E8EBEF"/>
+            <w:vAlign w:val="center"/>
+          </w:tcPr>
+          <w:p>
+            <w:pPr>
+              <w:spacing w:after="60" w:line="259" w:lineRule="auto"/>
+            </w:pPr>
+            <w:r>
+              <w:rPr>
+                <w:b/>
+                <w:sz w:val="22"/>
+              </w:rPr>
+              <w:t>Pha thực hiện</w:t>
+            </w:r>
+          </w:p>
+        </w:tc>
+        <w:tc>
+          <w:tcPr>
+            <w:tcW w:w="1474" w:type="dxa"/>
+            <w:shd w:val="clear" w:color="auto" w:fill="E8EBEF"/>
+            <w:vAlign w:val="center"/>
+          </w:tcPr>
+          <w:p>
+            <w:pPr>
+              <w:spacing w:after="60" w:line="259" w:lineRule="auto"/>
+            </w:pPr>
+            <w:r>
+              <w:rPr>
+                <w:b/>
+                <w:sz w:val="22"/>
+              </w:rPr>
+              <w:t>Tham số quy mô</w:t>
+            </w:r>
+          </w:p>
+        </w:tc>
+        <w:tc>
+          <w:tcPr>
+            <w:tcW w:w="2041" w:type="dxa"/>
+            <w:shd w:val="clear" w:color="auto" w:fill="E8EBEF"/>
+            <w:vAlign w:val="center"/>
+          </w:tcPr>
+          <w:p>
+            <w:pPr>
+              <w:spacing w:after="60" w:line="259" w:lineRule="auto"/>
+            </w:pPr>
+            <w:r>
+              <w:rPr>
+                <w:b/>
+                <w:sz w:val="22"/>
+              </w:rPr>
+              <w:t>Phép toán đếm</w:t>
+            </w:r>
+          </w:p>
+        </w:tc>
+        <w:tc>
+          <w:tcPr>
+            <w:tcW w:w="1871" w:type="dxa"/>
+            <w:shd w:val="clear" w:color="auto" w:fill="E8EBEF"/>
+            <w:vAlign w:val="center"/>
+          </w:tcPr>
+          <w:p>
+            <w:pPr>
+              <w:spacing w:after="60" w:line="259" w:lineRule="auto"/>
+            </w:pPr>
+            <w:r>
+              <w:rPr>
+                <w:b/>
+                <w:sz w:val="22"/>
+              </w:rPr>
+              <w:t>Thời gian</w:t>
+            </w:r>
+          </w:p>
+        </w:tc>
+        <w:tc>
+          <w:tcPr>
+            <w:tcW w:w="1644" w:type="dxa"/>
+            <w:shd w:val="clear" w:color="auto" w:fill="E8EBEF"/>
+            <w:vAlign w:val="center"/>
+          </w:tcPr>
+          <w:p>
+            <w:pPr>
+              <w:spacing w:after="60" w:line="259" w:lineRule="auto"/>
+            </w:pPr>
+            <w:r>
+              <w:rPr>
+                <w:b/>
+                <w:sz w:val="22"/>
+              </w:rPr>
+              <w:t>Bộ nhớ phụ</w:t>
+            </w:r>
+          </w:p>
+        </w:tc>
+      </w:tr>
+      <w:tr>
+        <w:trPr>
+          <w:cantSplit/>
+        </w:trPr>
+        <w:tc>
+          <w:tcPr>
+            <w:tcW w:w="2041" w:type="dxa"/>
+            <w:vAlign w:val="center"/>
+          </w:tcPr>
+          <w:p>
+            <w:pPr>
+              <w:spacing w:after="60" w:line="259" w:lineRule="auto"/>
+            </w:pPr>
+            <w:r>
+              <w:t>Kiểm tra và chuẩn bị</w:t>
+            </w:r>
+          </w:p>
+        </w:tc>
+        <w:tc>
+          <w:tcPr>
+            <w:tcW w:w="1474" w:type="dxa"/>
+            <w:vAlign w:val="center"/>
+          </w:tcPr>
+          <w:p>
+            <w:pPr>
+              <w:spacing w:after="60" w:line="259" w:lineRule="auto"/>
+            </w:pPr>
+            <w:r>
+              <w:t>n</w:t>
+            </w:r>
+          </w:p>
+        </w:tc>
+        <w:tc>
+          <w:tcPr>
+            <w:tcW w:w="2041" w:type="dxa"/>
+            <w:vAlign w:val="center"/>
+          </w:tcPr>
+          <w:p>
+            <w:pPr>
+              <w:spacing w:after="60" w:line="259" w:lineRule="auto"/>
+            </w:pPr>
+            <w:r>
+              <w:t>Kiểm tra kiểu, miền, thứ tự</w:t>
+            </w:r>
+          </w:p>
+        </w:tc>
+        <w:tc>
+          <w:tcPr>
+            <w:tcW w:w="1871" w:type="dxa"/>
+            <w:vAlign w:val="center"/>
+          </w:tcPr>
+          <w:p>
+            <w:pPr>
+              <w:spacing w:after="60" w:line="259" w:lineRule="auto"/>
+            </w:pPr>
+            <w:r>
+              <w:t>O(n)</w:t>
+            </w:r>
+          </w:p>
+        </w:tc>
+        <w:tc>
+          <w:tcPr>
+            <w:tcW w:w="1644" w:type="dxa"/>
+            <w:vAlign w:val="center"/>
+          </w:tcPr>
+          <w:p>
+            <w:pPr>
+              <w:spacing w:after="60" w:line="259" w:lineRule="auto"/>
+            </w:pPr>
+            <w:r>
+              <w:t>O(1)</w:t>
+            </w:r>
+          </w:p>
+        </w:tc>
+      </w:tr>
+      <w:tr>
+        <w:trPr>
+          <w:cantSplit/>
+        </w:trPr>
+        <w:tc>
+          <w:tcPr>
+            <w:tcW w:w="2041" w:type="dxa"/>
+            <w:vAlign w:val="center"/>
+          </w:tcPr>
+          <w:p>
+            <w:pPr>
+              <w:spacing w:after="60" w:line="259" w:lineRule="auto"/>
+            </w:pPr>
+            <w:r>
+              <w:t>Tìm vị trí đầu</w:t>
+            </w:r>
+          </w:p>
+        </w:tc>
+        <w:tc>
+          <w:tcPr>
+            <w:tcW w:w="1474" w:type="dxa"/>
+            <w:vAlign w:val="center"/>
+          </w:tcPr>
+          <w:p>
+            <w:pPr>
+              <w:spacing w:after="60" w:line="259" w:lineRule="auto"/>
+            </w:pPr>
+            <w:r>
+              <w:t>n</w:t>
+            </w:r>
+          </w:p>
+        </w:tc>
+        <w:tc>
+          <w:tcPr>
+            <w:tcW w:w="2041" w:type="dxa"/>
+            <w:vAlign w:val="center"/>
+          </w:tcPr>
+          <w:p>
+            <w:pPr>
+              <w:spacing w:after="60" w:line="259" w:lineRule="auto"/>
+            </w:pPr>
+            <w:r>
+              <w:t>≤ ⌈log₂(n+1)⌉ lần xét mid</w:t>
+            </w:r>
+          </w:p>
+        </w:tc>
+        <w:tc>
+          <w:tcPr>
+            <w:tcW w:w="1871" w:type="dxa"/>
+            <w:vAlign w:val="center"/>
+          </w:tcPr>
+          <w:p>
+            <w:pPr>
+              <w:spacing w:after="60" w:line="259" w:lineRule="auto"/>
+            </w:pPr>
+            <w:r>
+              <w:t>O(log n)</w:t>
+            </w:r>
+          </w:p>
+        </w:tc>
+        <w:tc>
+          <w:tcPr>
+            <w:tcW w:w="1644" w:type="dxa"/>
+            <w:vAlign w:val="center"/>
+          </w:tcPr>
+          <w:p>
+            <w:pPr>
+              <w:spacing w:after="60" w:line="259" w:lineRule="auto"/>
+            </w:pPr>
+            <w:r>
+              <w:t>O(1)</w:t>
+            </w:r>
+          </w:p>
+        </w:tc>
+      </w:tr>
+      <w:tr>
+        <w:trPr>
+          <w:cantSplit/>
+        </w:trPr>
+        <w:tc>
+          <w:tcPr>
+            <w:tcW w:w="2041" w:type="dxa"/>
+            <w:vAlign w:val="center"/>
+          </w:tcPr>
+          <w:p>
+            <w:pPr>
+              <w:spacing w:after="60" w:line="259" w:lineRule="auto"/>
+            </w:pPr>
+            <w:r>
+              <w:t>Tìm vị trí cuối</w:t>
+            </w:r>
+          </w:p>
+        </w:tc>
+        <w:tc>
+          <w:tcPr>
+            <w:tcW w:w="1474" w:type="dxa"/>
+            <w:vAlign w:val="center"/>
+          </w:tcPr>
+          <w:p>
+            <w:pPr>
+              <w:spacing w:after="60" w:line="259" w:lineRule="auto"/>
+            </w:pPr>
+            <w:r>
+              <w:t>n</w:t>
+            </w:r>
+          </w:p>
+        </w:tc>
+        <w:tc>
+          <w:tcPr>
+            <w:tcW w:w="2041" w:type="dxa"/>
+            <w:vAlign w:val="center"/>
+          </w:tcPr>
+          <w:p>
+            <w:pPr>
+              <w:spacing w:after="60" w:line="259" w:lineRule="auto"/>
+            </w:pPr>
+            <w:r>
+              <w:t>≤ ⌈log₂(n+1)⌉ lần xét mid</w:t>
+            </w:r>
+          </w:p>
+        </w:tc>
+        <w:tc>
+          <w:tcPr>
+            <w:tcW w:w="1871" w:type="dxa"/>
+            <w:vAlign w:val="center"/>
+          </w:tcPr>
+          <w:p>
+            <w:pPr>
+              <w:spacing w:after="60" w:line="259" w:lineRule="auto"/>
+            </w:pPr>
+            <w:r>
+              <w:t>O(log n)</w:t>
+            </w:r>
+          </w:p>
+        </w:tc>
+        <w:tc>
+          <w:tcPr>
+            <w:tcW w:w="1644" w:type="dxa"/>
+            <w:vAlign w:val="center"/>
+          </w:tcPr>
+          <w:p>
+            <w:pPr>
+              <w:spacing w:after="60" w:line="259" w:lineRule="auto"/>
+            </w:pPr>
+            <w:r>
+              <w:t>O(1)</w:t>
+            </w:r>
+          </w:p>
+        </w:tc>
+      </w:tr>
+      <w:tr>
+        <w:trPr>
+          <w:cantSplit/>
+        </w:trPr>
+        <w:tc>
+          <w:tcPr>
+            <w:tcW w:w="2041" w:type="dxa"/>
+            <w:vAlign w:val="center"/>
+          </w:tcPr>
+          <w:p>
+            <w:pPr>
+              <w:spacing w:after="60" w:line="259" w:lineRule="auto"/>
+            </w:pPr>
+            <w:r>
+              <w:t>Ghép và tính tần suất</w:t>
+            </w:r>
+          </w:p>
+        </w:tc>
+        <w:tc>
+          <w:tcPr>
+            <w:tcW w:w="1474" w:type="dxa"/>
+            <w:vAlign w:val="center"/>
+          </w:tcPr>
+          <w:p>
+            <w:pPr>
+              <w:spacing w:after="60" w:line="259" w:lineRule="auto"/>
+            </w:pPr>
+            <w:r>
+              <w:t>1</w:t>
+            </w:r>
+          </w:p>
+        </w:tc>
+        <w:tc>
+          <w:tcPr>
+            <w:tcW w:w="2041" w:type="dxa"/>
+            <w:vAlign w:val="center"/>
+          </w:tcPr>
+          <w:p>
+            <w:pPr>
+              <w:spacing w:after="60" w:line="259" w:lineRule="auto"/>
+            </w:pPr>
+            <w:r>
+              <w:t>Một phép trừ khi first ≠ 0</w:t>
+            </w:r>
+          </w:p>
+        </w:tc>
+        <w:tc>
+          <w:tcPr>
+            <w:tcW w:w="1871" w:type="dxa"/>
+            <w:vAlign w:val="center"/>
+          </w:tcPr>
+          <w:p>
+            <w:pPr>
+              <w:spacing w:after="60" w:line="259" w:lineRule="auto"/>
+            </w:pPr>
+            <w:r>
+              <w:t>O(1)</w:t>
+            </w:r>
+          </w:p>
+        </w:tc>
+        <w:tc>
+          <w:tcPr>
+            <w:tcW w:w="1644" w:type="dxa"/>
+            <w:vAlign w:val="center"/>
+          </w:tcPr>
+          <w:p>
+            <w:pPr>
+              <w:spacing w:after="60" w:line="259" w:lineRule="auto"/>
+            </w:pPr>
+            <w:r>
+              <w:t>O(1)</w:t>
+            </w:r>
+          </w:p>
+        </w:tc>
+      </w:tr>
+      <w:tr>
+        <w:trPr>
+          <w:cantSplit/>
+        </w:trPr>
+        <w:tc>
+          <w:tcPr>
+            <w:tcW w:w="2041" w:type="dxa"/>
+            <w:vAlign w:val="center"/>
+          </w:tcPr>
+          <w:p>
+            <w:pPr>
+              <w:spacing w:after="60" w:line="259" w:lineRule="auto"/>
+            </w:pPr>
+            <w:r>
+              <w:t>Toàn chương trình (có kiểm tra đầu vào)</w:t>
+            </w:r>
+          </w:p>
+        </w:tc>
+        <w:tc>
+          <w:tcPr>
+            <w:tcW w:w="1474" w:type="dxa"/>
+            <w:vAlign w:val="center"/>
+          </w:tcPr>
+          <w:p>
+            <w:pPr>
+              <w:spacing w:after="60" w:line="259" w:lineRule="auto"/>
+            </w:pPr>
+            <w:r>
+              <w:t>n</w:t>
+            </w:r>
+          </w:p>
+        </w:tc>
+        <w:tc>
+          <w:tcPr>
+            <w:tcW w:w="2041" w:type="dxa"/>
+            <w:vAlign w:val="center"/>
+          </w:tcPr>
+          <w:p>
+            <w:pPr>
+              <w:spacing w:after="60" w:line="259" w:lineRule="auto"/>
+            </w:pPr>
+            <w:r>
+              <w:t>Kiểm tra O(n) + hai lần tìm O(log n)</w:t>
+            </w:r>
+          </w:p>
+        </w:tc>
+        <w:tc>
+          <w:tcPr>
+            <w:tcW w:w="1871" w:type="dxa"/>
+            <w:vAlign w:val="center"/>
+          </w:tcPr>
+          <w:p>
+            <w:pPr>
+              <w:spacing w:after="60" w:line="259" w:lineRule="auto"/>
+            </w:pPr>
+            <w:r>
+              <w:t>O(n)</w:t>
+            </w:r>
+          </w:p>
+        </w:tc>
+        <w:tc>
+          <w:tcPr>
+            <w:tcW w:w="1644" w:type="dxa"/>
+            <w:vAlign w:val="center"/>
+          </w:tcPr>
+          <w:p>
+            <w:pPr>
+              <w:spacing w:after="60" w:line="259" w:lineRule="auto"/>
+            </w:pPr>
+            <w:r>
+              <w:t>O(1)</w:t>
+            </w:r>
+          </w:p>
+        </w:tc>
+      </w:tr>
+    </w:tbl>
+    <w:p>
+      <w:pPr>
+        <w:pStyle w:val="Heading1"/>
+        <w:keepNext w:val="0"/>
+        <w:spacing w:before="0" w:after="320"/>
+      </w:pPr>
+    </w:p>
     <w:sectPr>
-      <w:headerReference w:type="default" r:id="rId13"/>
-      <w:footerReference w:type="default" r:id="rId14"/>
-      <w:headerReference w:type="first" r:id="rId15"/>
-      <w:footerReference w:type="first" r:id="rId16"/>
+      <w:footerReference w:type="default" r:id="rId10"/>
       <w:pgSz w:w="11906" w:h="16838"/>
-      <w:pgMar w:top="1134" w:right="1134" w:bottom="1134" w:left="1701" w:header="720" w:footer="720" w:gutter="0"/>
+      <w:pgMar w:top="1134" w:right="1134" w:bottom="1134" w:left="1701" w:header="567" w:footer="567" w:gutter="0"/>
+      <w:pgNumType w:start="1"/>
       <w:cols w:space="720"/>
       <w:docGrid w:linePitch="360"/>
     </w:sectPr>
@@ -1825,9 +5933,6 @@
 <w:endnotes xmlns:wpc="http://schemas.microsoft.com/office/word/2010/wordprocessingCanvas" xmlns:cx="http://schemas.microsoft.com/office/drawing/2014/chartex" xmlns:cx1="http://schemas.microsoft.com/office/drawing/2015/9/8/chartex" xmlns:cx2="http://schemas.microsoft.com/office/drawing/2015/10/21/chartex" xmlns:cx3="http://schemas.microsoft.com/office/drawing/2016/5/9/chartex" xmlns:cx4="http://schemas.microsoft.com/office/drawing/2016/5/10/chartex" xmlns:cx5="http://schemas.microsoft.com/office/drawing/2016/5/11/chartex" xmlns:cx6="http://schemas.microsoft.com/office/drawing/2016/5/12/chartex" xmlns:cx7="http://schemas.microsoft.com/office/drawing/2016/5/13/chartex" xmlns:cx8="http://schemas.microsoft.com/office/drawing/2016/5/14/chartex" xmlns:mc="http://schemas.openxmlformats.org/markup-compatibility/2006" xmlns:aink="http://schemas.microsoft.com/office/drawing/2016/ink" xmlns:am3d="http://schemas.microsoft.com/office/drawing/2017/model3d" xmlns:o="urn:schemas-microsoft-com:office:office" xmlns:oel="http://schemas.microsoft.com/office/2019/extlst" xmlns:r="http://schemas.openxmlformats.org/officeDocument/2006/relationships" xmlns:m="http://schemas.openxmlformats.org/officeDocument/2006/math" xmlns:v="urn:schemas-microsoft-com:vml" xmlns:wp14="http://schemas.microsoft.com/office/word/2010/wordprocessingDrawing" xmlns:wp="http://schemas.openxmlformats.org/drawingml/2006/wordprocessingDrawing" xmlns:w10="urn:schemas-microsoft-com:office:word" xmlns:w="http://schemas.openxmlformats.org/wordprocessingml/2006/main" xmlns:w14="http://schemas.microsoft.com/office/word/2010/wordml" xmlns:w15="http://schemas.microsoft.com/office/word/2012/wordml" xmlns:w16cex="http://schemas.microsoft.com/office/word/2018/wordml/cex" xmlns:w16cid="http://schemas.microsoft.com/office/word/2016/wordml/cid" xmlns:w16="http://schemas.microsoft.com/office/word/2018/wordml" xmlns:w16du="http://schemas.microsoft.com/office/word/2023/wordml/word16du" xmlns:w16sdtdh="http://schemas.microsoft.com/office/word/2020/wordml/sdtdatahash" xmlns:w16se="http://schemas.microsoft.com/office/word/2015/wordml/symex" xmlns:wpg="http://schemas.microsoft.com/office/word/2010/wordprocessingGroup" xmlns:wpi="http://schemas.microsoft.com/office/word/2010/wordprocessingInk" xmlns:wne="http://schemas.microsoft.com/office/word/2006/wordml" xmlns:wps="http://schemas.microsoft.com/office/word/2010/wordprocessingShape" mc:Ignorable="w14 w15 w16se w16cid w16 w16cex w16sdtdh wp14">
   <w:endnote w:type="separator" w:id="-1">
     <w:p>
-      <w:pPr>
-        <w:spacing w:after="0" w:line="240" w:lineRule="auto"/>
-      </w:pPr>
       <w:r>
         <w:separator/>
       </w:r>
@@ -1835,9 +5940,6 @@
   </w:endnote>
   <w:endnote w:type="continuationSeparator" w:id="0">
     <w:p>
-      <w:pPr>
-        <w:spacing w:after="0" w:line="240" w:lineRule="auto"/>
-      </w:pPr>
       <w:r>
         <w:continuationSeparator/>
       </w:r>
@@ -1861,6 +5963,7 @@
   <w:p>
     <w:pPr>
       <w:pStyle w:val="Footer"/>
+      <w:jc w:val="center"/>
     </w:pPr>
   </w:p>
 </w:ftr>
@@ -1870,9 +5973,6 @@
 <w:footnotes xmlns:wpc="http://schemas.microsoft.com/office/word/2010/wordprocessingCanvas" xmlns:cx="http://schemas.microsoft.com/office/drawing/2014/chartex" xmlns:cx1="http://schemas.microsoft.com/office/drawing/2015/9/8/chartex" xmlns:cx2="http://schemas.microsoft.com/office/drawing/2015/10/21/chartex" xmlns:cx3="http://schemas.microsoft.com/office/drawing/2016/5/9/chartex" xmlns:cx4="http://schemas.microsoft.com/office/drawing/2016/5/10/chartex" xmlns:cx5="http://schemas.microsoft.com/office/drawing/2016/5/11/chartex" xmlns:cx6="http://schemas.microsoft.com/office/drawing/2016/5/12/chartex" xmlns:cx7="http://schemas.microsoft.com/office/drawing/2016/5/13/chartex" xmlns:cx8="http://schemas.microsoft.com/office/drawing/2016/5/14/chartex" xmlns:mc="http://schemas.openxmlformats.org/markup-compatibility/2006" xmlns:aink="http://schemas.microsoft.com/office/drawing/2016/ink" xmlns:am3d="http://schemas.microsoft.com/office/drawing/2017/model3d" xmlns:o="urn:schemas-microsoft-com:office:office" xmlns:oel="http://schemas.microsoft.com/office/2019/extlst" xmlns:r="http://schemas.openxmlformats.org/officeDocument/2006/relationships" xmlns:m="http://schemas.openxmlformats.org/officeDocument/2006/math" xmlns:v="urn:schemas-microsoft-com:vml" xmlns:wp14="http://schemas.microsoft.com/office/word/2010/wordprocessingDrawing" xmlns:wp="http://schemas.openxmlformats.org/drawingml/2006/wordprocessingDrawing" xmlns:w10="urn:schemas-microsoft-com:office:word" xmlns:w="http://schemas.openxmlformats.org/wordprocessingml/2006/main" xmlns:w14="http://schemas.microsoft.com/office/word/2010/wordml" xmlns:w15="http://schemas.microsoft.com/office/word/2012/wordml" xmlns:w16cex="http://schemas.microsoft.com/office/word/2018/wordml/cex" xmlns:w16cid="http://schemas.microsoft.com/office/word/2016/wordml/cid" xmlns:w16="http://schemas.microsoft.com/office/word/2018/wordml" xmlns:w16du="http://schemas.microsoft.com/office/word/2023/wordml/word16du" xmlns:w16sdtdh="http://schemas.microsoft.com/office/word/2020/wordml/sdtdatahash" xmlns:w16se="http://schemas.microsoft.com/office/word/2015/wordml/symex" xmlns:wpg="http://schemas.microsoft.com/office/word/2010/wordprocessingGroup" xmlns:wpi="http://schemas.microsoft.com/office/word/2010/wordprocessingInk" xmlns:wne="http://schemas.microsoft.com/office/word/2006/wordml" xmlns:wps="http://schemas.microsoft.com/office/word/2010/wordprocessingShape" mc:Ignorable="w14 w15 w16se w16cid w16 w16cex w16sdtdh wp14">
   <w:footnote w:type="separator" w:id="-1">
     <w:p>
-      <w:pPr>
-        <w:spacing w:after="0" w:line="240" w:lineRule="auto"/>
-      </w:pPr>
       <w:r>
         <w:separator/>
       </w:r>
@@ -1880,35 +5980,12 @@
   </w:footnote>
   <w:footnote w:type="continuationSeparator" w:id="0">
     <w:p>
-      <w:pPr>
-        <w:spacing w:after="0" w:line="240" w:lineRule="auto"/>
-      </w:pPr>
       <w:r>
         <w:continuationSeparator/>
       </w:r>
     </w:p>
   </w:footnote>
 </w:footnotes>
-</file>
-
-<file path=word/header1.xml><?xml version="1.0" encoding="utf-8"?>
-<w:hdr xmlns:wpc="http://schemas.microsoft.com/office/word/2010/wordprocessingCanvas" xmlns:cx="http://schemas.microsoft.com/office/drawing/2014/chartex" xmlns:cx1="http://schemas.microsoft.com/office/drawing/2015/9/8/chartex" xmlns:cx2="http://schemas.microsoft.com/office/drawing/2015/10/21/chartex" xmlns:cx3="http://schemas.microsoft.com/office/drawing/2016/5/9/chartex" xmlns:cx4="http://schemas.microsoft.com/office/drawing/2016/5/10/chartex" xmlns:cx5="http://schemas.microsoft.com/office/drawing/2016/5/11/chartex" xmlns:cx6="http://schemas.microsoft.com/office/drawing/2016/5/12/chartex" xmlns:cx7="http://schemas.microsoft.com/office/drawing/2016/5/13/chartex" xmlns:cx8="http://schemas.microsoft.com/office/drawing/2016/5/14/chartex" xmlns:mc="http://schemas.openxmlformats.org/markup-compatibility/2006" xmlns:aink="http://schemas.microsoft.com/office/drawing/2016/ink" xmlns:am3d="http://schemas.microsoft.com/office/drawing/2017/model3d" xmlns:o="urn:schemas-microsoft-com:office:office" xmlns:oel="http://schemas.microsoft.com/office/2019/extlst" xmlns:r="http://schemas.openxmlformats.org/officeDocument/2006/relationships" xmlns:m="http://schemas.openxmlformats.org/officeDocument/2006/math" xmlns:v="urn:schemas-microsoft-com:vml" xmlns:wp14="http://schemas.microsoft.com/office/word/2010/wordprocessingDrawing" xmlns:wp="http://schemas.openxmlformats.org/drawingml/2006/wordprocessingDrawing" xmlns:w10="urn:schemas-microsoft-com:office:word" xmlns:w="http://schemas.openxmlformats.org/wordprocessingml/2006/main" xmlns:w14="http://schemas.microsoft.com/office/word/2010/wordml" xmlns:w15="http://schemas.microsoft.com/office/word/2012/wordml" xmlns:w16cex="http://schemas.microsoft.com/office/word/2018/wordml/cex" xmlns:w16cid="http://schemas.microsoft.com/office/word/2016/wordml/cid" xmlns:w16="http://schemas.microsoft.com/office/word/2018/wordml" xmlns:w16du="http://schemas.microsoft.com/office/word/2023/wordml/word16du" xmlns:w16sdtdh="http://schemas.microsoft.com/office/word/2020/wordml/sdtdatahash" xmlns:w16se="http://schemas.microsoft.com/office/word/2015/wordml/symex" xmlns:wpg="http://schemas.microsoft.com/office/word/2010/wordprocessingGroup" xmlns:wpi="http://schemas.microsoft.com/office/word/2010/wordprocessingInk" xmlns:wne="http://schemas.microsoft.com/office/word/2006/wordml" xmlns:wps="http://schemas.microsoft.com/office/word/2010/wordprocessingShape" mc:Ignorable="w14 w15 w16se w16cid w16 w16cex w16sdtdh wp14">
-  <w:p>
-    <w:pPr>
-      <w:pStyle w:val="Header"/>
-    </w:pPr>
-  </w:p>
-</w:hdr>
-</file>
-
-<file path=word/header2.xml><?xml version="1.0" encoding="utf-8"?>
-<w:hdr xmlns:wpc="http://schemas.microsoft.com/office/word/2010/wordprocessingCanvas" xmlns:cx="http://schemas.microsoft.com/office/drawing/2014/chartex" xmlns:cx1="http://schemas.microsoft.com/office/drawing/2015/9/8/chartex" xmlns:cx2="http://schemas.microsoft.com/office/drawing/2015/10/21/chartex" xmlns:cx3="http://schemas.microsoft.com/office/drawing/2016/5/9/chartex" xmlns:cx4="http://schemas.microsoft.com/office/drawing/2016/5/10/chartex" xmlns:cx5="http://schemas.microsoft.com/office/drawing/2016/5/11/chartex" xmlns:cx6="http://schemas.microsoft.com/office/drawing/2016/5/12/chartex" xmlns:cx7="http://schemas.microsoft.com/office/drawing/2016/5/13/chartex" xmlns:cx8="http://schemas.microsoft.com/office/drawing/2016/5/14/chartex" xmlns:mc="http://schemas.openxmlformats.org/markup-compatibility/2006" xmlns:aink="http://schemas.microsoft.com/office/drawing/2016/ink" xmlns:am3d="http://schemas.microsoft.com/office/drawing/2017/model3d" xmlns:o="urn:schemas-microsoft-com:office:office" xmlns:oel="http://schemas.microsoft.com/office/2019/extlst" xmlns:r="http://schemas.openxmlformats.org/officeDocument/2006/relationships" xmlns:m="http://schemas.openxmlformats.org/officeDocument/2006/math" xmlns:v="urn:schemas-microsoft-com:vml" xmlns:wp14="http://schemas.microsoft.com/office/word/2010/wordprocessingDrawing" xmlns:wp="http://schemas.openxmlformats.org/drawingml/2006/wordprocessingDrawing" xmlns:w10="urn:schemas-microsoft-com:office:word" xmlns:w="http://schemas.openxmlformats.org/wordprocessingml/2006/main" xmlns:w14="http://schemas.microsoft.com/office/word/2010/wordml" xmlns:w15="http://schemas.microsoft.com/office/word/2012/wordml" xmlns:w16cex="http://schemas.microsoft.com/office/word/2018/wordml/cex" xmlns:w16cid="http://schemas.microsoft.com/office/word/2016/wordml/cid" xmlns:w16="http://schemas.microsoft.com/office/word/2018/wordml" xmlns:w16du="http://schemas.microsoft.com/office/word/2023/wordml/word16du" xmlns:w16sdtdh="http://schemas.microsoft.com/office/word/2020/wordml/sdtdatahash" xmlns:w16se="http://schemas.microsoft.com/office/word/2015/wordml/symex" xmlns:wpg="http://schemas.microsoft.com/office/word/2010/wordprocessingGroup" xmlns:wpi="http://schemas.microsoft.com/office/word/2010/wordprocessingInk" xmlns:wne="http://schemas.microsoft.com/office/word/2006/wordml" xmlns:wps="http://schemas.microsoft.com/office/word/2010/wordprocessingShape" mc:Ignorable="w14 w15 w16se w16cid w16 w16cex w16sdtdh wp14">
-  <w:p>
-    <w:pPr>
-      <w:pStyle w:val="Header"/>
-    </w:pPr>
-  </w:p>
-</w:hdr>
 </file>
 
 <file path=word/numbering.xml><?xml version="1.0" encoding="utf-8"?>
@@ -2084,31 +6161,31 @@
       </w:rPr>
     </w:lvl>
   </w:abstractNum>
-  <w:num w:numId="1" w16cid:durableId="828523298">
+  <w:num w:numId="1" w16cid:durableId="1976569883">
     <w:abstractNumId w:val="8"/>
   </w:num>
-  <w:num w:numId="2" w16cid:durableId="1224682264">
+  <w:num w:numId="2" w16cid:durableId="1112432429">
     <w:abstractNumId w:val="6"/>
   </w:num>
-  <w:num w:numId="3" w16cid:durableId="517735136">
+  <w:num w:numId="3" w16cid:durableId="1984693839">
     <w:abstractNumId w:val="5"/>
   </w:num>
-  <w:num w:numId="4" w16cid:durableId="275986628">
+  <w:num w:numId="4" w16cid:durableId="1746489779">
     <w:abstractNumId w:val="4"/>
   </w:num>
-  <w:num w:numId="5" w16cid:durableId="571739709">
+  <w:num w:numId="5" w16cid:durableId="39211071">
     <w:abstractNumId w:val="7"/>
   </w:num>
-  <w:num w:numId="6" w16cid:durableId="2135980223">
+  <w:num w:numId="6" w16cid:durableId="1099452389">
     <w:abstractNumId w:val="3"/>
   </w:num>
-  <w:num w:numId="7" w16cid:durableId="1747606238">
+  <w:num w:numId="7" w16cid:durableId="1787975">
     <w:abstractNumId w:val="2"/>
   </w:num>
-  <w:num w:numId="8" w16cid:durableId="1471829544">
+  <w:num w:numId="8" w16cid:durableId="1203984856">
     <w:abstractNumId w:val="1"/>
   </w:num>
-  <w:num w:numId="9" w16cid:durableId="2131973754">
+  <w:num w:numId="9" w16cid:durableId="584728041">
     <w:abstractNumId w:val="0"/>
   </w:num>
 </w:numbering>
@@ -2119,10 +6196,10 @@
   <w:docDefaults>
     <w:rPrDefault>
       <w:rPr>
-        <w:rFonts w:asciiTheme="minorHAnsi" w:eastAsiaTheme="minorEastAsia" w:hAnsiTheme="minorHAnsi" w:cstheme="minorBidi"/>
+        <w:rFonts w:ascii="Times New Roman" w:eastAsia="Times New Roman" w:hAnsi="Times New Roman" w:cs="Times New Roman"/>
         <w:sz w:val="22"/>
         <w:szCs w:val="22"/>
-        <w:lang w:val="en-US" w:eastAsia="en-US" w:bidi="ar-SA"/>
+        <w:lang w:val="vi-VN" w:eastAsia="vi-VN" w:bidi="ar-SA"/>
       </w:rPr>
     </w:rPrDefault>
     <w:pPrDefault>
@@ -2505,10 +6582,10 @@
     <w:qFormat/>
     <w:rsid w:val="00FC693F"/>
     <w:pPr>
-      <w:spacing w:after="80" w:line="312" w:lineRule="auto"/>
+      <w:spacing w:after="0" w:line="240" w:lineRule="auto"/>
     </w:pPr>
     <w:rPr>
-      <w:rFonts w:ascii="Times New Roman" w:eastAsia="Times New Roman" w:hAnsi="Times New Roman"/>
+      <w:color w:val="000000"/>
       <w:sz w:val="26"/>
     </w:rPr>
   </w:style>
@@ -2523,15 +6600,15 @@
     <w:pPr>
       <w:keepNext/>
       <w:keepLines/>
-      <w:spacing w:before="480" w:after="0"/>
+      <w:pageBreakBefore/>
+      <w:spacing w:before="120" w:after="360" w:line="360" w:lineRule="auto"/>
+      <w:jc w:val="center"/>
       <w:outlineLvl w:val="0"/>
     </w:pPr>
     <w:rPr>
-      <w:rFonts w:asciiTheme="majorHAnsi" w:eastAsiaTheme="majorEastAsia" w:hAnsiTheme="majorHAnsi" w:cstheme="majorBidi"/>
       <w:b/>
       <w:bCs/>
-      <w:color w:val="365F91" w:themeColor="accent1" w:themeShade="BF"/>
-      <w:sz w:val="28"/>
+      <w:sz w:val="32"/>
       <w:szCs w:val="28"/>
     </w:rPr>
   </w:style>
@@ -2547,14 +6624,14 @@
     <w:pPr>
       <w:keepNext/>
       <w:keepLines/>
-      <w:spacing w:before="200" w:after="0"/>
+      <w:spacing w:before="120" w:after="120" w:line="288" w:lineRule="auto"/>
+      <w:ind w:left="720" w:hanging="720"/>
       <w:outlineLvl w:val="1"/>
     </w:pPr>
     <w:rPr>
-      <w:rFonts w:asciiTheme="majorHAnsi" w:eastAsiaTheme="majorEastAsia" w:hAnsiTheme="majorHAnsi" w:cstheme="majorBidi"/>
       <w:b/>
       <w:bCs/>
-      <w:color w:val="4F81BD" w:themeColor="accent1"/>
+      <w:sz w:val="28"/>
       <w:szCs w:val="26"/>
     </w:rPr>
   </w:style>
@@ -2570,14 +6647,13 @@
     <w:pPr>
       <w:keepNext/>
       <w:keepLines/>
-      <w:spacing w:before="200" w:after="0"/>
+      <w:spacing w:before="120" w:after="120" w:line="288" w:lineRule="auto"/>
+      <w:ind w:left="720" w:hanging="720"/>
       <w:outlineLvl w:val="2"/>
     </w:pPr>
     <w:rPr>
-      <w:rFonts w:asciiTheme="majorHAnsi" w:eastAsiaTheme="majorEastAsia" w:hAnsiTheme="majorHAnsi" w:cstheme="majorBidi"/>
       <w:b/>
       <w:bCs/>
-      <w:color w:val="4F81BD" w:themeColor="accent1"/>
     </w:rPr>
   </w:style>
   <w:style w:type="paragraph" w:styleId="Heading4">
@@ -2593,7 +6669,7 @@
     <w:pPr>
       <w:keepNext/>
       <w:keepLines/>
-      <w:spacing w:before="200" w:after="0"/>
+      <w:spacing w:before="200"/>
       <w:outlineLvl w:val="3"/>
     </w:pPr>
     <w:rPr>
@@ -2618,7 +6694,7 @@
     <w:pPr>
       <w:keepNext/>
       <w:keepLines/>
-      <w:spacing w:before="200" w:after="0"/>
+      <w:spacing w:before="200"/>
       <w:outlineLvl w:val="4"/>
     </w:pPr>
     <w:rPr>
@@ -2639,7 +6715,7 @@
     <w:pPr>
       <w:keepNext/>
       <w:keepLines/>
-      <w:spacing w:before="200" w:after="0"/>
+      <w:spacing w:before="200"/>
       <w:outlineLvl w:val="5"/>
     </w:pPr>
     <w:rPr>
@@ -2662,7 +6738,7 @@
     <w:pPr>
       <w:keepNext/>
       <w:keepLines/>
-      <w:spacing w:before="200" w:after="0"/>
+      <w:spacing w:before="200"/>
       <w:outlineLvl w:val="6"/>
     </w:pPr>
     <w:rPr>
@@ -2685,7 +6761,7 @@
     <w:pPr>
       <w:keepNext/>
       <w:keepLines/>
-      <w:spacing w:before="200" w:after="0"/>
+      <w:spacing w:before="200"/>
       <w:outlineLvl w:val="7"/>
     </w:pPr>
     <w:rPr>
@@ -2708,7 +6784,7 @@
     <w:pPr>
       <w:keepNext/>
       <w:keepLines/>
-      <w:spacing w:before="200" w:after="0"/>
+      <w:spacing w:before="200"/>
       <w:outlineLvl w:val="8"/>
     </w:pPr>
     <w:rPr>
@@ -2759,7 +6835,6 @@
         <w:tab w:val="center" w:pos="4680"/>
         <w:tab w:val="right" w:pos="9360"/>
       </w:tabs>
-      <w:spacing w:after="0" w:line="240" w:lineRule="auto"/>
     </w:pPr>
   </w:style>
   <w:style w:type="character" w:customStyle="1" w:styleId="HeaderChar">
@@ -2781,7 +6856,6 @@
         <w:tab w:val="center" w:pos="4680"/>
         <w:tab w:val="right" w:pos="9360"/>
       </w:tabs>
-      <w:spacing w:after="0" w:line="240" w:lineRule="auto"/>
     </w:pPr>
   </w:style>
   <w:style w:type="character" w:customStyle="1" w:styleId="FooterChar">
@@ -2855,7 +6929,7 @@
       <w:pBdr>
         <w:bottom w:val="single" w:sz="8" w:space="4" w:color="4F81BD" w:themeColor="accent1"/>
       </w:pBdr>
-      <w:spacing w:after="300" w:line="240" w:lineRule="auto"/>
+      <w:spacing w:after="300"/>
       <w:contextualSpacing/>
     </w:pPr>
     <w:rPr>
@@ -3297,9 +7371,6 @@
     <w:unhideWhenUsed/>
     <w:qFormat/>
     <w:rsid w:val="00FC693F"/>
-    <w:pPr>
-      <w:spacing w:line="240" w:lineRule="auto"/>
-    </w:pPr>
     <w:rPr>
       <w:b/>
       <w:bCs/>
@@ -13499,6 +17570,218 @@
         <w:shd w:val="clear" w:color="auto" w:fill="FBCAA2" w:themeFill="accent6" w:themeFillTint="7F"/>
       </w:tcPr>
     </w:tblStylePr>
+  </w:style>
+  <w:style w:type="paragraph" w:customStyle="1" w:styleId="Tiukhngmclc">
+    <w:name w:val="Tiêu đề không mục lục"/>
+    <w:basedOn w:val="Normal"/>
+    <w:qFormat/>
+    <w:pPr>
+      <w:keepNext/>
+      <w:spacing w:before="120" w:after="360" w:line="360" w:lineRule="auto"/>
+      <w:jc w:val="center"/>
+    </w:pPr>
+    <w:rPr>
+      <w:b/>
+      <w:sz w:val="32"/>
+    </w:rPr>
+  </w:style>
+  <w:style w:type="paragraph" w:customStyle="1" w:styleId="Nidung">
+    <w:name w:val="Nội dung"/>
+    <w:basedOn w:val="Normal"/>
+    <w:qFormat/>
+    <w:pPr>
+      <w:spacing w:before="120" w:line="360" w:lineRule="auto"/>
+      <w:ind w:firstLine="720"/>
+      <w:jc w:val="both"/>
+    </w:pPr>
+  </w:style>
+  <w:style w:type="paragraph" w:customStyle="1" w:styleId="Ghichhngdn">
+    <w:name w:val="Ghi chú hướng dẫn"/>
+    <w:basedOn w:val="Nidung"/>
+    <w:qFormat/>
+    <w:pPr>
+      <w:spacing w:line="312" w:lineRule="auto"/>
+    </w:pPr>
+    <w:rPr>
+      <w:i/>
+      <w:color w:val="404040"/>
+      <w:sz w:val="24"/>
+    </w:rPr>
+  </w:style>
+  <w:style w:type="paragraph" w:customStyle="1" w:styleId="Mcdanhsch">
+    <w:name w:val="Mục danh sách"/>
+    <w:basedOn w:val="Normal"/>
+    <w:qFormat/>
+    <w:pPr>
+      <w:tabs>
+        <w:tab w:val="left" w:pos="720"/>
+      </w:tabs>
+      <w:spacing w:before="60" w:line="360" w:lineRule="auto"/>
+      <w:ind w:left="720" w:hanging="425"/>
+      <w:jc w:val="both"/>
+    </w:pPr>
+  </w:style>
+  <w:style w:type="paragraph" w:customStyle="1" w:styleId="Tiliuthamkho">
+    <w:name w:val="Tài liệu tham khảo"/>
+    <w:basedOn w:val="Normal"/>
+    <w:qFormat/>
+    <w:pPr>
+      <w:tabs>
+        <w:tab w:val="left" w:pos="567"/>
+      </w:tabs>
+      <w:spacing w:before="80" w:line="312" w:lineRule="auto"/>
+      <w:ind w:left="567" w:hanging="567"/>
+      <w:jc w:val="both"/>
+    </w:pPr>
+    <w:rPr>
+      <w:sz w:val="24"/>
+    </w:rPr>
+  </w:style>
+  <w:style w:type="paragraph" w:customStyle="1" w:styleId="Mngun">
+    <w:name w:val="Mã nguồn"/>
+    <w:basedOn w:val="Normal"/>
+    <w:qFormat/>
+    <w:pPr>
+      <w:ind w:left="170"/>
+    </w:pPr>
+    <w:rPr>
+      <w:rFonts w:ascii="Consolas" w:eastAsia="Consolas" w:hAnsi="Consolas" w:cs="Consolas"/>
+      <w:sz w:val="20"/>
+    </w:rPr>
+  </w:style>
+  <w:style w:type="paragraph" w:customStyle="1" w:styleId="Chthchbng">
+    <w:name w:val="Chú thích bảng"/>
+    <w:basedOn w:val="Normal"/>
+    <w:qFormat/>
+    <w:pPr>
+      <w:keepNext/>
+      <w:spacing w:before="120" w:after="120"/>
+      <w:jc w:val="center"/>
+    </w:pPr>
+    <w:rPr>
+      <w:sz w:val="24"/>
+    </w:rPr>
+  </w:style>
+  <w:style w:type="paragraph" w:customStyle="1" w:styleId="Chthchhnh">
+    <w:name w:val="Chú thích hình"/>
+    <w:basedOn w:val="Normal"/>
+    <w:qFormat/>
+    <w:pPr>
+      <w:spacing w:before="120" w:after="200"/>
+      <w:jc w:val="center"/>
+    </w:pPr>
+    <w:rPr>
+      <w:sz w:val="24"/>
+    </w:rPr>
+  </w:style>
+  <w:style w:type="paragraph" w:customStyle="1" w:styleId="Chtrongbng">
+    <w:name w:val="Chữ trong bảng"/>
+    <w:basedOn w:val="Normal"/>
+    <w:qFormat/>
+    <w:pPr>
+      <w:spacing w:before="40" w:after="40"/>
+    </w:pPr>
+    <w:rPr>
+      <w:sz w:val="24"/>
+    </w:rPr>
+  </w:style>
+  <w:style w:type="paragraph" w:customStyle="1" w:styleId="TOC11">
+    <w:name w:val="TOC 11"/>
+    <w:basedOn w:val="Normal"/>
+    <w:pPr>
+      <w:tabs>
+        <w:tab w:val="right" w:leader="dot" w:pos="9071"/>
+      </w:tabs>
+      <w:spacing w:before="80" w:after="40" w:line="276" w:lineRule="auto"/>
+    </w:pPr>
+    <w:rPr>
+      <w:b/>
+    </w:rPr>
+  </w:style>
+  <w:style w:type="paragraph" w:customStyle="1" w:styleId="TOC21">
+    <w:name w:val="TOC 21"/>
+    <w:basedOn w:val="Normal"/>
+    <w:pPr>
+      <w:tabs>
+        <w:tab w:val="right" w:leader="dot" w:pos="9071"/>
+      </w:tabs>
+      <w:spacing w:after="40" w:line="276" w:lineRule="auto"/>
+      <w:ind w:left="340"/>
+    </w:pPr>
+  </w:style>
+  <w:style w:type="paragraph" w:customStyle="1" w:styleId="TOC31">
+    <w:name w:val="TOC 31"/>
+    <w:basedOn w:val="Normal"/>
+    <w:pPr>
+      <w:tabs>
+        <w:tab w:val="right" w:leader="dot" w:pos="9071"/>
+      </w:tabs>
+      <w:spacing w:after="40" w:line="276" w:lineRule="auto"/>
+      <w:ind w:left="794"/>
+    </w:pPr>
+    <w:rPr>
+      <w:sz w:val="24"/>
+    </w:rPr>
+  </w:style>
+  <w:style w:type="paragraph" w:customStyle="1" w:styleId="Danhmcbnghnh">
+    <w:name w:val="Danh mục bảng hình"/>
+    <w:basedOn w:val="Normal"/>
+    <w:qFormat/>
+    <w:pPr>
+      <w:tabs>
+        <w:tab w:val="right" w:leader="dot" w:pos="9071"/>
+      </w:tabs>
+      <w:spacing w:after="40" w:line="312" w:lineRule="auto"/>
+    </w:pPr>
+  </w:style>
+  <w:style w:type="paragraph" w:styleId="TOC1">
+    <w:name w:val="toc 1"/>
+    <w:basedOn w:val="Normal"/>
+    <w:next w:val="Normal"/>
+    <w:autoRedefine/>
+    <w:uiPriority w:val="39"/>
+    <w:unhideWhenUsed/>
+    <w:rsid w:val="00F90F21"/>
+    <w:pPr>
+      <w:spacing w:after="100"/>
+    </w:pPr>
+  </w:style>
+  <w:style w:type="paragraph" w:styleId="TOC2">
+    <w:name w:val="toc 2"/>
+    <w:basedOn w:val="Normal"/>
+    <w:next w:val="Normal"/>
+    <w:autoRedefine/>
+    <w:uiPriority w:val="39"/>
+    <w:unhideWhenUsed/>
+    <w:rsid w:val="00F90F21"/>
+    <w:pPr>
+      <w:spacing w:after="100"/>
+      <w:ind w:left="260"/>
+    </w:pPr>
+  </w:style>
+  <w:style w:type="paragraph" w:styleId="TOC3">
+    <w:name w:val="toc 3"/>
+    <w:basedOn w:val="Normal"/>
+    <w:next w:val="Normal"/>
+    <w:autoRedefine/>
+    <w:uiPriority w:val="39"/>
+    <w:unhideWhenUsed/>
+    <w:rsid w:val="00F90F21"/>
+    <w:pPr>
+      <w:spacing w:after="100"/>
+      <w:ind w:left="520"/>
+    </w:pPr>
+  </w:style>
+  <w:style w:type="character" w:styleId="Hyperlink">
+    <w:name w:val="Hyperlink"/>
+    <w:basedOn w:val="DefaultParagraphFont"/>
+    <w:uiPriority w:val="99"/>
+    <w:unhideWhenUsed/>
+    <w:rsid w:val="00F90F21"/>
+    <w:rPr>
+      <w:color w:val="0000FF" w:themeColor="hyperlink"/>
+      <w:u w:val="single"/>
+    </w:rPr>
   </w:style>
 </w:styles>
 </file>
